--- a/Backend/Director_Disclosure/Output_Disclosures/2024-25/HM_AGRI_LOGISTICS_LIMITED/MBP-1/MBP1_ARVIND_MAHAJAN_10722161.docx
+++ b/Backend/Director_Disclosure/Output_Disclosures/2024-25/HM_AGRI_LOGISTICS_LIMITED/MBP-1/MBP1_ARVIND_MAHAJAN_10722161.docx
@@ -93,148 +93,13 @@
     </w:p>
     <w:p>
       <w:pPr>
-        <w:spacing w:before="0" w:after="0"/>
-        <w:jc w:val="left"/>
-      </w:pPr>
-      <w:r>
-        <w:rPr>
-          <w:rFonts w:ascii="Adani" w:hAnsi="Adani"/>
-          <w:b w:val="0"/>
-          <w:sz w:val="20"/>
-          <w:u w:val="none"/>
-        </w:rPr>
-        <w:t>ADANI AGRI LOGISTICS (GONDA) LIMITED</w:t>
-      </w:r>
-    </w:p>
-    <w:p>
-      <w:pPr>
-        <w:spacing w:before="0" w:after="0"/>
-        <w:jc w:val="left"/>
-      </w:pPr>
-      <w:r>
-        <w:rPr>
-          <w:rFonts w:ascii="Adani" w:hAnsi="Adani"/>
-          <w:b w:val="0"/>
-          <w:sz w:val="20"/>
-          <w:u w:val="none"/>
-        </w:rPr>
-        <w:t>PILLSTRONG INFRA PRIVATE LIMITED</w:t>
-      </w:r>
-    </w:p>
-    <w:p>
-      <w:pPr>
-        <w:spacing w:before="0" w:after="0"/>
-        <w:jc w:val="left"/>
-      </w:pPr>
-      <w:r>
-        <w:rPr>
-          <w:rFonts w:ascii="Adani" w:hAnsi="Adani"/>
-          <w:b w:val="0"/>
-          <w:sz w:val="20"/>
-          <w:u w:val="none"/>
-        </w:rPr>
-        <w:t>VAMI REALTECH PRIVATE LIMITED</w:t>
-      </w:r>
-    </w:p>
-    <w:p>
-      <w:pPr>
-        <w:spacing w:before="0" w:after="0"/>
-        <w:jc w:val="left"/>
-      </w:pPr>
-      <w:r>
-        <w:rPr>
-          <w:rFonts w:ascii="Adani" w:hAnsi="Adani"/>
-          <w:b w:val="0"/>
-          <w:sz w:val="20"/>
-          <w:u w:val="none"/>
-        </w:rPr>
-        <w:t>BU AGRI LOGISTICS LIMITED</w:t>
-      </w:r>
-    </w:p>
-    <w:p>
-      <w:pPr>
-        <w:spacing w:before="0" w:after="0"/>
-        <w:jc w:val="left"/>
-      </w:pPr>
-      <w:r>
-        <w:rPr>
-          <w:rFonts w:ascii="Adani" w:hAnsi="Adani"/>
-          <w:b w:val="0"/>
-          <w:sz w:val="20"/>
-          <w:u w:val="none"/>
-        </w:rPr>
-        <w:t>ADANI AGRI LOGISTICS (SANDILA) LIMITED</w:t>
-      </w:r>
-    </w:p>
-    <w:p>
-      <w:pPr>
-        <w:spacing w:before="0" w:after="0"/>
-        <w:jc w:val="left"/>
-      </w:pPr>
-      <w:r>
-        <w:rPr>
-          <w:rFonts w:ascii="Adani" w:hAnsi="Adani"/>
-          <w:b w:val="0"/>
-          <w:sz w:val="20"/>
-          <w:u w:val="none"/>
-        </w:rPr>
-        <w:t>ADANI AGRI LOGISTICS (DARBHANGA) LIMITED</w:t>
-      </w:r>
-    </w:p>
-    <w:p>
-      <w:pPr>
-        <w:spacing w:before="0" w:after="0"/>
-        <w:jc w:val="left"/>
-      </w:pPr>
-      <w:r>
-        <w:rPr>
-          <w:rFonts w:ascii="Adani" w:hAnsi="Adani"/>
-          <w:b w:val="0"/>
-          <w:sz w:val="20"/>
-          <w:u w:val="none"/>
-        </w:rPr>
-        <w:t>ADANI AGRI LOGISTICS (CHANDARI) LIMITED</w:t>
-      </w:r>
-    </w:p>
-    <w:p>
-      <w:pPr>
-        <w:spacing w:before="0" w:after="0"/>
-        <w:jc w:val="left"/>
-      </w:pPr>
-      <w:r>
-        <w:rPr>
-          <w:rFonts w:ascii="Adani" w:hAnsi="Adani"/>
-          <w:b w:val="0"/>
-          <w:sz w:val="20"/>
-          <w:u w:val="none"/>
-        </w:rPr>
-        <w:t>PU AGRI LOGISTICS LIMITED</w:t>
-      </w:r>
-    </w:p>
-    <w:p>
-      <w:pPr>
-        <w:spacing w:before="0" w:after="0"/>
-        <w:jc w:val="left"/>
-      </w:pPr>
-      <w:r>
-        <w:rPr>
-          <w:rFonts w:ascii="Adani" w:hAnsi="Adani"/>
-          <w:b w:val="0"/>
-          <w:sz w:val="20"/>
-          <w:u w:val="none"/>
-        </w:rPr>
-        <w:t>ADANI AGRI LOGISTICS KATIHAR TWO LIMITED</w:t>
-      </w:r>
-    </w:p>
-    <w:p>
-      <w:pPr>
         <w:spacing w:before="0" w:after="160"/>
         <w:jc w:val="left"/>
       </w:pPr>
       <w:r>
         <w:rPr>
           <w:rFonts w:ascii="Adani" w:hAnsi="Adani"/>
-          <w:b w:val="0"/>
+          <w:b/>
           <w:sz w:val="20"/>
           <w:u w:val="none"/>
         </w:rPr>
@@ -1092,7 +957,7 @@
                 <w:sz w:val="18"/>
                 <w:u w:val="none"/>
               </w:rPr>
-              <w:t>BU AGRI LOGISTICS LIMITED</w:t>
+              <w:t>HM AGRI LOGISTICS LIMITED</w:t>
             </w:r>
           </w:p>
         </w:tc>
@@ -1234,7 +1099,7 @@
                 <w:sz w:val="18"/>
                 <w:u w:val="none"/>
               </w:rPr>
-              <w:t>ADANI AGRI LOGISTICS (SANDILA) LIMITED</w:t>
+              <w:t>ADANI AGRI LOGISTICS KATIHAR TWO LIMITED</w:t>
             </w:r>
           </w:p>
         </w:tc>
@@ -1376,7 +1241,7 @@
                 <w:sz w:val="18"/>
                 <w:u w:val="none"/>
               </w:rPr>
-              <w:t>ADANI AGRI LOGISTICS (DARBHANGA) LIMITED</w:t>
+              <w:t>PU AGRI LOGISTICS LIMITED</w:t>
             </w:r>
           </w:p>
         </w:tc>
@@ -1518,7 +1383,7 @@
                 <w:sz w:val="18"/>
                 <w:u w:val="none"/>
               </w:rPr>
-              <w:t>ADANI AGRI LOGISTICS (CHANDARI) LIMITED</w:t>
+              <w:t>ADANI AGRI LOGISTICS (SANDILA) LIMITED</w:t>
             </w:r>
           </w:p>
         </w:tc>
@@ -1660,7 +1525,7 @@
                 <w:sz w:val="18"/>
                 <w:u w:val="none"/>
               </w:rPr>
-              <w:t>PU AGRI LOGISTICS LIMITED</w:t>
+              <w:t>ADANI AGRI LOGISTICS (DARBHANGA) LIMITED</w:t>
             </w:r>
           </w:p>
         </w:tc>
@@ -1802,7 +1667,7 @@
                 <w:sz w:val="18"/>
                 <w:u w:val="none"/>
               </w:rPr>
-              <w:t>ADANI AGRI LOGISTICS KATIHAR TWO LIMITED</w:t>
+              <w:t>ADANI AGRI LOGISTICS (CHANDARI) LIMITED</w:t>
             </w:r>
           </w:p>
         </w:tc>
@@ -1944,7 +1809,7 @@
                 <w:sz w:val="18"/>
                 <w:u w:val="none"/>
               </w:rPr>
-              <w:t>HM AGRI LOGISTICS LIMITED</w:t>
+              <w:t>BU AGRI LOGISTICS LIMITED</w:t>
             </w:r>
           </w:p>
         </w:tc>
@@ -2265,7 +2130,7 @@
                 <w:sz w:val="18"/>
                 <w:u w:val="none"/>
               </w:rPr>
-              <w:t>Date:   07th May, 2026</w:t>
+              <w:t>Date:   15th May, 2026</w:t>
             </w:r>
           </w:p>
         </w:tc>
@@ -2531,174 +2396,441 @@
         <w:t>:</w:t>
       </w:r>
     </w:p>
-    <w:p>
-      <w:pPr>
-        <w:pStyle w:val="ListNumber"/>
-        <w:spacing w:before="0" w:after="40"/>
-        <w:ind w:left="720"/>
-      </w:pPr>
-      <w:r>
-        <w:rPr>
-          <w:rFonts w:ascii="Adani" w:hAnsi="Adani"/>
-          <w:b w:val="0"/>
-          <w:sz w:val="20"/>
-          <w:u w:val="none"/>
-        </w:rPr>
-        <w:t>Father</w:t>
-        <w:tab/>
-        <w:tab/>
-        <w:t>:</w:t>
-        <w:tab/>
-        <w:t>NIL</w:t>
-      </w:r>
-    </w:p>
-    <w:p>
-      <w:pPr>
-        <w:pStyle w:val="ListNumber"/>
-        <w:spacing w:before="0" w:after="40"/>
-        <w:ind w:left="720"/>
-      </w:pPr>
-      <w:r>
-        <w:rPr>
-          <w:rFonts w:ascii="Adani" w:hAnsi="Adani"/>
-          <w:b w:val="0"/>
-          <w:sz w:val="20"/>
-          <w:u w:val="none"/>
-        </w:rPr>
-        <w:t>Mother</w:t>
-        <w:tab/>
-        <w:tab/>
-        <w:t>:</w:t>
-        <w:tab/>
-        <w:t>NIL</w:t>
-      </w:r>
-    </w:p>
-    <w:p>
-      <w:pPr>
-        <w:pStyle w:val="ListNumber"/>
-        <w:spacing w:before="0" w:after="40"/>
-        <w:ind w:left="720"/>
-      </w:pPr>
-      <w:r>
-        <w:rPr>
-          <w:rFonts w:ascii="Adani" w:hAnsi="Adani"/>
-          <w:b w:val="0"/>
-          <w:sz w:val="20"/>
-          <w:u w:val="none"/>
-        </w:rPr>
-        <w:t>Son</w:t>
-        <w:tab/>
-        <w:tab/>
-        <w:t>:</w:t>
-        <w:tab/>
-        <w:t>NIL</w:t>
-      </w:r>
-    </w:p>
-    <w:p>
-      <w:pPr>
-        <w:pStyle w:val="ListNumber"/>
-        <w:spacing w:before="0" w:after="40"/>
-        <w:ind w:left="720"/>
-      </w:pPr>
-      <w:r>
-        <w:rPr>
-          <w:rFonts w:ascii="Adani" w:hAnsi="Adani"/>
-          <w:b w:val="0"/>
-          <w:sz w:val="20"/>
-          <w:u w:val="none"/>
-        </w:rPr>
-        <w:t>Son's Wife</w:t>
-        <w:tab/>
-        <w:tab/>
-        <w:t>:</w:t>
-        <w:tab/>
-        <w:t>NIL</w:t>
-      </w:r>
-    </w:p>
-    <w:p>
-      <w:pPr>
-        <w:pStyle w:val="ListNumber"/>
-        <w:spacing w:before="0" w:after="40"/>
-        <w:ind w:left="720"/>
-      </w:pPr>
-      <w:r>
-        <w:rPr>
-          <w:rFonts w:ascii="Adani" w:hAnsi="Adani"/>
-          <w:b w:val="0"/>
-          <w:sz w:val="20"/>
-          <w:u w:val="none"/>
-        </w:rPr>
-        <w:t>Daughter</w:t>
-        <w:tab/>
-        <w:tab/>
-        <w:t>:</w:t>
-        <w:tab/>
-        <w:t>NIL</w:t>
-      </w:r>
-    </w:p>
-    <w:p>
-      <w:pPr>
-        <w:pStyle w:val="ListNumber"/>
-        <w:spacing w:before="0" w:after="40"/>
-        <w:ind w:left="720"/>
-      </w:pPr>
-      <w:r>
-        <w:rPr>
-          <w:rFonts w:ascii="Adani" w:hAnsi="Adani"/>
-          <w:b w:val="0"/>
-          <w:sz w:val="20"/>
-          <w:u w:val="none"/>
-        </w:rPr>
-        <w:t>Daughter's Husband</w:t>
-        <w:tab/>
-        <w:tab/>
-        <w:t>:</w:t>
-        <w:tab/>
-        <w:t>NIL</w:t>
-      </w:r>
-    </w:p>
-    <w:p>
-      <w:pPr>
-        <w:pStyle w:val="ListNumber"/>
-        <w:spacing w:before="0" w:after="40"/>
-        <w:ind w:left="720"/>
-      </w:pPr>
-      <w:r>
-        <w:rPr>
-          <w:rFonts w:ascii="Adani" w:hAnsi="Adani"/>
-          <w:b w:val="0"/>
-          <w:sz w:val="20"/>
-          <w:u w:val="none"/>
-        </w:rPr>
-        <w:t>Brother</w:t>
-        <w:tab/>
-        <w:tab/>
-        <w:t>:</w:t>
-        <w:tab/>
-        <w:t>NIL</w:t>
-      </w:r>
-    </w:p>
-    <w:p>
-      <w:pPr>
-        <w:pStyle w:val="ListNumber"/>
-        <w:spacing w:before="0" w:after="40"/>
-        <w:ind w:left="720"/>
-      </w:pPr>
-      <w:r>
-        <w:rPr>
-          <w:rFonts w:ascii="Adani" w:hAnsi="Adani"/>
-          <w:b w:val="0"/>
-          <w:sz w:val="20"/>
-          <w:u w:val="none"/>
-        </w:rPr>
-        <w:t>Sister</w:t>
-        <w:tab/>
-        <w:tab/>
-        <w:t>:</w:t>
-        <w:tab/>
-        <w:t>NIL</w:t>
-      </w:r>
-    </w:p>
+    <w:tbl>
+      <w:tblPr>
+        <w:tblW w:type="auto" w:w="0"/>
+        <w:jc w:val="left"/>
+        <w:tblLook w:firstColumn="1" w:firstRow="1" w:lastColumn="0" w:lastRow="0" w:noHBand="0" w:noVBand="1" w:val="04A0"/>
+      </w:tblPr>
+      <w:tblGrid>
+        <w:gridCol w:w="4536"/>
+        <w:gridCol w:w="4536"/>
+      </w:tblGrid>
+      <w:tr>
+        <w:tc>
+          <w:tcPr>
+            <w:tcW w:type="dxa" w:w="4536"/>
+            <w:tcBorders>
+              <w:top w:val="none"/>
+              <w:bottom w:val="none"/>
+              <w:left w:val="none"/>
+              <w:right w:val="none"/>
+            </w:tcBorders>
+          </w:tcPr>
+          <w:p>
+            <w:pPr>
+              <w:ind w:left="720"/>
+            </w:pPr>
+            <w:r>
+              <w:rPr>
+                <w:rFonts w:ascii="Adani" w:hAnsi="Adani"/>
+                <w:b w:val="0"/>
+                <w:sz w:val="20"/>
+                <w:u w:val="none"/>
+              </w:rPr>
+              <w:t>1.</w:t>
+              <w:tab/>
+              <w:t>Father</w:t>
+              <w:tab/>
+              <w:t>:</w:t>
+            </w:r>
+          </w:p>
+        </w:tc>
+        <w:tc>
+          <w:tcPr>
+            <w:tcW w:type="dxa" w:w="4536"/>
+            <w:tcBorders>
+              <w:top w:val="none"/>
+              <w:bottom w:val="none"/>
+              <w:left w:val="none"/>
+              <w:right w:val="none"/>
+            </w:tcBorders>
+          </w:tcPr>
+          <w:p>
+            <w:r>
+              <w:rPr>
+                <w:rFonts w:ascii="Adani" w:hAnsi="Adani"/>
+                <w:b w:val="0"/>
+                <w:sz w:val="20"/>
+                <w:u w:val="none"/>
+              </w:rPr>
+              <w:t>NIL</w:t>
+            </w:r>
+          </w:p>
+        </w:tc>
+      </w:tr>
+      <w:tr>
+        <w:tc>
+          <w:tcPr>
+            <w:tcW w:type="dxa" w:w="4536"/>
+            <w:tcBorders>
+              <w:top w:val="none"/>
+              <w:bottom w:val="none"/>
+              <w:left w:val="none"/>
+              <w:right w:val="none"/>
+            </w:tcBorders>
+          </w:tcPr>
+          <w:p>
+            <w:pPr>
+              <w:ind w:left="720"/>
+            </w:pPr>
+            <w:r>
+              <w:rPr>
+                <w:rFonts w:ascii="Adani" w:hAnsi="Adani"/>
+                <w:b w:val="0"/>
+                <w:sz w:val="20"/>
+                <w:u w:val="none"/>
+              </w:rPr>
+              <w:t>2.</w:t>
+              <w:tab/>
+              <w:t>Mother</w:t>
+              <w:tab/>
+              <w:t>:</w:t>
+            </w:r>
+          </w:p>
+        </w:tc>
+        <w:tc>
+          <w:tcPr>
+            <w:tcW w:type="dxa" w:w="4536"/>
+            <w:tcBorders>
+              <w:top w:val="none"/>
+              <w:bottom w:val="none"/>
+              <w:left w:val="none"/>
+              <w:right w:val="none"/>
+            </w:tcBorders>
+          </w:tcPr>
+          <w:p>
+            <w:r>
+              <w:rPr>
+                <w:rFonts w:ascii="Adani" w:hAnsi="Adani"/>
+                <w:b w:val="0"/>
+                <w:sz w:val="20"/>
+                <w:u w:val="none"/>
+              </w:rPr>
+              <w:t>NIL</w:t>
+            </w:r>
+          </w:p>
+        </w:tc>
+      </w:tr>
+      <w:tr>
+        <w:tc>
+          <w:tcPr>
+            <w:tcW w:type="dxa" w:w="4536"/>
+            <w:tcBorders>
+              <w:top w:val="none"/>
+              <w:bottom w:val="none"/>
+              <w:left w:val="none"/>
+              <w:right w:val="none"/>
+            </w:tcBorders>
+          </w:tcPr>
+          <w:p>
+            <w:pPr>
+              <w:ind w:left="720"/>
+            </w:pPr>
+            <w:r>
+              <w:rPr>
+                <w:rFonts w:ascii="Adani" w:hAnsi="Adani"/>
+                <w:b w:val="0"/>
+                <w:sz w:val="20"/>
+                <w:u w:val="none"/>
+              </w:rPr>
+              <w:t>3.</w:t>
+              <w:tab/>
+              <w:t>Son</w:t>
+              <w:tab/>
+              <w:t>:</w:t>
+            </w:r>
+          </w:p>
+        </w:tc>
+        <w:tc>
+          <w:tcPr>
+            <w:tcW w:type="dxa" w:w="4536"/>
+            <w:tcBorders>
+              <w:top w:val="none"/>
+              <w:bottom w:val="none"/>
+              <w:left w:val="none"/>
+              <w:right w:val="none"/>
+            </w:tcBorders>
+          </w:tcPr>
+          <w:p>
+            <w:r>
+              <w:rPr>
+                <w:rFonts w:ascii="Adani" w:hAnsi="Adani"/>
+                <w:b w:val="0"/>
+                <w:sz w:val="20"/>
+                <w:u w:val="none"/>
+              </w:rPr>
+              <w:t>NIL</w:t>
+            </w:r>
+          </w:p>
+        </w:tc>
+      </w:tr>
+      <w:tr>
+        <w:tc>
+          <w:tcPr>
+            <w:tcW w:type="dxa" w:w="4536"/>
+            <w:tcBorders>
+              <w:top w:val="none"/>
+              <w:bottom w:val="none"/>
+              <w:left w:val="none"/>
+              <w:right w:val="none"/>
+            </w:tcBorders>
+          </w:tcPr>
+          <w:p>
+            <w:pPr>
+              <w:ind w:left="720"/>
+            </w:pPr>
+            <w:r>
+              <w:rPr>
+                <w:rFonts w:ascii="Adani" w:hAnsi="Adani"/>
+                <w:b w:val="0"/>
+                <w:sz w:val="20"/>
+                <w:u w:val="none"/>
+              </w:rPr>
+              <w:t>4.</w:t>
+              <w:tab/>
+              <w:t>Son's Wife</w:t>
+              <w:tab/>
+              <w:t>:</w:t>
+            </w:r>
+          </w:p>
+        </w:tc>
+        <w:tc>
+          <w:tcPr>
+            <w:tcW w:type="dxa" w:w="4536"/>
+            <w:tcBorders>
+              <w:top w:val="none"/>
+              <w:bottom w:val="none"/>
+              <w:left w:val="none"/>
+              <w:right w:val="none"/>
+            </w:tcBorders>
+          </w:tcPr>
+          <w:p>
+            <w:r>
+              <w:rPr>
+                <w:rFonts w:ascii="Adani" w:hAnsi="Adani"/>
+                <w:b w:val="0"/>
+                <w:sz w:val="20"/>
+                <w:u w:val="none"/>
+              </w:rPr>
+              <w:t>NIL</w:t>
+            </w:r>
+          </w:p>
+        </w:tc>
+      </w:tr>
+      <w:tr>
+        <w:tc>
+          <w:tcPr>
+            <w:tcW w:type="dxa" w:w="4536"/>
+            <w:tcBorders>
+              <w:top w:val="none"/>
+              <w:bottom w:val="none"/>
+              <w:left w:val="none"/>
+              <w:right w:val="none"/>
+            </w:tcBorders>
+          </w:tcPr>
+          <w:p>
+            <w:pPr>
+              <w:ind w:left="720"/>
+            </w:pPr>
+            <w:r>
+              <w:rPr>
+                <w:rFonts w:ascii="Adani" w:hAnsi="Adani"/>
+                <w:b w:val="0"/>
+                <w:sz w:val="20"/>
+                <w:u w:val="none"/>
+              </w:rPr>
+              <w:t>5.</w:t>
+              <w:tab/>
+              <w:t>Daughter</w:t>
+              <w:tab/>
+              <w:t>:</w:t>
+            </w:r>
+          </w:p>
+        </w:tc>
+        <w:tc>
+          <w:tcPr>
+            <w:tcW w:type="dxa" w:w="4536"/>
+            <w:tcBorders>
+              <w:top w:val="none"/>
+              <w:bottom w:val="none"/>
+              <w:left w:val="none"/>
+              <w:right w:val="none"/>
+            </w:tcBorders>
+          </w:tcPr>
+          <w:p>
+            <w:r>
+              <w:rPr>
+                <w:rFonts w:ascii="Adani" w:hAnsi="Adani"/>
+                <w:b w:val="0"/>
+                <w:sz w:val="20"/>
+                <w:u w:val="none"/>
+              </w:rPr>
+              <w:t>NIL</w:t>
+            </w:r>
+          </w:p>
+        </w:tc>
+      </w:tr>
+      <w:tr>
+        <w:tc>
+          <w:tcPr>
+            <w:tcW w:type="dxa" w:w="4536"/>
+            <w:tcBorders>
+              <w:top w:val="none"/>
+              <w:bottom w:val="none"/>
+              <w:left w:val="none"/>
+              <w:right w:val="none"/>
+            </w:tcBorders>
+          </w:tcPr>
+          <w:p>
+            <w:pPr>
+              <w:ind w:left="720"/>
+            </w:pPr>
+            <w:r>
+              <w:rPr>
+                <w:rFonts w:ascii="Adani" w:hAnsi="Adani"/>
+                <w:b w:val="0"/>
+                <w:sz w:val="20"/>
+                <w:u w:val="none"/>
+              </w:rPr>
+              <w:t>6.</w:t>
+              <w:tab/>
+              <w:t>Daughter's Husband</w:t>
+              <w:tab/>
+              <w:t>:</w:t>
+            </w:r>
+          </w:p>
+        </w:tc>
+        <w:tc>
+          <w:tcPr>
+            <w:tcW w:type="dxa" w:w="4536"/>
+            <w:tcBorders>
+              <w:top w:val="none"/>
+              <w:bottom w:val="none"/>
+              <w:left w:val="none"/>
+              <w:right w:val="none"/>
+            </w:tcBorders>
+          </w:tcPr>
+          <w:p>
+            <w:r>
+              <w:rPr>
+                <w:rFonts w:ascii="Adani" w:hAnsi="Adani"/>
+                <w:b w:val="0"/>
+                <w:sz w:val="20"/>
+                <w:u w:val="none"/>
+              </w:rPr>
+              <w:t>NIL</w:t>
+            </w:r>
+          </w:p>
+        </w:tc>
+      </w:tr>
+      <w:tr>
+        <w:tc>
+          <w:tcPr>
+            <w:tcW w:type="dxa" w:w="4536"/>
+            <w:tcBorders>
+              <w:top w:val="none"/>
+              <w:bottom w:val="none"/>
+              <w:left w:val="none"/>
+              <w:right w:val="none"/>
+            </w:tcBorders>
+          </w:tcPr>
+          <w:p>
+            <w:pPr>
+              <w:ind w:left="720"/>
+            </w:pPr>
+            <w:r>
+              <w:rPr>
+                <w:rFonts w:ascii="Adani" w:hAnsi="Adani"/>
+                <w:b w:val="0"/>
+                <w:sz w:val="20"/>
+                <w:u w:val="none"/>
+              </w:rPr>
+              <w:t>7.</w:t>
+              <w:tab/>
+              <w:t>Brother</w:t>
+              <w:tab/>
+              <w:t>:</w:t>
+            </w:r>
+          </w:p>
+        </w:tc>
+        <w:tc>
+          <w:tcPr>
+            <w:tcW w:type="dxa" w:w="4536"/>
+            <w:tcBorders>
+              <w:top w:val="none"/>
+              <w:bottom w:val="none"/>
+              <w:left w:val="none"/>
+              <w:right w:val="none"/>
+            </w:tcBorders>
+          </w:tcPr>
+          <w:p>
+            <w:r>
+              <w:rPr>
+                <w:rFonts w:ascii="Adani" w:hAnsi="Adani"/>
+                <w:b w:val="0"/>
+                <w:sz w:val="20"/>
+                <w:u w:val="none"/>
+              </w:rPr>
+              <w:t>NIL</w:t>
+            </w:r>
+          </w:p>
+        </w:tc>
+      </w:tr>
+      <w:tr>
+        <w:tc>
+          <w:tcPr>
+            <w:tcW w:type="dxa" w:w="4536"/>
+            <w:tcBorders>
+              <w:top w:val="none"/>
+              <w:bottom w:val="none"/>
+              <w:left w:val="none"/>
+              <w:right w:val="none"/>
+            </w:tcBorders>
+          </w:tcPr>
+          <w:p>
+            <w:pPr>
+              <w:ind w:left="720"/>
+            </w:pPr>
+            <w:r>
+              <w:rPr>
+                <w:rFonts w:ascii="Adani" w:hAnsi="Adani"/>
+                <w:b w:val="0"/>
+                <w:sz w:val="20"/>
+                <w:u w:val="none"/>
+              </w:rPr>
+              <w:t>8.</w:t>
+              <w:tab/>
+              <w:t>Sister</w:t>
+              <w:tab/>
+              <w:t>:</w:t>
+            </w:r>
+          </w:p>
+        </w:tc>
+        <w:tc>
+          <w:tcPr>
+            <w:tcW w:type="dxa" w:w="4536"/>
+            <w:tcBorders>
+              <w:top w:val="none"/>
+              <w:bottom w:val="none"/>
+              <w:left w:val="none"/>
+              <w:right w:val="none"/>
+            </w:tcBorders>
+          </w:tcPr>
+          <w:p>
+            <w:r>
+              <w:rPr>
+                <w:rFonts w:ascii="Adani" w:hAnsi="Adani"/>
+                <w:b w:val="0"/>
+                <w:sz w:val="20"/>
+                <w:u w:val="none"/>
+              </w:rPr>
+              <w:t>NIL</w:t>
+            </w:r>
+          </w:p>
+        </w:tc>
+      </w:tr>
+    </w:tbl>
     <w:p/>
     <w:p>
       <w:pPr>
@@ -3035,7 +3167,7 @@
                 <w:sz w:val="18"/>
                 <w:u w:val="none"/>
               </w:rPr>
-              <w:t>Date:   07th May, 2026</w:t>
+              <w:t>Date:   15th May, 2026</w:t>
             </w:r>
           </w:p>
         </w:tc>
@@ -3196,7 +3328,7 @@
           <w:sz w:val="20"/>
           <w:u w:val="none"/>
         </w:rPr>
-        <w:t>07th May, 2026</w:t>
+        <w:t>15th May, 2026</w:t>
       </w:r>
     </w:p>
     <w:p>
@@ -3286,7 +3418,37 @@
           <w:sz w:val="20"/>
           <w:u w:val="none"/>
         </w:rPr>
-        <w:t>BU AGRI LOGISTICS LIMITED</w:t>
+        <w:t>HM AGRI LOGISTICS LIMITED</w:t>
+      </w:r>
+    </w:p>
+    <w:p>
+      <w:pPr>
+        <w:spacing w:before="0" w:after="20"/>
+        <w:jc w:val="left"/>
+      </w:pPr>
+      <w:r>
+        <w:rPr>
+          <w:rFonts w:ascii="Adani" w:hAnsi="Adani"/>
+          <w:b/>
+          <w:sz w:val="20"/>
+          <w:u w:val="none"/>
+        </w:rPr>
+        <w:t>ADANI AGRI LOGISTICS KATIHAR TWO LIMITED</w:t>
+      </w:r>
+    </w:p>
+    <w:p>
+      <w:pPr>
+        <w:spacing w:before="0" w:after="20"/>
+        <w:jc w:val="left"/>
+      </w:pPr>
+      <w:r>
+        <w:rPr>
+          <w:rFonts w:ascii="Adani" w:hAnsi="Adani"/>
+          <w:b/>
+          <w:sz w:val="20"/>
+          <w:u w:val="none"/>
+        </w:rPr>
+        <w:t>PU AGRI LOGISTICS LIMITED</w:t>
       </w:r>
     </w:p>
     <w:p>
@@ -3346,37 +3508,7 @@
           <w:sz w:val="20"/>
           <w:u w:val="none"/>
         </w:rPr>
-        <w:t>PU AGRI LOGISTICS LIMITED</w:t>
-      </w:r>
-    </w:p>
-    <w:p>
-      <w:pPr>
-        <w:spacing w:before="0" w:after="20"/>
-        <w:jc w:val="left"/>
-      </w:pPr>
-      <w:r>
-        <w:rPr>
-          <w:rFonts w:ascii="Adani" w:hAnsi="Adani"/>
-          <w:b/>
-          <w:sz w:val="20"/>
-          <w:u w:val="none"/>
-        </w:rPr>
-        <w:t>ADANI AGRI LOGISTICS KATIHAR TWO LIMITED</w:t>
-      </w:r>
-    </w:p>
-    <w:p>
-      <w:pPr>
-        <w:spacing w:before="0" w:after="20"/>
-        <w:jc w:val="left"/>
-      </w:pPr>
-      <w:r>
-        <w:rPr>
-          <w:rFonts w:ascii="Adani" w:hAnsi="Adani"/>
-          <w:b/>
-          <w:sz w:val="20"/>
-          <w:u w:val="none"/>
-        </w:rPr>
-        <w:t>HM AGRI LOGISTICS LIMITED</w:t>
+        <w:t>BU AGRI LOGISTICS LIMITED</w:t>
       </w:r>
     </w:p>
     <w:p/>
@@ -3452,7 +3584,37 @@
           <w:sz w:val="20"/>
           <w:u w:val="none"/>
         </w:rPr>
-        <w:t>BU AGRI LOGISTICS LIMITED</w:t>
+        <w:t>HM AGRI LOGISTICS LIMITED</w:t>
+      </w:r>
+    </w:p>
+    <w:p>
+      <w:pPr>
+        <w:spacing w:before="0" w:after="20"/>
+        <w:jc w:val="left"/>
+      </w:pPr>
+      <w:r>
+        <w:rPr>
+          <w:rFonts w:ascii="Adani" w:hAnsi="Adani"/>
+          <w:b w:val="0"/>
+          <w:sz w:val="20"/>
+          <w:u w:val="none"/>
+        </w:rPr>
+        <w:t>ADANI AGRI LOGISTICS KATIHAR TWO LIMITED</w:t>
+      </w:r>
+    </w:p>
+    <w:p>
+      <w:pPr>
+        <w:spacing w:before="0" w:after="20"/>
+        <w:jc w:val="left"/>
+      </w:pPr>
+      <w:r>
+        <w:rPr>
+          <w:rFonts w:ascii="Adani" w:hAnsi="Adani"/>
+          <w:b w:val="0"/>
+          <w:sz w:val="20"/>
+          <w:u w:val="none"/>
+        </w:rPr>
+        <w:t>PU AGRI LOGISTICS LIMITED</w:t>
       </w:r>
     </w:p>
     <w:p>
@@ -3512,37 +3674,7 @@
           <w:sz w:val="20"/>
           <w:u w:val="none"/>
         </w:rPr>
-        <w:t>PU AGRI LOGISTICS LIMITED</w:t>
-      </w:r>
-    </w:p>
-    <w:p>
-      <w:pPr>
-        <w:spacing w:before="0" w:after="20"/>
-        <w:jc w:val="left"/>
-      </w:pPr>
-      <w:r>
-        <w:rPr>
-          <w:rFonts w:ascii="Adani" w:hAnsi="Adani"/>
-          <w:b w:val="0"/>
-          <w:sz w:val="20"/>
-          <w:u w:val="none"/>
-        </w:rPr>
-        <w:t>ADANI AGRI LOGISTICS KATIHAR TWO LIMITED</w:t>
-      </w:r>
-    </w:p>
-    <w:p>
-      <w:pPr>
-        <w:spacing w:before="0" w:after="20"/>
-        <w:jc w:val="left"/>
-      </w:pPr>
-      <w:r>
-        <w:rPr>
-          <w:rFonts w:ascii="Adani" w:hAnsi="Adani"/>
-          <w:b w:val="0"/>
-          <w:sz w:val="20"/>
-          <w:u w:val="none"/>
-        </w:rPr>
-        <w:t>HM AGRI LOGISTICS LIMITED</w:t>
+        <w:t>BU AGRI LOGISTICS LIMITED</w:t>
       </w:r>
     </w:p>
     <w:p/>
@@ -5009,7 +5141,7 @@
                 <w:sz w:val="18"/>
                 <w:u w:val="none"/>
               </w:rPr>
-              <w:t>U52102GJ2023PLC139054</w:t>
+              <w:t>U52102GJ2023PLC138915</w:t>
             </w:r>
           </w:p>
         </w:tc>
@@ -5037,7 +5169,235 @@
                 <w:sz w:val="18"/>
                 <w:u w:val="none"/>
               </w:rPr>
-              <w:t>BU AGRI LOGISTICS LIMITED</w:t>
+              <w:t>HM AGRI LOGISTICS LIMITED</w:t>
+            </w:r>
+          </w:p>
+        </w:tc>
+        <w:tc>
+          <w:tcPr>
+            <w:tcW w:type="dxa" w:w="1587"/>
+            <w:shd w:val="clear" w:color="auto" w:fill="FFFFFF"/>
+            <w:tcBorders>
+              <w:top w:val="single" w:sz="4" w:space="0" w:color="000000"/>
+              <w:left w:val="single" w:sz="4" w:space="0" w:color="000000"/>
+              <w:bottom w:val="single" w:sz="4" w:space="0" w:color="000000"/>
+              <w:right w:val="single" w:sz="4" w:space="0" w:color="000000"/>
+            </w:tcBorders>
+            <w:vAlign w:val="center"/>
+          </w:tcPr>
+          <w:p>
+            <w:pPr>
+              <w:spacing w:before="40" w:after="40"/>
+              <w:jc w:val="left"/>
+            </w:pPr>
+            <w:r>
+              <w:rPr>
+                <w:rFonts w:ascii="Adani" w:hAnsi="Adani"/>
+                <w:b w:val="0"/>
+                <w:sz w:val="18"/>
+                <w:u w:val="none"/>
+              </w:rPr>
+              <w:t>Additional Director</w:t>
+            </w:r>
+          </w:p>
+        </w:tc>
+        <w:tc>
+          <w:tcPr>
+            <w:tcW w:type="dxa" w:w="1304"/>
+            <w:shd w:val="clear" w:color="auto" w:fill="FFFFFF"/>
+            <w:tcBorders>
+              <w:top w:val="single" w:sz="4" w:space="0" w:color="000000"/>
+              <w:left w:val="single" w:sz="4" w:space="0" w:color="000000"/>
+              <w:bottom w:val="single" w:sz="4" w:space="0" w:color="000000"/>
+              <w:right w:val="single" w:sz="4" w:space="0" w:color="000000"/>
+            </w:tcBorders>
+            <w:vAlign w:val="center"/>
+          </w:tcPr>
+          <w:p>
+            <w:pPr>
+              <w:spacing w:before="40" w:after="40"/>
+              <w:jc w:val="left"/>
+            </w:pPr>
+            <w:r>
+              <w:rPr>
+                <w:rFonts w:ascii="Adani" w:hAnsi="Adani"/>
+                <w:b w:val="0"/>
+                <w:sz w:val="18"/>
+                <w:u w:val="none"/>
+              </w:rPr>
+              <w:t>31/07/2024</w:t>
+            </w:r>
+          </w:p>
+        </w:tc>
+      </w:tr>
+      <w:tr>
+        <w:tc>
+          <w:tcPr>
+            <w:tcW w:type="dxa" w:w="2268"/>
+            <w:shd w:val="clear" w:color="auto" w:fill="FFFFFF"/>
+            <w:tcBorders>
+              <w:top w:val="single" w:sz="4" w:space="0" w:color="000000"/>
+              <w:left w:val="single" w:sz="4" w:space="0" w:color="000000"/>
+              <w:bottom w:val="single" w:sz="4" w:space="0" w:color="000000"/>
+              <w:right w:val="single" w:sz="4" w:space="0" w:color="000000"/>
+            </w:tcBorders>
+            <w:vAlign w:val="center"/>
+          </w:tcPr>
+          <w:p>
+            <w:pPr>
+              <w:spacing w:before="40" w:after="40"/>
+              <w:jc w:val="left"/>
+            </w:pPr>
+            <w:r>
+              <w:rPr>
+                <w:rFonts w:ascii="Adani" w:hAnsi="Adani"/>
+                <w:b w:val="0"/>
+                <w:sz w:val="18"/>
+                <w:u w:val="none"/>
+              </w:rPr>
+              <w:t>U45309GJ2022PLC136865</w:t>
+            </w:r>
+          </w:p>
+        </w:tc>
+        <w:tc>
+          <w:tcPr>
+            <w:tcW w:type="dxa" w:w="4252"/>
+            <w:shd w:val="clear" w:color="auto" w:fill="FFFFFF"/>
+            <w:tcBorders>
+              <w:top w:val="single" w:sz="4" w:space="0" w:color="000000"/>
+              <w:left w:val="single" w:sz="4" w:space="0" w:color="000000"/>
+              <w:bottom w:val="single" w:sz="4" w:space="0" w:color="000000"/>
+              <w:right w:val="single" w:sz="4" w:space="0" w:color="000000"/>
+            </w:tcBorders>
+            <w:vAlign w:val="center"/>
+          </w:tcPr>
+          <w:p>
+            <w:pPr>
+              <w:spacing w:before="40" w:after="40"/>
+              <w:jc w:val="left"/>
+            </w:pPr>
+            <w:r>
+              <w:rPr>
+                <w:rFonts w:ascii="Adani" w:hAnsi="Adani"/>
+                <w:b w:val="0"/>
+                <w:sz w:val="18"/>
+                <w:u w:val="none"/>
+              </w:rPr>
+              <w:t>ADANI AGRI LOGISTICS KATIHAR TWO LIMITED</w:t>
+            </w:r>
+          </w:p>
+        </w:tc>
+        <w:tc>
+          <w:tcPr>
+            <w:tcW w:type="dxa" w:w="1587"/>
+            <w:shd w:val="clear" w:color="auto" w:fill="FFFFFF"/>
+            <w:tcBorders>
+              <w:top w:val="single" w:sz="4" w:space="0" w:color="000000"/>
+              <w:left w:val="single" w:sz="4" w:space="0" w:color="000000"/>
+              <w:bottom w:val="single" w:sz="4" w:space="0" w:color="000000"/>
+              <w:right w:val="single" w:sz="4" w:space="0" w:color="000000"/>
+            </w:tcBorders>
+            <w:vAlign w:val="center"/>
+          </w:tcPr>
+          <w:p>
+            <w:pPr>
+              <w:spacing w:before="40" w:after="40"/>
+              <w:jc w:val="left"/>
+            </w:pPr>
+            <w:r>
+              <w:rPr>
+                <w:rFonts w:ascii="Adani" w:hAnsi="Adani"/>
+                <w:b w:val="0"/>
+                <w:sz w:val="18"/>
+                <w:u w:val="none"/>
+              </w:rPr>
+              <w:t>Additional Director</w:t>
+            </w:r>
+          </w:p>
+        </w:tc>
+        <w:tc>
+          <w:tcPr>
+            <w:tcW w:type="dxa" w:w="1304"/>
+            <w:shd w:val="clear" w:color="auto" w:fill="FFFFFF"/>
+            <w:tcBorders>
+              <w:top w:val="single" w:sz="4" w:space="0" w:color="000000"/>
+              <w:left w:val="single" w:sz="4" w:space="0" w:color="000000"/>
+              <w:bottom w:val="single" w:sz="4" w:space="0" w:color="000000"/>
+              <w:right w:val="single" w:sz="4" w:space="0" w:color="000000"/>
+            </w:tcBorders>
+            <w:vAlign w:val="center"/>
+          </w:tcPr>
+          <w:p>
+            <w:pPr>
+              <w:spacing w:before="40" w:after="40"/>
+              <w:jc w:val="left"/>
+            </w:pPr>
+            <w:r>
+              <w:rPr>
+                <w:rFonts w:ascii="Adani" w:hAnsi="Adani"/>
+                <w:b w:val="0"/>
+                <w:sz w:val="18"/>
+                <w:u w:val="none"/>
+              </w:rPr>
+              <w:t>31/07/2024</w:t>
+            </w:r>
+          </w:p>
+        </w:tc>
+      </w:tr>
+      <w:tr>
+        <w:tc>
+          <w:tcPr>
+            <w:tcW w:type="dxa" w:w="2268"/>
+            <w:shd w:val="clear" w:color="auto" w:fill="FFFFFF"/>
+            <w:tcBorders>
+              <w:top w:val="single" w:sz="4" w:space="0" w:color="000000"/>
+              <w:left w:val="single" w:sz="4" w:space="0" w:color="000000"/>
+              <w:bottom w:val="single" w:sz="4" w:space="0" w:color="000000"/>
+              <w:right w:val="single" w:sz="4" w:space="0" w:color="000000"/>
+            </w:tcBorders>
+            <w:vAlign w:val="center"/>
+          </w:tcPr>
+          <w:p>
+            <w:pPr>
+              <w:spacing w:before="40" w:after="40"/>
+              <w:jc w:val="left"/>
+            </w:pPr>
+            <w:r>
+              <w:rPr>
+                <w:rFonts w:ascii="Adani" w:hAnsi="Adani"/>
+                <w:b w:val="0"/>
+                <w:sz w:val="18"/>
+                <w:u w:val="none"/>
+              </w:rPr>
+              <w:t>U52102GJ2023PLC138863</w:t>
+            </w:r>
+          </w:p>
+        </w:tc>
+        <w:tc>
+          <w:tcPr>
+            <w:tcW w:type="dxa" w:w="4252"/>
+            <w:shd w:val="clear" w:color="auto" w:fill="FFFFFF"/>
+            <w:tcBorders>
+              <w:top w:val="single" w:sz="4" w:space="0" w:color="000000"/>
+              <w:left w:val="single" w:sz="4" w:space="0" w:color="000000"/>
+              <w:bottom w:val="single" w:sz="4" w:space="0" w:color="000000"/>
+              <w:right w:val="single" w:sz="4" w:space="0" w:color="000000"/>
+            </w:tcBorders>
+            <w:vAlign w:val="center"/>
+          </w:tcPr>
+          <w:p>
+            <w:pPr>
+              <w:spacing w:before="40" w:after="40"/>
+              <w:jc w:val="left"/>
+            </w:pPr>
+            <w:r>
+              <w:rPr>
+                <w:rFonts w:ascii="Adani" w:hAnsi="Adani"/>
+                <w:b w:val="0"/>
+                <w:sz w:val="18"/>
+                <w:u w:val="none"/>
+              </w:rPr>
+              <w:t>PU AGRI LOGISTICS LIMITED</w:t>
             </w:r>
           </w:p>
         </w:tc>
@@ -5465,7 +5825,7 @@
                 <w:sz w:val="18"/>
                 <w:u w:val="none"/>
               </w:rPr>
-              <w:t>U52102GJ2023PLC138863</w:t>
+              <w:t>U52102GJ2023PLC139054</w:t>
             </w:r>
           </w:p>
         </w:tc>
@@ -5493,235 +5853,7 @@
                 <w:sz w:val="18"/>
                 <w:u w:val="none"/>
               </w:rPr>
-              <w:t>PU AGRI LOGISTICS LIMITED</w:t>
-            </w:r>
-          </w:p>
-        </w:tc>
-        <w:tc>
-          <w:tcPr>
-            <w:tcW w:type="dxa" w:w="1587"/>
-            <w:shd w:val="clear" w:color="auto" w:fill="FFFFFF"/>
-            <w:tcBorders>
-              <w:top w:val="single" w:sz="4" w:space="0" w:color="000000"/>
-              <w:left w:val="single" w:sz="4" w:space="0" w:color="000000"/>
-              <w:bottom w:val="single" w:sz="4" w:space="0" w:color="000000"/>
-              <w:right w:val="single" w:sz="4" w:space="0" w:color="000000"/>
-            </w:tcBorders>
-            <w:vAlign w:val="center"/>
-          </w:tcPr>
-          <w:p>
-            <w:pPr>
-              <w:spacing w:before="40" w:after="40"/>
-              <w:jc w:val="left"/>
-            </w:pPr>
-            <w:r>
-              <w:rPr>
-                <w:rFonts w:ascii="Adani" w:hAnsi="Adani"/>
-                <w:b w:val="0"/>
-                <w:sz w:val="18"/>
-                <w:u w:val="none"/>
-              </w:rPr>
-              <w:t>Additional Director</w:t>
-            </w:r>
-          </w:p>
-        </w:tc>
-        <w:tc>
-          <w:tcPr>
-            <w:tcW w:type="dxa" w:w="1304"/>
-            <w:shd w:val="clear" w:color="auto" w:fill="FFFFFF"/>
-            <w:tcBorders>
-              <w:top w:val="single" w:sz="4" w:space="0" w:color="000000"/>
-              <w:left w:val="single" w:sz="4" w:space="0" w:color="000000"/>
-              <w:bottom w:val="single" w:sz="4" w:space="0" w:color="000000"/>
-              <w:right w:val="single" w:sz="4" w:space="0" w:color="000000"/>
-            </w:tcBorders>
-            <w:vAlign w:val="center"/>
-          </w:tcPr>
-          <w:p>
-            <w:pPr>
-              <w:spacing w:before="40" w:after="40"/>
-              <w:jc w:val="left"/>
-            </w:pPr>
-            <w:r>
-              <w:rPr>
-                <w:rFonts w:ascii="Adani" w:hAnsi="Adani"/>
-                <w:b w:val="0"/>
-                <w:sz w:val="18"/>
-                <w:u w:val="none"/>
-              </w:rPr>
-              <w:t>31/07/2024</w:t>
-            </w:r>
-          </w:p>
-        </w:tc>
-      </w:tr>
-      <w:tr>
-        <w:tc>
-          <w:tcPr>
-            <w:tcW w:type="dxa" w:w="2268"/>
-            <w:shd w:val="clear" w:color="auto" w:fill="FFFFFF"/>
-            <w:tcBorders>
-              <w:top w:val="single" w:sz="4" w:space="0" w:color="000000"/>
-              <w:left w:val="single" w:sz="4" w:space="0" w:color="000000"/>
-              <w:bottom w:val="single" w:sz="4" w:space="0" w:color="000000"/>
-              <w:right w:val="single" w:sz="4" w:space="0" w:color="000000"/>
-            </w:tcBorders>
-            <w:vAlign w:val="center"/>
-          </w:tcPr>
-          <w:p>
-            <w:pPr>
-              <w:spacing w:before="40" w:after="40"/>
-              <w:jc w:val="left"/>
-            </w:pPr>
-            <w:r>
-              <w:rPr>
-                <w:rFonts w:ascii="Adani" w:hAnsi="Adani"/>
-                <w:b w:val="0"/>
-                <w:sz w:val="18"/>
-                <w:u w:val="none"/>
-              </w:rPr>
-              <w:t>U45309GJ2022PLC136865</w:t>
-            </w:r>
-          </w:p>
-        </w:tc>
-        <w:tc>
-          <w:tcPr>
-            <w:tcW w:type="dxa" w:w="4252"/>
-            <w:shd w:val="clear" w:color="auto" w:fill="FFFFFF"/>
-            <w:tcBorders>
-              <w:top w:val="single" w:sz="4" w:space="0" w:color="000000"/>
-              <w:left w:val="single" w:sz="4" w:space="0" w:color="000000"/>
-              <w:bottom w:val="single" w:sz="4" w:space="0" w:color="000000"/>
-              <w:right w:val="single" w:sz="4" w:space="0" w:color="000000"/>
-            </w:tcBorders>
-            <w:vAlign w:val="center"/>
-          </w:tcPr>
-          <w:p>
-            <w:pPr>
-              <w:spacing w:before="40" w:after="40"/>
-              <w:jc w:val="left"/>
-            </w:pPr>
-            <w:r>
-              <w:rPr>
-                <w:rFonts w:ascii="Adani" w:hAnsi="Adani"/>
-                <w:b w:val="0"/>
-                <w:sz w:val="18"/>
-                <w:u w:val="none"/>
-              </w:rPr>
-              <w:t>ADANI AGRI LOGISTICS KATIHAR TWO LIMITED</w:t>
-            </w:r>
-          </w:p>
-        </w:tc>
-        <w:tc>
-          <w:tcPr>
-            <w:tcW w:type="dxa" w:w="1587"/>
-            <w:shd w:val="clear" w:color="auto" w:fill="FFFFFF"/>
-            <w:tcBorders>
-              <w:top w:val="single" w:sz="4" w:space="0" w:color="000000"/>
-              <w:left w:val="single" w:sz="4" w:space="0" w:color="000000"/>
-              <w:bottom w:val="single" w:sz="4" w:space="0" w:color="000000"/>
-              <w:right w:val="single" w:sz="4" w:space="0" w:color="000000"/>
-            </w:tcBorders>
-            <w:vAlign w:val="center"/>
-          </w:tcPr>
-          <w:p>
-            <w:pPr>
-              <w:spacing w:before="40" w:after="40"/>
-              <w:jc w:val="left"/>
-            </w:pPr>
-            <w:r>
-              <w:rPr>
-                <w:rFonts w:ascii="Adani" w:hAnsi="Adani"/>
-                <w:b w:val="0"/>
-                <w:sz w:val="18"/>
-                <w:u w:val="none"/>
-              </w:rPr>
-              <w:t>Additional Director</w:t>
-            </w:r>
-          </w:p>
-        </w:tc>
-        <w:tc>
-          <w:tcPr>
-            <w:tcW w:type="dxa" w:w="1304"/>
-            <w:shd w:val="clear" w:color="auto" w:fill="FFFFFF"/>
-            <w:tcBorders>
-              <w:top w:val="single" w:sz="4" w:space="0" w:color="000000"/>
-              <w:left w:val="single" w:sz="4" w:space="0" w:color="000000"/>
-              <w:bottom w:val="single" w:sz="4" w:space="0" w:color="000000"/>
-              <w:right w:val="single" w:sz="4" w:space="0" w:color="000000"/>
-            </w:tcBorders>
-            <w:vAlign w:val="center"/>
-          </w:tcPr>
-          <w:p>
-            <w:pPr>
-              <w:spacing w:before="40" w:after="40"/>
-              <w:jc w:val="left"/>
-            </w:pPr>
-            <w:r>
-              <w:rPr>
-                <w:rFonts w:ascii="Adani" w:hAnsi="Adani"/>
-                <w:b w:val="0"/>
-                <w:sz w:val="18"/>
-                <w:u w:val="none"/>
-              </w:rPr>
-              <w:t>31/07/2024</w:t>
-            </w:r>
-          </w:p>
-        </w:tc>
-      </w:tr>
-      <w:tr>
-        <w:tc>
-          <w:tcPr>
-            <w:tcW w:type="dxa" w:w="2268"/>
-            <w:shd w:val="clear" w:color="auto" w:fill="FFFFFF"/>
-            <w:tcBorders>
-              <w:top w:val="single" w:sz="4" w:space="0" w:color="000000"/>
-              <w:left w:val="single" w:sz="4" w:space="0" w:color="000000"/>
-              <w:bottom w:val="single" w:sz="4" w:space="0" w:color="000000"/>
-              <w:right w:val="single" w:sz="4" w:space="0" w:color="000000"/>
-            </w:tcBorders>
-            <w:vAlign w:val="center"/>
-          </w:tcPr>
-          <w:p>
-            <w:pPr>
-              <w:spacing w:before="40" w:after="40"/>
-              <w:jc w:val="left"/>
-            </w:pPr>
-            <w:r>
-              <w:rPr>
-                <w:rFonts w:ascii="Adani" w:hAnsi="Adani"/>
-                <w:b w:val="0"/>
-                <w:sz w:val="18"/>
-                <w:u w:val="none"/>
-              </w:rPr>
-              <w:t>U52102GJ2023PLC138915</w:t>
-            </w:r>
-          </w:p>
-        </w:tc>
-        <w:tc>
-          <w:tcPr>
-            <w:tcW w:type="dxa" w:w="4252"/>
-            <w:shd w:val="clear" w:color="auto" w:fill="FFFFFF"/>
-            <w:tcBorders>
-              <w:top w:val="single" w:sz="4" w:space="0" w:color="000000"/>
-              <w:left w:val="single" w:sz="4" w:space="0" w:color="000000"/>
-              <w:bottom w:val="single" w:sz="4" w:space="0" w:color="000000"/>
-              <w:right w:val="single" w:sz="4" w:space="0" w:color="000000"/>
-            </w:tcBorders>
-            <w:vAlign w:val="center"/>
-          </w:tcPr>
-          <w:p>
-            <w:pPr>
-              <w:spacing w:before="40" w:after="40"/>
-              <w:jc w:val="left"/>
-            </w:pPr>
-            <w:r>
-              <w:rPr>
-                <w:rFonts w:ascii="Adani" w:hAnsi="Adani"/>
-                <w:b w:val="0"/>
-                <w:sz w:val="18"/>
-                <w:u w:val="none"/>
-              </w:rPr>
-              <w:t>HM AGRI LOGISTICS LIMITED</w:t>
+              <w:t>BU AGRI LOGISTICS LIMITED</w:t>
             </w:r>
           </w:p>
         </w:tc>

--- a/Backend/Director_Disclosure/Output_Disclosures/2024-25/HM_AGRI_LOGISTICS_LIMITED/MBP-1/MBP1_ARVIND_MAHAJAN_10722161.docx
+++ b/Backend/Director_Disclosure/Output_Disclosures/2024-25/HM_AGRI_LOGISTICS_LIMITED/MBP-1/MBP1_ARVIND_MAHAJAN_10722161.docx
@@ -2130,7 +2130,7 @@
                 <w:sz w:val="18"/>
                 <w:u w:val="none"/>
               </w:rPr>
-              <w:t>Date:   15th May, 2026</w:t>
+              <w:t>Date:   27th May, 2026</w:t>
             </w:r>
           </w:p>
         </w:tc>
@@ -3167,7 +3167,7 @@
                 <w:sz w:val="18"/>
                 <w:u w:val="none"/>
               </w:rPr>
-              <w:t>Date:   15th May, 2026</w:t>
+              <w:t>Date:   27th May, 2026</w:t>
             </w:r>
           </w:p>
         </w:tc>
@@ -3328,7 +3328,7 @@
           <w:sz w:val="20"/>
           <w:u w:val="none"/>
         </w:rPr>
-        <w:t>15th May, 2026</w:t>
+        <w:t>27th May, 2026</w:t>
       </w:r>
     </w:p>
     <w:p>

--- a/Backend/Director_Disclosure/Output_Disclosures/2024-25/HM_AGRI_LOGISTICS_LIMITED/MBP-1/MBP1_ARVIND_MAHAJAN_10722161.docx
+++ b/Backend/Director_Disclosure/Output_Disclosures/2024-25/HM_AGRI_LOGISTICS_LIMITED/MBP-1/MBP1_ARVIND_MAHAJAN_10722161.docx
@@ -389,6 +389,858 @@
                 <w:sz w:val="18"/>
                 <w:u w:val="none"/>
               </w:rPr>
+              <w:t>PILLSTRONG INFRA PRIVATE LIMITED</w:t>
+            </w:r>
+          </w:p>
+        </w:tc>
+        <w:tc>
+          <w:tcPr>
+            <w:tcW w:type="dxa" w:w="1814"/>
+            <w:shd w:val="clear" w:color="auto" w:fill="FFFFFF"/>
+            <w:tcBorders>
+              <w:top w:val="single" w:sz="4" w:space="0" w:color="000000"/>
+              <w:left w:val="single" w:sz="4" w:space="0" w:color="000000"/>
+              <w:bottom w:val="single" w:sz="4" w:space="0" w:color="000000"/>
+              <w:right w:val="single" w:sz="4" w:space="0" w:color="000000"/>
+            </w:tcBorders>
+            <w:vAlign w:val="center"/>
+          </w:tcPr>
+          <w:p>
+            <w:pPr>
+              <w:spacing w:before="40" w:after="40"/>
+              <w:jc w:val="left"/>
+            </w:pPr>
+            <w:r>
+              <w:rPr>
+                <w:rFonts w:ascii="Adani" w:hAnsi="Adani"/>
+                <w:b w:val="0"/>
+                <w:sz w:val="18"/>
+                <w:u w:val="none"/>
+              </w:rPr>
+              <w:t>Director</w:t>
+            </w:r>
+          </w:p>
+        </w:tc>
+        <w:tc>
+          <w:tcPr>
+            <w:tcW w:type="dxa" w:w="1020"/>
+            <w:shd w:val="clear" w:color="auto" w:fill="FFFFFF"/>
+            <w:tcBorders>
+              <w:top w:val="single" w:sz="4" w:space="0" w:color="000000"/>
+              <w:left w:val="single" w:sz="4" w:space="0" w:color="000000"/>
+              <w:bottom w:val="single" w:sz="4" w:space="0" w:color="000000"/>
+              <w:right w:val="single" w:sz="4" w:space="0" w:color="000000"/>
+            </w:tcBorders>
+            <w:vAlign w:val="center"/>
+          </w:tcPr>
+          <w:p>
+            <w:pPr>
+              <w:spacing w:before="40" w:after="40"/>
+              <w:jc w:val="left"/>
+            </w:pPr>
+            <w:r>
+              <w:rPr>
+                <w:rFonts w:ascii="Adani" w:hAnsi="Adani"/>
+                <w:b w:val="0"/>
+                <w:sz w:val="18"/>
+                <w:u w:val="none"/>
+              </w:rPr>
+              <w:t>NIL</w:t>
+            </w:r>
+          </w:p>
+        </w:tc>
+        <w:tc>
+          <w:tcPr>
+            <w:tcW w:type="dxa" w:w="1247"/>
+            <w:shd w:val="clear" w:color="auto" w:fill="FFFFFF"/>
+            <w:tcBorders>
+              <w:top w:val="single" w:sz="4" w:space="0" w:color="000000"/>
+              <w:left w:val="single" w:sz="4" w:space="0" w:color="000000"/>
+              <w:bottom w:val="single" w:sz="4" w:space="0" w:color="000000"/>
+              <w:right w:val="single" w:sz="4" w:space="0" w:color="000000"/>
+            </w:tcBorders>
+            <w:vAlign w:val="center"/>
+          </w:tcPr>
+          <w:p>
+            <w:pPr>
+              <w:spacing w:before="40" w:after="40"/>
+              <w:jc w:val="left"/>
+            </w:pPr>
+            <w:r>
+              <w:rPr>
+                <w:rFonts w:ascii="Adani" w:hAnsi="Adani"/>
+                <w:b w:val="0"/>
+                <w:sz w:val="18"/>
+                <w:u w:val="none"/>
+              </w:rPr>
+              <w:t>19/06/2025</w:t>
+            </w:r>
+          </w:p>
+        </w:tc>
+      </w:tr>
+      <w:tr>
+        <w:tc>
+          <w:tcPr>
+            <w:tcW w:type="dxa" w:w="680"/>
+            <w:shd w:val="clear" w:color="auto" w:fill="FFFFFF"/>
+            <w:tcBorders>
+              <w:top w:val="single" w:sz="4" w:space="0" w:color="000000"/>
+              <w:left w:val="single" w:sz="4" w:space="0" w:color="000000"/>
+              <w:bottom w:val="single" w:sz="4" w:space="0" w:color="000000"/>
+              <w:right w:val="single" w:sz="4" w:space="0" w:color="000000"/>
+            </w:tcBorders>
+            <w:vAlign w:val="center"/>
+          </w:tcPr>
+          <w:p>
+            <w:pPr>
+              <w:spacing w:before="40" w:after="40"/>
+              <w:jc w:val="left"/>
+            </w:pPr>
+            <w:r>
+              <w:rPr>
+                <w:rFonts w:ascii="Adani" w:hAnsi="Adani"/>
+                <w:b w:val="0"/>
+                <w:sz w:val="18"/>
+                <w:u w:val="none"/>
+              </w:rPr>
+              <w:t>2</w:t>
+            </w:r>
+          </w:p>
+        </w:tc>
+        <w:tc>
+          <w:tcPr>
+            <w:tcW w:type="dxa" w:w="3969"/>
+            <w:shd w:val="clear" w:color="auto" w:fill="FFFFFF"/>
+            <w:tcBorders>
+              <w:top w:val="single" w:sz="4" w:space="0" w:color="000000"/>
+              <w:left w:val="single" w:sz="4" w:space="0" w:color="000000"/>
+              <w:bottom w:val="single" w:sz="4" w:space="0" w:color="000000"/>
+              <w:right w:val="single" w:sz="4" w:space="0" w:color="000000"/>
+            </w:tcBorders>
+            <w:vAlign w:val="center"/>
+          </w:tcPr>
+          <w:p>
+            <w:pPr>
+              <w:spacing w:before="40" w:after="40"/>
+              <w:jc w:val="left"/>
+            </w:pPr>
+            <w:r>
+              <w:rPr>
+                <w:rFonts w:ascii="Adani" w:hAnsi="Adani"/>
+                <w:b w:val="0"/>
+                <w:sz w:val="18"/>
+                <w:u w:val="none"/>
+              </w:rPr>
+              <w:t>ADANI AGRI LOGISTICS (DARBHANGA) LIMITED</w:t>
+            </w:r>
+          </w:p>
+        </w:tc>
+        <w:tc>
+          <w:tcPr>
+            <w:tcW w:type="dxa" w:w="1814"/>
+            <w:shd w:val="clear" w:color="auto" w:fill="FFFFFF"/>
+            <w:tcBorders>
+              <w:top w:val="single" w:sz="4" w:space="0" w:color="000000"/>
+              <w:left w:val="single" w:sz="4" w:space="0" w:color="000000"/>
+              <w:bottom w:val="single" w:sz="4" w:space="0" w:color="000000"/>
+              <w:right w:val="single" w:sz="4" w:space="0" w:color="000000"/>
+            </w:tcBorders>
+            <w:vAlign w:val="center"/>
+          </w:tcPr>
+          <w:p>
+            <w:pPr>
+              <w:spacing w:before="40" w:after="40"/>
+              <w:jc w:val="left"/>
+            </w:pPr>
+            <w:r>
+              <w:rPr>
+                <w:rFonts w:ascii="Adani" w:hAnsi="Adani"/>
+                <w:b w:val="0"/>
+                <w:sz w:val="18"/>
+                <w:u w:val="none"/>
+              </w:rPr>
+              <w:t>Director</w:t>
+            </w:r>
+          </w:p>
+        </w:tc>
+        <w:tc>
+          <w:tcPr>
+            <w:tcW w:type="dxa" w:w="1020"/>
+            <w:shd w:val="clear" w:color="auto" w:fill="FFFFFF"/>
+            <w:tcBorders>
+              <w:top w:val="single" w:sz="4" w:space="0" w:color="000000"/>
+              <w:left w:val="single" w:sz="4" w:space="0" w:color="000000"/>
+              <w:bottom w:val="single" w:sz="4" w:space="0" w:color="000000"/>
+              <w:right w:val="single" w:sz="4" w:space="0" w:color="000000"/>
+            </w:tcBorders>
+            <w:vAlign w:val="center"/>
+          </w:tcPr>
+          <w:p>
+            <w:pPr>
+              <w:spacing w:before="40" w:after="40"/>
+              <w:jc w:val="left"/>
+            </w:pPr>
+            <w:r>
+              <w:rPr>
+                <w:rFonts w:ascii="Adani" w:hAnsi="Adani"/>
+                <w:b w:val="0"/>
+                <w:sz w:val="18"/>
+                <w:u w:val="none"/>
+              </w:rPr>
+              <w:t>NIL</w:t>
+            </w:r>
+          </w:p>
+        </w:tc>
+        <w:tc>
+          <w:tcPr>
+            <w:tcW w:type="dxa" w:w="1247"/>
+            <w:shd w:val="clear" w:color="auto" w:fill="FFFFFF"/>
+            <w:tcBorders>
+              <w:top w:val="single" w:sz="4" w:space="0" w:color="000000"/>
+              <w:left w:val="single" w:sz="4" w:space="0" w:color="000000"/>
+              <w:bottom w:val="single" w:sz="4" w:space="0" w:color="000000"/>
+              <w:right w:val="single" w:sz="4" w:space="0" w:color="000000"/>
+            </w:tcBorders>
+            <w:vAlign w:val="center"/>
+          </w:tcPr>
+          <w:p>
+            <w:pPr>
+              <w:spacing w:before="40" w:after="40"/>
+              <w:jc w:val="left"/>
+            </w:pPr>
+            <w:r>
+              <w:rPr>
+                <w:rFonts w:ascii="Adani" w:hAnsi="Adani"/>
+                <w:b w:val="0"/>
+                <w:sz w:val="18"/>
+                <w:u w:val="none"/>
+              </w:rPr>
+              <w:t>18/06/2025</w:t>
+            </w:r>
+          </w:p>
+        </w:tc>
+      </w:tr>
+      <w:tr>
+        <w:tc>
+          <w:tcPr>
+            <w:tcW w:type="dxa" w:w="680"/>
+            <w:shd w:val="clear" w:color="auto" w:fill="FFFFFF"/>
+            <w:tcBorders>
+              <w:top w:val="single" w:sz="4" w:space="0" w:color="000000"/>
+              <w:left w:val="single" w:sz="4" w:space="0" w:color="000000"/>
+              <w:bottom w:val="single" w:sz="4" w:space="0" w:color="000000"/>
+              <w:right w:val="single" w:sz="4" w:space="0" w:color="000000"/>
+            </w:tcBorders>
+            <w:vAlign w:val="center"/>
+          </w:tcPr>
+          <w:p>
+            <w:pPr>
+              <w:spacing w:before="40" w:after="40"/>
+              <w:jc w:val="left"/>
+            </w:pPr>
+            <w:r>
+              <w:rPr>
+                <w:rFonts w:ascii="Adani" w:hAnsi="Adani"/>
+                <w:b w:val="0"/>
+                <w:sz w:val="18"/>
+                <w:u w:val="none"/>
+              </w:rPr>
+              <w:t>3</w:t>
+            </w:r>
+          </w:p>
+        </w:tc>
+        <w:tc>
+          <w:tcPr>
+            <w:tcW w:type="dxa" w:w="3969"/>
+            <w:shd w:val="clear" w:color="auto" w:fill="FFFFFF"/>
+            <w:tcBorders>
+              <w:top w:val="single" w:sz="4" w:space="0" w:color="000000"/>
+              <w:left w:val="single" w:sz="4" w:space="0" w:color="000000"/>
+              <w:bottom w:val="single" w:sz="4" w:space="0" w:color="000000"/>
+              <w:right w:val="single" w:sz="4" w:space="0" w:color="000000"/>
+            </w:tcBorders>
+            <w:vAlign w:val="center"/>
+          </w:tcPr>
+          <w:p>
+            <w:pPr>
+              <w:spacing w:before="40" w:after="40"/>
+              <w:jc w:val="left"/>
+            </w:pPr>
+            <w:r>
+              <w:rPr>
+                <w:rFonts w:ascii="Adani" w:hAnsi="Adani"/>
+                <w:b w:val="0"/>
+                <w:sz w:val="18"/>
+                <w:u w:val="none"/>
+              </w:rPr>
+              <w:t>PU AGRI LOGISTICS LIMITED</w:t>
+            </w:r>
+          </w:p>
+        </w:tc>
+        <w:tc>
+          <w:tcPr>
+            <w:tcW w:type="dxa" w:w="1814"/>
+            <w:shd w:val="clear" w:color="auto" w:fill="FFFFFF"/>
+            <w:tcBorders>
+              <w:top w:val="single" w:sz="4" w:space="0" w:color="000000"/>
+              <w:left w:val="single" w:sz="4" w:space="0" w:color="000000"/>
+              <w:bottom w:val="single" w:sz="4" w:space="0" w:color="000000"/>
+              <w:right w:val="single" w:sz="4" w:space="0" w:color="000000"/>
+            </w:tcBorders>
+            <w:vAlign w:val="center"/>
+          </w:tcPr>
+          <w:p>
+            <w:pPr>
+              <w:spacing w:before="40" w:after="40"/>
+              <w:jc w:val="left"/>
+            </w:pPr>
+            <w:r>
+              <w:rPr>
+                <w:rFonts w:ascii="Adani" w:hAnsi="Adani"/>
+                <w:b w:val="0"/>
+                <w:sz w:val="18"/>
+                <w:u w:val="none"/>
+              </w:rPr>
+              <w:t>Director</w:t>
+            </w:r>
+          </w:p>
+        </w:tc>
+        <w:tc>
+          <w:tcPr>
+            <w:tcW w:type="dxa" w:w="1020"/>
+            <w:shd w:val="clear" w:color="auto" w:fill="FFFFFF"/>
+            <w:tcBorders>
+              <w:top w:val="single" w:sz="4" w:space="0" w:color="000000"/>
+              <w:left w:val="single" w:sz="4" w:space="0" w:color="000000"/>
+              <w:bottom w:val="single" w:sz="4" w:space="0" w:color="000000"/>
+              <w:right w:val="single" w:sz="4" w:space="0" w:color="000000"/>
+            </w:tcBorders>
+            <w:vAlign w:val="center"/>
+          </w:tcPr>
+          <w:p>
+            <w:pPr>
+              <w:spacing w:before="40" w:after="40"/>
+              <w:jc w:val="left"/>
+            </w:pPr>
+            <w:r>
+              <w:rPr>
+                <w:rFonts w:ascii="Adani" w:hAnsi="Adani"/>
+                <w:b w:val="0"/>
+                <w:sz w:val="18"/>
+                <w:u w:val="none"/>
+              </w:rPr>
+              <w:t>NIL</w:t>
+            </w:r>
+          </w:p>
+        </w:tc>
+        <w:tc>
+          <w:tcPr>
+            <w:tcW w:type="dxa" w:w="1247"/>
+            <w:shd w:val="clear" w:color="auto" w:fill="FFFFFF"/>
+            <w:tcBorders>
+              <w:top w:val="single" w:sz="4" w:space="0" w:color="000000"/>
+              <w:left w:val="single" w:sz="4" w:space="0" w:color="000000"/>
+              <w:bottom w:val="single" w:sz="4" w:space="0" w:color="000000"/>
+              <w:right w:val="single" w:sz="4" w:space="0" w:color="000000"/>
+            </w:tcBorders>
+            <w:vAlign w:val="center"/>
+          </w:tcPr>
+          <w:p>
+            <w:pPr>
+              <w:spacing w:before="40" w:after="40"/>
+              <w:jc w:val="left"/>
+            </w:pPr>
+            <w:r>
+              <w:rPr>
+                <w:rFonts w:ascii="Adani" w:hAnsi="Adani"/>
+                <w:b w:val="0"/>
+                <w:sz w:val="18"/>
+                <w:u w:val="none"/>
+              </w:rPr>
+              <w:t>17/06/2025</w:t>
+            </w:r>
+          </w:p>
+        </w:tc>
+      </w:tr>
+      <w:tr>
+        <w:tc>
+          <w:tcPr>
+            <w:tcW w:type="dxa" w:w="680"/>
+            <w:shd w:val="clear" w:color="auto" w:fill="FFFFFF"/>
+            <w:tcBorders>
+              <w:top w:val="single" w:sz="4" w:space="0" w:color="000000"/>
+              <w:left w:val="single" w:sz="4" w:space="0" w:color="000000"/>
+              <w:bottom w:val="single" w:sz="4" w:space="0" w:color="000000"/>
+              <w:right w:val="single" w:sz="4" w:space="0" w:color="000000"/>
+            </w:tcBorders>
+            <w:vAlign w:val="center"/>
+          </w:tcPr>
+          <w:p>
+            <w:pPr>
+              <w:spacing w:before="40" w:after="40"/>
+              <w:jc w:val="left"/>
+            </w:pPr>
+            <w:r>
+              <w:rPr>
+                <w:rFonts w:ascii="Adani" w:hAnsi="Adani"/>
+                <w:b w:val="0"/>
+                <w:sz w:val="18"/>
+                <w:u w:val="none"/>
+              </w:rPr>
+              <w:t>4</w:t>
+            </w:r>
+          </w:p>
+        </w:tc>
+        <w:tc>
+          <w:tcPr>
+            <w:tcW w:type="dxa" w:w="3969"/>
+            <w:shd w:val="clear" w:color="auto" w:fill="FFFFFF"/>
+            <w:tcBorders>
+              <w:top w:val="single" w:sz="4" w:space="0" w:color="000000"/>
+              <w:left w:val="single" w:sz="4" w:space="0" w:color="000000"/>
+              <w:bottom w:val="single" w:sz="4" w:space="0" w:color="000000"/>
+              <w:right w:val="single" w:sz="4" w:space="0" w:color="000000"/>
+            </w:tcBorders>
+            <w:vAlign w:val="center"/>
+          </w:tcPr>
+          <w:p>
+            <w:pPr>
+              <w:spacing w:before="40" w:after="40"/>
+              <w:jc w:val="left"/>
+            </w:pPr>
+            <w:r>
+              <w:rPr>
+                <w:rFonts w:ascii="Adani" w:hAnsi="Adani"/>
+                <w:b w:val="0"/>
+                <w:sz w:val="18"/>
+                <w:u w:val="none"/>
+              </w:rPr>
+              <w:t>ADANI AGRI LOGISTICS (SANDILA) LIMITED</w:t>
+            </w:r>
+          </w:p>
+        </w:tc>
+        <w:tc>
+          <w:tcPr>
+            <w:tcW w:type="dxa" w:w="1814"/>
+            <w:shd w:val="clear" w:color="auto" w:fill="FFFFFF"/>
+            <w:tcBorders>
+              <w:top w:val="single" w:sz="4" w:space="0" w:color="000000"/>
+              <w:left w:val="single" w:sz="4" w:space="0" w:color="000000"/>
+              <w:bottom w:val="single" w:sz="4" w:space="0" w:color="000000"/>
+              <w:right w:val="single" w:sz="4" w:space="0" w:color="000000"/>
+            </w:tcBorders>
+            <w:vAlign w:val="center"/>
+          </w:tcPr>
+          <w:p>
+            <w:pPr>
+              <w:spacing w:before="40" w:after="40"/>
+              <w:jc w:val="left"/>
+            </w:pPr>
+            <w:r>
+              <w:rPr>
+                <w:rFonts w:ascii="Adani" w:hAnsi="Adani"/>
+                <w:b w:val="0"/>
+                <w:sz w:val="18"/>
+                <w:u w:val="none"/>
+              </w:rPr>
+              <w:t>Director</w:t>
+            </w:r>
+          </w:p>
+        </w:tc>
+        <w:tc>
+          <w:tcPr>
+            <w:tcW w:type="dxa" w:w="1020"/>
+            <w:shd w:val="clear" w:color="auto" w:fill="FFFFFF"/>
+            <w:tcBorders>
+              <w:top w:val="single" w:sz="4" w:space="0" w:color="000000"/>
+              <w:left w:val="single" w:sz="4" w:space="0" w:color="000000"/>
+              <w:bottom w:val="single" w:sz="4" w:space="0" w:color="000000"/>
+              <w:right w:val="single" w:sz="4" w:space="0" w:color="000000"/>
+            </w:tcBorders>
+            <w:vAlign w:val="center"/>
+          </w:tcPr>
+          <w:p>
+            <w:pPr>
+              <w:spacing w:before="40" w:after="40"/>
+              <w:jc w:val="left"/>
+            </w:pPr>
+            <w:r>
+              <w:rPr>
+                <w:rFonts w:ascii="Adani" w:hAnsi="Adani"/>
+                <w:b w:val="0"/>
+                <w:sz w:val="18"/>
+                <w:u w:val="none"/>
+              </w:rPr>
+              <w:t>NIL</w:t>
+            </w:r>
+          </w:p>
+        </w:tc>
+        <w:tc>
+          <w:tcPr>
+            <w:tcW w:type="dxa" w:w="1247"/>
+            <w:shd w:val="clear" w:color="auto" w:fill="FFFFFF"/>
+            <w:tcBorders>
+              <w:top w:val="single" w:sz="4" w:space="0" w:color="000000"/>
+              <w:left w:val="single" w:sz="4" w:space="0" w:color="000000"/>
+              <w:bottom w:val="single" w:sz="4" w:space="0" w:color="000000"/>
+              <w:right w:val="single" w:sz="4" w:space="0" w:color="000000"/>
+            </w:tcBorders>
+            <w:vAlign w:val="center"/>
+          </w:tcPr>
+          <w:p>
+            <w:pPr>
+              <w:spacing w:before="40" w:after="40"/>
+              <w:jc w:val="left"/>
+            </w:pPr>
+            <w:r>
+              <w:rPr>
+                <w:rFonts w:ascii="Adani" w:hAnsi="Adani"/>
+                <w:b w:val="0"/>
+                <w:sz w:val="18"/>
+                <w:u w:val="none"/>
+              </w:rPr>
+              <w:t>17/06/2025</w:t>
+            </w:r>
+          </w:p>
+        </w:tc>
+      </w:tr>
+      <w:tr>
+        <w:tc>
+          <w:tcPr>
+            <w:tcW w:type="dxa" w:w="680"/>
+            <w:shd w:val="clear" w:color="auto" w:fill="FFFFFF"/>
+            <w:tcBorders>
+              <w:top w:val="single" w:sz="4" w:space="0" w:color="000000"/>
+              <w:left w:val="single" w:sz="4" w:space="0" w:color="000000"/>
+              <w:bottom w:val="single" w:sz="4" w:space="0" w:color="000000"/>
+              <w:right w:val="single" w:sz="4" w:space="0" w:color="000000"/>
+            </w:tcBorders>
+            <w:vAlign w:val="center"/>
+          </w:tcPr>
+          <w:p>
+            <w:pPr>
+              <w:spacing w:before="40" w:after="40"/>
+              <w:jc w:val="left"/>
+            </w:pPr>
+            <w:r>
+              <w:rPr>
+                <w:rFonts w:ascii="Adani" w:hAnsi="Adani"/>
+                <w:b w:val="0"/>
+                <w:sz w:val="18"/>
+                <w:u w:val="none"/>
+              </w:rPr>
+              <w:t>5</w:t>
+            </w:r>
+          </w:p>
+        </w:tc>
+        <w:tc>
+          <w:tcPr>
+            <w:tcW w:type="dxa" w:w="3969"/>
+            <w:shd w:val="clear" w:color="auto" w:fill="FFFFFF"/>
+            <w:tcBorders>
+              <w:top w:val="single" w:sz="4" w:space="0" w:color="000000"/>
+              <w:left w:val="single" w:sz="4" w:space="0" w:color="000000"/>
+              <w:bottom w:val="single" w:sz="4" w:space="0" w:color="000000"/>
+              <w:right w:val="single" w:sz="4" w:space="0" w:color="000000"/>
+            </w:tcBorders>
+            <w:vAlign w:val="center"/>
+          </w:tcPr>
+          <w:p>
+            <w:pPr>
+              <w:spacing w:before="40" w:after="40"/>
+              <w:jc w:val="left"/>
+            </w:pPr>
+            <w:r>
+              <w:rPr>
+                <w:rFonts w:ascii="Adani" w:hAnsi="Adani"/>
+                <w:b w:val="0"/>
+                <w:sz w:val="18"/>
+                <w:u w:val="none"/>
+              </w:rPr>
+              <w:t>BU AGRI LOGISTICS LIMITED</w:t>
+            </w:r>
+          </w:p>
+        </w:tc>
+        <w:tc>
+          <w:tcPr>
+            <w:tcW w:type="dxa" w:w="1814"/>
+            <w:shd w:val="clear" w:color="auto" w:fill="FFFFFF"/>
+            <w:tcBorders>
+              <w:top w:val="single" w:sz="4" w:space="0" w:color="000000"/>
+              <w:left w:val="single" w:sz="4" w:space="0" w:color="000000"/>
+              <w:bottom w:val="single" w:sz="4" w:space="0" w:color="000000"/>
+              <w:right w:val="single" w:sz="4" w:space="0" w:color="000000"/>
+            </w:tcBorders>
+            <w:vAlign w:val="center"/>
+          </w:tcPr>
+          <w:p>
+            <w:pPr>
+              <w:spacing w:before="40" w:after="40"/>
+              <w:jc w:val="left"/>
+            </w:pPr>
+            <w:r>
+              <w:rPr>
+                <w:rFonts w:ascii="Adani" w:hAnsi="Adani"/>
+                <w:b w:val="0"/>
+                <w:sz w:val="18"/>
+                <w:u w:val="none"/>
+              </w:rPr>
+              <w:t>Director</w:t>
+            </w:r>
+          </w:p>
+        </w:tc>
+        <w:tc>
+          <w:tcPr>
+            <w:tcW w:type="dxa" w:w="1020"/>
+            <w:shd w:val="clear" w:color="auto" w:fill="FFFFFF"/>
+            <w:tcBorders>
+              <w:top w:val="single" w:sz="4" w:space="0" w:color="000000"/>
+              <w:left w:val="single" w:sz="4" w:space="0" w:color="000000"/>
+              <w:bottom w:val="single" w:sz="4" w:space="0" w:color="000000"/>
+              <w:right w:val="single" w:sz="4" w:space="0" w:color="000000"/>
+            </w:tcBorders>
+            <w:vAlign w:val="center"/>
+          </w:tcPr>
+          <w:p>
+            <w:pPr>
+              <w:spacing w:before="40" w:after="40"/>
+              <w:jc w:val="left"/>
+            </w:pPr>
+            <w:r>
+              <w:rPr>
+                <w:rFonts w:ascii="Adani" w:hAnsi="Adani"/>
+                <w:b w:val="0"/>
+                <w:sz w:val="18"/>
+                <w:u w:val="none"/>
+              </w:rPr>
+              <w:t>NIL</w:t>
+            </w:r>
+          </w:p>
+        </w:tc>
+        <w:tc>
+          <w:tcPr>
+            <w:tcW w:type="dxa" w:w="1247"/>
+            <w:shd w:val="clear" w:color="auto" w:fill="FFFFFF"/>
+            <w:tcBorders>
+              <w:top w:val="single" w:sz="4" w:space="0" w:color="000000"/>
+              <w:left w:val="single" w:sz="4" w:space="0" w:color="000000"/>
+              <w:bottom w:val="single" w:sz="4" w:space="0" w:color="000000"/>
+              <w:right w:val="single" w:sz="4" w:space="0" w:color="000000"/>
+            </w:tcBorders>
+            <w:vAlign w:val="center"/>
+          </w:tcPr>
+          <w:p>
+            <w:pPr>
+              <w:spacing w:before="40" w:after="40"/>
+              <w:jc w:val="left"/>
+            </w:pPr>
+            <w:r>
+              <w:rPr>
+                <w:rFonts w:ascii="Adani" w:hAnsi="Adani"/>
+                <w:b w:val="0"/>
+                <w:sz w:val="18"/>
+                <w:u w:val="none"/>
+              </w:rPr>
+              <w:t>17/06/2025</w:t>
+            </w:r>
+          </w:p>
+        </w:tc>
+      </w:tr>
+      <w:tr>
+        <w:tc>
+          <w:tcPr>
+            <w:tcW w:type="dxa" w:w="680"/>
+            <w:shd w:val="clear" w:color="auto" w:fill="FFFFFF"/>
+            <w:tcBorders>
+              <w:top w:val="single" w:sz="4" w:space="0" w:color="000000"/>
+              <w:left w:val="single" w:sz="4" w:space="0" w:color="000000"/>
+              <w:bottom w:val="single" w:sz="4" w:space="0" w:color="000000"/>
+              <w:right w:val="single" w:sz="4" w:space="0" w:color="000000"/>
+            </w:tcBorders>
+            <w:vAlign w:val="center"/>
+          </w:tcPr>
+          <w:p>
+            <w:pPr>
+              <w:spacing w:before="40" w:after="40"/>
+              <w:jc w:val="left"/>
+            </w:pPr>
+            <w:r>
+              <w:rPr>
+                <w:rFonts w:ascii="Adani" w:hAnsi="Adani"/>
+                <w:b w:val="0"/>
+                <w:sz w:val="18"/>
+                <w:u w:val="none"/>
+              </w:rPr>
+              <w:t>6</w:t>
+            </w:r>
+          </w:p>
+        </w:tc>
+        <w:tc>
+          <w:tcPr>
+            <w:tcW w:type="dxa" w:w="3969"/>
+            <w:shd w:val="clear" w:color="auto" w:fill="FFFFFF"/>
+            <w:tcBorders>
+              <w:top w:val="single" w:sz="4" w:space="0" w:color="000000"/>
+              <w:left w:val="single" w:sz="4" w:space="0" w:color="000000"/>
+              <w:bottom w:val="single" w:sz="4" w:space="0" w:color="000000"/>
+              <w:right w:val="single" w:sz="4" w:space="0" w:color="000000"/>
+            </w:tcBorders>
+            <w:vAlign w:val="center"/>
+          </w:tcPr>
+          <w:p>
+            <w:pPr>
+              <w:spacing w:before="40" w:after="40"/>
+              <w:jc w:val="left"/>
+            </w:pPr>
+            <w:r>
+              <w:rPr>
+                <w:rFonts w:ascii="Adani" w:hAnsi="Adani"/>
+                <w:b w:val="0"/>
+                <w:sz w:val="18"/>
+                <w:u w:val="none"/>
+              </w:rPr>
+              <w:t>HM AGRI LOGISTICS LIMITED</w:t>
+            </w:r>
+          </w:p>
+        </w:tc>
+        <w:tc>
+          <w:tcPr>
+            <w:tcW w:type="dxa" w:w="1814"/>
+            <w:shd w:val="clear" w:color="auto" w:fill="FFFFFF"/>
+            <w:tcBorders>
+              <w:top w:val="single" w:sz="4" w:space="0" w:color="000000"/>
+              <w:left w:val="single" w:sz="4" w:space="0" w:color="000000"/>
+              <w:bottom w:val="single" w:sz="4" w:space="0" w:color="000000"/>
+              <w:right w:val="single" w:sz="4" w:space="0" w:color="000000"/>
+            </w:tcBorders>
+            <w:vAlign w:val="center"/>
+          </w:tcPr>
+          <w:p>
+            <w:pPr>
+              <w:spacing w:before="40" w:after="40"/>
+              <w:jc w:val="left"/>
+            </w:pPr>
+            <w:r>
+              <w:rPr>
+                <w:rFonts w:ascii="Adani" w:hAnsi="Adani"/>
+                <w:b w:val="0"/>
+                <w:sz w:val="18"/>
+                <w:u w:val="none"/>
+              </w:rPr>
+              <w:t>Director</w:t>
+            </w:r>
+          </w:p>
+        </w:tc>
+        <w:tc>
+          <w:tcPr>
+            <w:tcW w:type="dxa" w:w="1020"/>
+            <w:shd w:val="clear" w:color="auto" w:fill="FFFFFF"/>
+            <w:tcBorders>
+              <w:top w:val="single" w:sz="4" w:space="0" w:color="000000"/>
+              <w:left w:val="single" w:sz="4" w:space="0" w:color="000000"/>
+              <w:bottom w:val="single" w:sz="4" w:space="0" w:color="000000"/>
+              <w:right w:val="single" w:sz="4" w:space="0" w:color="000000"/>
+            </w:tcBorders>
+            <w:vAlign w:val="center"/>
+          </w:tcPr>
+          <w:p>
+            <w:pPr>
+              <w:spacing w:before="40" w:after="40"/>
+              <w:jc w:val="left"/>
+            </w:pPr>
+            <w:r>
+              <w:rPr>
+                <w:rFonts w:ascii="Adani" w:hAnsi="Adani"/>
+                <w:b w:val="0"/>
+                <w:sz w:val="18"/>
+                <w:u w:val="none"/>
+              </w:rPr>
+              <w:t>NIL</w:t>
+            </w:r>
+          </w:p>
+        </w:tc>
+        <w:tc>
+          <w:tcPr>
+            <w:tcW w:type="dxa" w:w="1247"/>
+            <w:shd w:val="clear" w:color="auto" w:fill="FFFFFF"/>
+            <w:tcBorders>
+              <w:top w:val="single" w:sz="4" w:space="0" w:color="000000"/>
+              <w:left w:val="single" w:sz="4" w:space="0" w:color="000000"/>
+              <w:bottom w:val="single" w:sz="4" w:space="0" w:color="000000"/>
+              <w:right w:val="single" w:sz="4" w:space="0" w:color="000000"/>
+            </w:tcBorders>
+            <w:vAlign w:val="center"/>
+          </w:tcPr>
+          <w:p>
+            <w:pPr>
+              <w:spacing w:before="40" w:after="40"/>
+              <w:jc w:val="left"/>
+            </w:pPr>
+            <w:r>
+              <w:rPr>
+                <w:rFonts w:ascii="Adani" w:hAnsi="Adani"/>
+                <w:b w:val="0"/>
+                <w:sz w:val="18"/>
+                <w:u w:val="none"/>
+              </w:rPr>
+              <w:t>17/06/2025</w:t>
+            </w:r>
+          </w:p>
+        </w:tc>
+      </w:tr>
+      <w:tr>
+        <w:tc>
+          <w:tcPr>
+            <w:tcW w:type="dxa" w:w="680"/>
+            <w:shd w:val="clear" w:color="auto" w:fill="FFFFFF"/>
+            <w:tcBorders>
+              <w:top w:val="single" w:sz="4" w:space="0" w:color="000000"/>
+              <w:left w:val="single" w:sz="4" w:space="0" w:color="000000"/>
+              <w:bottom w:val="single" w:sz="4" w:space="0" w:color="000000"/>
+              <w:right w:val="single" w:sz="4" w:space="0" w:color="000000"/>
+            </w:tcBorders>
+            <w:vAlign w:val="center"/>
+          </w:tcPr>
+          <w:p>
+            <w:pPr>
+              <w:spacing w:before="40" w:after="40"/>
+              <w:jc w:val="left"/>
+            </w:pPr>
+            <w:r>
+              <w:rPr>
+                <w:rFonts w:ascii="Adani" w:hAnsi="Adani"/>
+                <w:b w:val="0"/>
+                <w:sz w:val="18"/>
+                <w:u w:val="none"/>
+              </w:rPr>
+              <w:t>7</w:t>
+            </w:r>
+          </w:p>
+        </w:tc>
+        <w:tc>
+          <w:tcPr>
+            <w:tcW w:type="dxa" w:w="3969"/>
+            <w:shd w:val="clear" w:color="auto" w:fill="FFFFFF"/>
+            <w:tcBorders>
+              <w:top w:val="single" w:sz="4" w:space="0" w:color="000000"/>
+              <w:left w:val="single" w:sz="4" w:space="0" w:color="000000"/>
+              <w:bottom w:val="single" w:sz="4" w:space="0" w:color="000000"/>
+              <w:right w:val="single" w:sz="4" w:space="0" w:color="000000"/>
+            </w:tcBorders>
+            <w:vAlign w:val="center"/>
+          </w:tcPr>
+          <w:p>
+            <w:pPr>
+              <w:spacing w:before="40" w:after="40"/>
+              <w:jc w:val="left"/>
+            </w:pPr>
+            <w:r>
+              <w:rPr>
+                <w:rFonts w:ascii="Adani" w:hAnsi="Adani"/>
+                <w:b w:val="0"/>
+                <w:sz w:val="18"/>
+                <w:u w:val="none"/>
+              </w:rPr>
               <w:t>ADANI AGRI LOGISTICS (GONDA) LIMITED</w:t>
             </w:r>
           </w:p>
@@ -503,7 +1355,7 @@
                 <w:sz w:val="18"/>
                 <w:u w:val="none"/>
               </w:rPr>
-              <w:t>2</w:t>
+              <w:t>8</w:t>
             </w:r>
           </w:p>
         </w:tc>
@@ -531,7 +1383,7 @@
                 <w:sz w:val="18"/>
                 <w:u w:val="none"/>
               </w:rPr>
-              <w:t>PILLSTRONG INFRA PRIVATE LIMITED</w:t>
+              <w:t>ADANI AGRI LOGISTICS (CHANDARI) LIMITED</w:t>
             </w:r>
           </w:p>
         </w:tc>
@@ -559,7 +1411,7 @@
                 <w:sz w:val="18"/>
                 <w:u w:val="none"/>
               </w:rPr>
-              <w:t>Additional Director</w:t>
+              <w:t>Director</w:t>
             </w:r>
           </w:p>
         </w:tc>
@@ -615,7 +1467,7 @@
                 <w:sz w:val="18"/>
                 <w:u w:val="none"/>
               </w:rPr>
-              <w:t>07/11/2024</w:t>
+              <w:t>17/06/2025</w:t>
             </w:r>
           </w:p>
         </w:tc>
@@ -645,7 +1497,7 @@
                 <w:sz w:val="18"/>
                 <w:u w:val="none"/>
               </w:rPr>
-              <w:t>3</w:t>
+              <w:t>9</w:t>
             </w:r>
           </w:p>
         </w:tc>
@@ -673,7 +1525,7 @@
                 <w:sz w:val="18"/>
                 <w:u w:val="none"/>
               </w:rPr>
-              <w:t>PILLSTRONG INFRA PRIVATE LIMITED</w:t>
+              <w:t>ADANI AGRI LOGISTICS KATIHAR TWO LIMITED</w:t>
             </w:r>
           </w:p>
         </w:tc>
@@ -701,7 +1553,7 @@
                 <w:sz w:val="18"/>
                 <w:u w:val="none"/>
               </w:rPr>
-              <w:t>Additional Director</w:t>
+              <w:t>Director</w:t>
             </w:r>
           </w:p>
         </w:tc>
@@ -757,7 +1609,7 @@
                 <w:sz w:val="18"/>
                 <w:u w:val="none"/>
               </w:rPr>
-              <w:t>07/11/2024</w:t>
+              <w:t>17/06/2025</w:t>
             </w:r>
           </w:p>
         </w:tc>
@@ -787,7 +1639,7 @@
                 <w:sz w:val="18"/>
                 <w:u w:val="none"/>
               </w:rPr>
-              <w:t>4</w:t>
+              <w:t>10</w:t>
             </w:r>
           </w:p>
         </w:tc>
@@ -900,1000 +1752,6 @@
                 <w:u w:val="none"/>
               </w:rPr>
               <w:t>30/09/2024</w:t>
-            </w:r>
-          </w:p>
-        </w:tc>
-      </w:tr>
-      <w:tr>
-        <w:tc>
-          <w:tcPr>
-            <w:tcW w:type="dxa" w:w="680"/>
-            <w:shd w:val="clear" w:color="auto" w:fill="FFFFFF"/>
-            <w:tcBorders>
-              <w:top w:val="single" w:sz="4" w:space="0" w:color="000000"/>
-              <w:left w:val="single" w:sz="4" w:space="0" w:color="000000"/>
-              <w:bottom w:val="single" w:sz="4" w:space="0" w:color="000000"/>
-              <w:right w:val="single" w:sz="4" w:space="0" w:color="000000"/>
-            </w:tcBorders>
-            <w:vAlign w:val="center"/>
-          </w:tcPr>
-          <w:p>
-            <w:pPr>
-              <w:spacing w:before="40" w:after="40"/>
-              <w:jc w:val="left"/>
-            </w:pPr>
-            <w:r>
-              <w:rPr>
-                <w:rFonts w:ascii="Adani" w:hAnsi="Adani"/>
-                <w:b w:val="0"/>
-                <w:sz w:val="18"/>
-                <w:u w:val="none"/>
-              </w:rPr>
-              <w:t>5</w:t>
-            </w:r>
-          </w:p>
-        </w:tc>
-        <w:tc>
-          <w:tcPr>
-            <w:tcW w:type="dxa" w:w="3969"/>
-            <w:shd w:val="clear" w:color="auto" w:fill="FFFFFF"/>
-            <w:tcBorders>
-              <w:top w:val="single" w:sz="4" w:space="0" w:color="000000"/>
-              <w:left w:val="single" w:sz="4" w:space="0" w:color="000000"/>
-              <w:bottom w:val="single" w:sz="4" w:space="0" w:color="000000"/>
-              <w:right w:val="single" w:sz="4" w:space="0" w:color="000000"/>
-            </w:tcBorders>
-            <w:vAlign w:val="center"/>
-          </w:tcPr>
-          <w:p>
-            <w:pPr>
-              <w:spacing w:before="40" w:after="40"/>
-              <w:jc w:val="left"/>
-            </w:pPr>
-            <w:r>
-              <w:rPr>
-                <w:rFonts w:ascii="Adani" w:hAnsi="Adani"/>
-                <w:b w:val="0"/>
-                <w:sz w:val="18"/>
-                <w:u w:val="none"/>
-              </w:rPr>
-              <w:t>HM AGRI LOGISTICS LIMITED</w:t>
-            </w:r>
-          </w:p>
-        </w:tc>
-        <w:tc>
-          <w:tcPr>
-            <w:tcW w:type="dxa" w:w="1814"/>
-            <w:shd w:val="clear" w:color="auto" w:fill="FFFFFF"/>
-            <w:tcBorders>
-              <w:top w:val="single" w:sz="4" w:space="0" w:color="000000"/>
-              <w:left w:val="single" w:sz="4" w:space="0" w:color="000000"/>
-              <w:bottom w:val="single" w:sz="4" w:space="0" w:color="000000"/>
-              <w:right w:val="single" w:sz="4" w:space="0" w:color="000000"/>
-            </w:tcBorders>
-            <w:vAlign w:val="center"/>
-          </w:tcPr>
-          <w:p>
-            <w:pPr>
-              <w:spacing w:before="40" w:after="40"/>
-              <w:jc w:val="left"/>
-            </w:pPr>
-            <w:r>
-              <w:rPr>
-                <w:rFonts w:ascii="Adani" w:hAnsi="Adani"/>
-                <w:b w:val="0"/>
-                <w:sz w:val="18"/>
-                <w:u w:val="none"/>
-              </w:rPr>
-              <w:t>Additional Director</w:t>
-            </w:r>
-          </w:p>
-        </w:tc>
-        <w:tc>
-          <w:tcPr>
-            <w:tcW w:type="dxa" w:w="1020"/>
-            <w:shd w:val="clear" w:color="auto" w:fill="FFFFFF"/>
-            <w:tcBorders>
-              <w:top w:val="single" w:sz="4" w:space="0" w:color="000000"/>
-              <w:left w:val="single" w:sz="4" w:space="0" w:color="000000"/>
-              <w:bottom w:val="single" w:sz="4" w:space="0" w:color="000000"/>
-              <w:right w:val="single" w:sz="4" w:space="0" w:color="000000"/>
-            </w:tcBorders>
-            <w:vAlign w:val="center"/>
-          </w:tcPr>
-          <w:p>
-            <w:pPr>
-              <w:spacing w:before="40" w:after="40"/>
-              <w:jc w:val="left"/>
-            </w:pPr>
-            <w:r>
-              <w:rPr>
-                <w:rFonts w:ascii="Adani" w:hAnsi="Adani"/>
-                <w:b w:val="0"/>
-                <w:sz w:val="18"/>
-                <w:u w:val="none"/>
-              </w:rPr>
-              <w:t>NIL</w:t>
-            </w:r>
-          </w:p>
-        </w:tc>
-        <w:tc>
-          <w:tcPr>
-            <w:tcW w:type="dxa" w:w="1247"/>
-            <w:shd w:val="clear" w:color="auto" w:fill="FFFFFF"/>
-            <w:tcBorders>
-              <w:top w:val="single" w:sz="4" w:space="0" w:color="000000"/>
-              <w:left w:val="single" w:sz="4" w:space="0" w:color="000000"/>
-              <w:bottom w:val="single" w:sz="4" w:space="0" w:color="000000"/>
-              <w:right w:val="single" w:sz="4" w:space="0" w:color="000000"/>
-            </w:tcBorders>
-            <w:vAlign w:val="center"/>
-          </w:tcPr>
-          <w:p>
-            <w:pPr>
-              <w:spacing w:before="40" w:after="40"/>
-              <w:jc w:val="left"/>
-            </w:pPr>
-            <w:r>
-              <w:rPr>
-                <w:rFonts w:ascii="Adani" w:hAnsi="Adani"/>
-                <w:b w:val="0"/>
-                <w:sz w:val="18"/>
-                <w:u w:val="none"/>
-              </w:rPr>
-              <w:t>31/07/2024</w:t>
-            </w:r>
-          </w:p>
-        </w:tc>
-      </w:tr>
-      <w:tr>
-        <w:tc>
-          <w:tcPr>
-            <w:tcW w:type="dxa" w:w="680"/>
-            <w:shd w:val="clear" w:color="auto" w:fill="FFFFFF"/>
-            <w:tcBorders>
-              <w:top w:val="single" w:sz="4" w:space="0" w:color="000000"/>
-              <w:left w:val="single" w:sz="4" w:space="0" w:color="000000"/>
-              <w:bottom w:val="single" w:sz="4" w:space="0" w:color="000000"/>
-              <w:right w:val="single" w:sz="4" w:space="0" w:color="000000"/>
-            </w:tcBorders>
-            <w:vAlign w:val="center"/>
-          </w:tcPr>
-          <w:p>
-            <w:pPr>
-              <w:spacing w:before="40" w:after="40"/>
-              <w:jc w:val="left"/>
-            </w:pPr>
-            <w:r>
-              <w:rPr>
-                <w:rFonts w:ascii="Adani" w:hAnsi="Adani"/>
-                <w:b w:val="0"/>
-                <w:sz w:val="18"/>
-                <w:u w:val="none"/>
-              </w:rPr>
-              <w:t>6</w:t>
-            </w:r>
-          </w:p>
-        </w:tc>
-        <w:tc>
-          <w:tcPr>
-            <w:tcW w:type="dxa" w:w="3969"/>
-            <w:shd w:val="clear" w:color="auto" w:fill="FFFFFF"/>
-            <w:tcBorders>
-              <w:top w:val="single" w:sz="4" w:space="0" w:color="000000"/>
-              <w:left w:val="single" w:sz="4" w:space="0" w:color="000000"/>
-              <w:bottom w:val="single" w:sz="4" w:space="0" w:color="000000"/>
-              <w:right w:val="single" w:sz="4" w:space="0" w:color="000000"/>
-            </w:tcBorders>
-            <w:vAlign w:val="center"/>
-          </w:tcPr>
-          <w:p>
-            <w:pPr>
-              <w:spacing w:before="40" w:after="40"/>
-              <w:jc w:val="left"/>
-            </w:pPr>
-            <w:r>
-              <w:rPr>
-                <w:rFonts w:ascii="Adani" w:hAnsi="Adani"/>
-                <w:b w:val="0"/>
-                <w:sz w:val="18"/>
-                <w:u w:val="none"/>
-              </w:rPr>
-              <w:t>ADANI AGRI LOGISTICS KATIHAR TWO LIMITED</w:t>
-            </w:r>
-          </w:p>
-        </w:tc>
-        <w:tc>
-          <w:tcPr>
-            <w:tcW w:type="dxa" w:w="1814"/>
-            <w:shd w:val="clear" w:color="auto" w:fill="FFFFFF"/>
-            <w:tcBorders>
-              <w:top w:val="single" w:sz="4" w:space="0" w:color="000000"/>
-              <w:left w:val="single" w:sz="4" w:space="0" w:color="000000"/>
-              <w:bottom w:val="single" w:sz="4" w:space="0" w:color="000000"/>
-              <w:right w:val="single" w:sz="4" w:space="0" w:color="000000"/>
-            </w:tcBorders>
-            <w:vAlign w:val="center"/>
-          </w:tcPr>
-          <w:p>
-            <w:pPr>
-              <w:spacing w:before="40" w:after="40"/>
-              <w:jc w:val="left"/>
-            </w:pPr>
-            <w:r>
-              <w:rPr>
-                <w:rFonts w:ascii="Adani" w:hAnsi="Adani"/>
-                <w:b w:val="0"/>
-                <w:sz w:val="18"/>
-                <w:u w:val="none"/>
-              </w:rPr>
-              <w:t>Additional Director</w:t>
-            </w:r>
-          </w:p>
-        </w:tc>
-        <w:tc>
-          <w:tcPr>
-            <w:tcW w:type="dxa" w:w="1020"/>
-            <w:shd w:val="clear" w:color="auto" w:fill="FFFFFF"/>
-            <w:tcBorders>
-              <w:top w:val="single" w:sz="4" w:space="0" w:color="000000"/>
-              <w:left w:val="single" w:sz="4" w:space="0" w:color="000000"/>
-              <w:bottom w:val="single" w:sz="4" w:space="0" w:color="000000"/>
-              <w:right w:val="single" w:sz="4" w:space="0" w:color="000000"/>
-            </w:tcBorders>
-            <w:vAlign w:val="center"/>
-          </w:tcPr>
-          <w:p>
-            <w:pPr>
-              <w:spacing w:before="40" w:after="40"/>
-              <w:jc w:val="left"/>
-            </w:pPr>
-            <w:r>
-              <w:rPr>
-                <w:rFonts w:ascii="Adani" w:hAnsi="Adani"/>
-                <w:b w:val="0"/>
-                <w:sz w:val="18"/>
-                <w:u w:val="none"/>
-              </w:rPr>
-              <w:t>NIL</w:t>
-            </w:r>
-          </w:p>
-        </w:tc>
-        <w:tc>
-          <w:tcPr>
-            <w:tcW w:type="dxa" w:w="1247"/>
-            <w:shd w:val="clear" w:color="auto" w:fill="FFFFFF"/>
-            <w:tcBorders>
-              <w:top w:val="single" w:sz="4" w:space="0" w:color="000000"/>
-              <w:left w:val="single" w:sz="4" w:space="0" w:color="000000"/>
-              <w:bottom w:val="single" w:sz="4" w:space="0" w:color="000000"/>
-              <w:right w:val="single" w:sz="4" w:space="0" w:color="000000"/>
-            </w:tcBorders>
-            <w:vAlign w:val="center"/>
-          </w:tcPr>
-          <w:p>
-            <w:pPr>
-              <w:spacing w:before="40" w:after="40"/>
-              <w:jc w:val="left"/>
-            </w:pPr>
-            <w:r>
-              <w:rPr>
-                <w:rFonts w:ascii="Adani" w:hAnsi="Adani"/>
-                <w:b w:val="0"/>
-                <w:sz w:val="18"/>
-                <w:u w:val="none"/>
-              </w:rPr>
-              <w:t>31/07/2024</w:t>
-            </w:r>
-          </w:p>
-        </w:tc>
-      </w:tr>
-      <w:tr>
-        <w:tc>
-          <w:tcPr>
-            <w:tcW w:type="dxa" w:w="680"/>
-            <w:shd w:val="clear" w:color="auto" w:fill="FFFFFF"/>
-            <w:tcBorders>
-              <w:top w:val="single" w:sz="4" w:space="0" w:color="000000"/>
-              <w:left w:val="single" w:sz="4" w:space="0" w:color="000000"/>
-              <w:bottom w:val="single" w:sz="4" w:space="0" w:color="000000"/>
-              <w:right w:val="single" w:sz="4" w:space="0" w:color="000000"/>
-            </w:tcBorders>
-            <w:vAlign w:val="center"/>
-          </w:tcPr>
-          <w:p>
-            <w:pPr>
-              <w:spacing w:before="40" w:after="40"/>
-              <w:jc w:val="left"/>
-            </w:pPr>
-            <w:r>
-              <w:rPr>
-                <w:rFonts w:ascii="Adani" w:hAnsi="Adani"/>
-                <w:b w:val="0"/>
-                <w:sz w:val="18"/>
-                <w:u w:val="none"/>
-              </w:rPr>
-              <w:t>7</w:t>
-            </w:r>
-          </w:p>
-        </w:tc>
-        <w:tc>
-          <w:tcPr>
-            <w:tcW w:type="dxa" w:w="3969"/>
-            <w:shd w:val="clear" w:color="auto" w:fill="FFFFFF"/>
-            <w:tcBorders>
-              <w:top w:val="single" w:sz="4" w:space="0" w:color="000000"/>
-              <w:left w:val="single" w:sz="4" w:space="0" w:color="000000"/>
-              <w:bottom w:val="single" w:sz="4" w:space="0" w:color="000000"/>
-              <w:right w:val="single" w:sz="4" w:space="0" w:color="000000"/>
-            </w:tcBorders>
-            <w:vAlign w:val="center"/>
-          </w:tcPr>
-          <w:p>
-            <w:pPr>
-              <w:spacing w:before="40" w:after="40"/>
-              <w:jc w:val="left"/>
-            </w:pPr>
-            <w:r>
-              <w:rPr>
-                <w:rFonts w:ascii="Adani" w:hAnsi="Adani"/>
-                <w:b w:val="0"/>
-                <w:sz w:val="18"/>
-                <w:u w:val="none"/>
-              </w:rPr>
-              <w:t>PU AGRI LOGISTICS LIMITED</w:t>
-            </w:r>
-          </w:p>
-        </w:tc>
-        <w:tc>
-          <w:tcPr>
-            <w:tcW w:type="dxa" w:w="1814"/>
-            <w:shd w:val="clear" w:color="auto" w:fill="FFFFFF"/>
-            <w:tcBorders>
-              <w:top w:val="single" w:sz="4" w:space="0" w:color="000000"/>
-              <w:left w:val="single" w:sz="4" w:space="0" w:color="000000"/>
-              <w:bottom w:val="single" w:sz="4" w:space="0" w:color="000000"/>
-              <w:right w:val="single" w:sz="4" w:space="0" w:color="000000"/>
-            </w:tcBorders>
-            <w:vAlign w:val="center"/>
-          </w:tcPr>
-          <w:p>
-            <w:pPr>
-              <w:spacing w:before="40" w:after="40"/>
-              <w:jc w:val="left"/>
-            </w:pPr>
-            <w:r>
-              <w:rPr>
-                <w:rFonts w:ascii="Adani" w:hAnsi="Adani"/>
-                <w:b w:val="0"/>
-                <w:sz w:val="18"/>
-                <w:u w:val="none"/>
-              </w:rPr>
-              <w:t>Additional Director</w:t>
-            </w:r>
-          </w:p>
-        </w:tc>
-        <w:tc>
-          <w:tcPr>
-            <w:tcW w:type="dxa" w:w="1020"/>
-            <w:shd w:val="clear" w:color="auto" w:fill="FFFFFF"/>
-            <w:tcBorders>
-              <w:top w:val="single" w:sz="4" w:space="0" w:color="000000"/>
-              <w:left w:val="single" w:sz="4" w:space="0" w:color="000000"/>
-              <w:bottom w:val="single" w:sz="4" w:space="0" w:color="000000"/>
-              <w:right w:val="single" w:sz="4" w:space="0" w:color="000000"/>
-            </w:tcBorders>
-            <w:vAlign w:val="center"/>
-          </w:tcPr>
-          <w:p>
-            <w:pPr>
-              <w:spacing w:before="40" w:after="40"/>
-              <w:jc w:val="left"/>
-            </w:pPr>
-            <w:r>
-              <w:rPr>
-                <w:rFonts w:ascii="Adani" w:hAnsi="Adani"/>
-                <w:b w:val="0"/>
-                <w:sz w:val="18"/>
-                <w:u w:val="none"/>
-              </w:rPr>
-              <w:t>NIL</w:t>
-            </w:r>
-          </w:p>
-        </w:tc>
-        <w:tc>
-          <w:tcPr>
-            <w:tcW w:type="dxa" w:w="1247"/>
-            <w:shd w:val="clear" w:color="auto" w:fill="FFFFFF"/>
-            <w:tcBorders>
-              <w:top w:val="single" w:sz="4" w:space="0" w:color="000000"/>
-              <w:left w:val="single" w:sz="4" w:space="0" w:color="000000"/>
-              <w:bottom w:val="single" w:sz="4" w:space="0" w:color="000000"/>
-              <w:right w:val="single" w:sz="4" w:space="0" w:color="000000"/>
-            </w:tcBorders>
-            <w:vAlign w:val="center"/>
-          </w:tcPr>
-          <w:p>
-            <w:pPr>
-              <w:spacing w:before="40" w:after="40"/>
-              <w:jc w:val="left"/>
-            </w:pPr>
-            <w:r>
-              <w:rPr>
-                <w:rFonts w:ascii="Adani" w:hAnsi="Adani"/>
-                <w:b w:val="0"/>
-                <w:sz w:val="18"/>
-                <w:u w:val="none"/>
-              </w:rPr>
-              <w:t>31/07/2024</w:t>
-            </w:r>
-          </w:p>
-        </w:tc>
-      </w:tr>
-      <w:tr>
-        <w:tc>
-          <w:tcPr>
-            <w:tcW w:type="dxa" w:w="680"/>
-            <w:shd w:val="clear" w:color="auto" w:fill="FFFFFF"/>
-            <w:tcBorders>
-              <w:top w:val="single" w:sz="4" w:space="0" w:color="000000"/>
-              <w:left w:val="single" w:sz="4" w:space="0" w:color="000000"/>
-              <w:bottom w:val="single" w:sz="4" w:space="0" w:color="000000"/>
-              <w:right w:val="single" w:sz="4" w:space="0" w:color="000000"/>
-            </w:tcBorders>
-            <w:vAlign w:val="center"/>
-          </w:tcPr>
-          <w:p>
-            <w:pPr>
-              <w:spacing w:before="40" w:after="40"/>
-              <w:jc w:val="left"/>
-            </w:pPr>
-            <w:r>
-              <w:rPr>
-                <w:rFonts w:ascii="Adani" w:hAnsi="Adani"/>
-                <w:b w:val="0"/>
-                <w:sz w:val="18"/>
-                <w:u w:val="none"/>
-              </w:rPr>
-              <w:t>8</w:t>
-            </w:r>
-          </w:p>
-        </w:tc>
-        <w:tc>
-          <w:tcPr>
-            <w:tcW w:type="dxa" w:w="3969"/>
-            <w:shd w:val="clear" w:color="auto" w:fill="FFFFFF"/>
-            <w:tcBorders>
-              <w:top w:val="single" w:sz="4" w:space="0" w:color="000000"/>
-              <w:left w:val="single" w:sz="4" w:space="0" w:color="000000"/>
-              <w:bottom w:val="single" w:sz="4" w:space="0" w:color="000000"/>
-              <w:right w:val="single" w:sz="4" w:space="0" w:color="000000"/>
-            </w:tcBorders>
-            <w:vAlign w:val="center"/>
-          </w:tcPr>
-          <w:p>
-            <w:pPr>
-              <w:spacing w:before="40" w:after="40"/>
-              <w:jc w:val="left"/>
-            </w:pPr>
-            <w:r>
-              <w:rPr>
-                <w:rFonts w:ascii="Adani" w:hAnsi="Adani"/>
-                <w:b w:val="0"/>
-                <w:sz w:val="18"/>
-                <w:u w:val="none"/>
-              </w:rPr>
-              <w:t>ADANI AGRI LOGISTICS (SANDILA) LIMITED</w:t>
-            </w:r>
-          </w:p>
-        </w:tc>
-        <w:tc>
-          <w:tcPr>
-            <w:tcW w:type="dxa" w:w="1814"/>
-            <w:shd w:val="clear" w:color="auto" w:fill="FFFFFF"/>
-            <w:tcBorders>
-              <w:top w:val="single" w:sz="4" w:space="0" w:color="000000"/>
-              <w:left w:val="single" w:sz="4" w:space="0" w:color="000000"/>
-              <w:bottom w:val="single" w:sz="4" w:space="0" w:color="000000"/>
-              <w:right w:val="single" w:sz="4" w:space="0" w:color="000000"/>
-            </w:tcBorders>
-            <w:vAlign w:val="center"/>
-          </w:tcPr>
-          <w:p>
-            <w:pPr>
-              <w:spacing w:before="40" w:after="40"/>
-              <w:jc w:val="left"/>
-            </w:pPr>
-            <w:r>
-              <w:rPr>
-                <w:rFonts w:ascii="Adani" w:hAnsi="Adani"/>
-                <w:b w:val="0"/>
-                <w:sz w:val="18"/>
-                <w:u w:val="none"/>
-              </w:rPr>
-              <w:t>Additional Director</w:t>
-            </w:r>
-          </w:p>
-        </w:tc>
-        <w:tc>
-          <w:tcPr>
-            <w:tcW w:type="dxa" w:w="1020"/>
-            <w:shd w:val="clear" w:color="auto" w:fill="FFFFFF"/>
-            <w:tcBorders>
-              <w:top w:val="single" w:sz="4" w:space="0" w:color="000000"/>
-              <w:left w:val="single" w:sz="4" w:space="0" w:color="000000"/>
-              <w:bottom w:val="single" w:sz="4" w:space="0" w:color="000000"/>
-              <w:right w:val="single" w:sz="4" w:space="0" w:color="000000"/>
-            </w:tcBorders>
-            <w:vAlign w:val="center"/>
-          </w:tcPr>
-          <w:p>
-            <w:pPr>
-              <w:spacing w:before="40" w:after="40"/>
-              <w:jc w:val="left"/>
-            </w:pPr>
-            <w:r>
-              <w:rPr>
-                <w:rFonts w:ascii="Adani" w:hAnsi="Adani"/>
-                <w:b w:val="0"/>
-                <w:sz w:val="18"/>
-                <w:u w:val="none"/>
-              </w:rPr>
-              <w:t>NIL</w:t>
-            </w:r>
-          </w:p>
-        </w:tc>
-        <w:tc>
-          <w:tcPr>
-            <w:tcW w:type="dxa" w:w="1247"/>
-            <w:shd w:val="clear" w:color="auto" w:fill="FFFFFF"/>
-            <w:tcBorders>
-              <w:top w:val="single" w:sz="4" w:space="0" w:color="000000"/>
-              <w:left w:val="single" w:sz="4" w:space="0" w:color="000000"/>
-              <w:bottom w:val="single" w:sz="4" w:space="0" w:color="000000"/>
-              <w:right w:val="single" w:sz="4" w:space="0" w:color="000000"/>
-            </w:tcBorders>
-            <w:vAlign w:val="center"/>
-          </w:tcPr>
-          <w:p>
-            <w:pPr>
-              <w:spacing w:before="40" w:after="40"/>
-              <w:jc w:val="left"/>
-            </w:pPr>
-            <w:r>
-              <w:rPr>
-                <w:rFonts w:ascii="Adani" w:hAnsi="Adani"/>
-                <w:b w:val="0"/>
-                <w:sz w:val="18"/>
-                <w:u w:val="none"/>
-              </w:rPr>
-              <w:t>31/07/2024</w:t>
-            </w:r>
-          </w:p>
-        </w:tc>
-      </w:tr>
-      <w:tr>
-        <w:tc>
-          <w:tcPr>
-            <w:tcW w:type="dxa" w:w="680"/>
-            <w:shd w:val="clear" w:color="auto" w:fill="FFFFFF"/>
-            <w:tcBorders>
-              <w:top w:val="single" w:sz="4" w:space="0" w:color="000000"/>
-              <w:left w:val="single" w:sz="4" w:space="0" w:color="000000"/>
-              <w:bottom w:val="single" w:sz="4" w:space="0" w:color="000000"/>
-              <w:right w:val="single" w:sz="4" w:space="0" w:color="000000"/>
-            </w:tcBorders>
-            <w:vAlign w:val="center"/>
-          </w:tcPr>
-          <w:p>
-            <w:pPr>
-              <w:spacing w:before="40" w:after="40"/>
-              <w:jc w:val="left"/>
-            </w:pPr>
-            <w:r>
-              <w:rPr>
-                <w:rFonts w:ascii="Adani" w:hAnsi="Adani"/>
-                <w:b w:val="0"/>
-                <w:sz w:val="18"/>
-                <w:u w:val="none"/>
-              </w:rPr>
-              <w:t>9</w:t>
-            </w:r>
-          </w:p>
-        </w:tc>
-        <w:tc>
-          <w:tcPr>
-            <w:tcW w:type="dxa" w:w="3969"/>
-            <w:shd w:val="clear" w:color="auto" w:fill="FFFFFF"/>
-            <w:tcBorders>
-              <w:top w:val="single" w:sz="4" w:space="0" w:color="000000"/>
-              <w:left w:val="single" w:sz="4" w:space="0" w:color="000000"/>
-              <w:bottom w:val="single" w:sz="4" w:space="0" w:color="000000"/>
-              <w:right w:val="single" w:sz="4" w:space="0" w:color="000000"/>
-            </w:tcBorders>
-            <w:vAlign w:val="center"/>
-          </w:tcPr>
-          <w:p>
-            <w:pPr>
-              <w:spacing w:before="40" w:after="40"/>
-              <w:jc w:val="left"/>
-            </w:pPr>
-            <w:r>
-              <w:rPr>
-                <w:rFonts w:ascii="Adani" w:hAnsi="Adani"/>
-                <w:b w:val="0"/>
-                <w:sz w:val="18"/>
-                <w:u w:val="none"/>
-              </w:rPr>
-              <w:t>ADANI AGRI LOGISTICS (DARBHANGA) LIMITED</w:t>
-            </w:r>
-          </w:p>
-        </w:tc>
-        <w:tc>
-          <w:tcPr>
-            <w:tcW w:type="dxa" w:w="1814"/>
-            <w:shd w:val="clear" w:color="auto" w:fill="FFFFFF"/>
-            <w:tcBorders>
-              <w:top w:val="single" w:sz="4" w:space="0" w:color="000000"/>
-              <w:left w:val="single" w:sz="4" w:space="0" w:color="000000"/>
-              <w:bottom w:val="single" w:sz="4" w:space="0" w:color="000000"/>
-              <w:right w:val="single" w:sz="4" w:space="0" w:color="000000"/>
-            </w:tcBorders>
-            <w:vAlign w:val="center"/>
-          </w:tcPr>
-          <w:p>
-            <w:pPr>
-              <w:spacing w:before="40" w:after="40"/>
-              <w:jc w:val="left"/>
-            </w:pPr>
-            <w:r>
-              <w:rPr>
-                <w:rFonts w:ascii="Adani" w:hAnsi="Adani"/>
-                <w:b w:val="0"/>
-                <w:sz w:val="18"/>
-                <w:u w:val="none"/>
-              </w:rPr>
-              <w:t>Additional Director</w:t>
-            </w:r>
-          </w:p>
-        </w:tc>
-        <w:tc>
-          <w:tcPr>
-            <w:tcW w:type="dxa" w:w="1020"/>
-            <w:shd w:val="clear" w:color="auto" w:fill="FFFFFF"/>
-            <w:tcBorders>
-              <w:top w:val="single" w:sz="4" w:space="0" w:color="000000"/>
-              <w:left w:val="single" w:sz="4" w:space="0" w:color="000000"/>
-              <w:bottom w:val="single" w:sz="4" w:space="0" w:color="000000"/>
-              <w:right w:val="single" w:sz="4" w:space="0" w:color="000000"/>
-            </w:tcBorders>
-            <w:vAlign w:val="center"/>
-          </w:tcPr>
-          <w:p>
-            <w:pPr>
-              <w:spacing w:before="40" w:after="40"/>
-              <w:jc w:val="left"/>
-            </w:pPr>
-            <w:r>
-              <w:rPr>
-                <w:rFonts w:ascii="Adani" w:hAnsi="Adani"/>
-                <w:b w:val="0"/>
-                <w:sz w:val="18"/>
-                <w:u w:val="none"/>
-              </w:rPr>
-              <w:t>NIL</w:t>
-            </w:r>
-          </w:p>
-        </w:tc>
-        <w:tc>
-          <w:tcPr>
-            <w:tcW w:type="dxa" w:w="1247"/>
-            <w:shd w:val="clear" w:color="auto" w:fill="FFFFFF"/>
-            <w:tcBorders>
-              <w:top w:val="single" w:sz="4" w:space="0" w:color="000000"/>
-              <w:left w:val="single" w:sz="4" w:space="0" w:color="000000"/>
-              <w:bottom w:val="single" w:sz="4" w:space="0" w:color="000000"/>
-              <w:right w:val="single" w:sz="4" w:space="0" w:color="000000"/>
-            </w:tcBorders>
-            <w:vAlign w:val="center"/>
-          </w:tcPr>
-          <w:p>
-            <w:pPr>
-              <w:spacing w:before="40" w:after="40"/>
-              <w:jc w:val="left"/>
-            </w:pPr>
-            <w:r>
-              <w:rPr>
-                <w:rFonts w:ascii="Adani" w:hAnsi="Adani"/>
-                <w:b w:val="0"/>
-                <w:sz w:val="18"/>
-                <w:u w:val="none"/>
-              </w:rPr>
-              <w:t>31/07/2024</w:t>
-            </w:r>
-          </w:p>
-        </w:tc>
-      </w:tr>
-      <w:tr>
-        <w:tc>
-          <w:tcPr>
-            <w:tcW w:type="dxa" w:w="680"/>
-            <w:shd w:val="clear" w:color="auto" w:fill="FFFFFF"/>
-            <w:tcBorders>
-              <w:top w:val="single" w:sz="4" w:space="0" w:color="000000"/>
-              <w:left w:val="single" w:sz="4" w:space="0" w:color="000000"/>
-              <w:bottom w:val="single" w:sz="4" w:space="0" w:color="000000"/>
-              <w:right w:val="single" w:sz="4" w:space="0" w:color="000000"/>
-            </w:tcBorders>
-            <w:vAlign w:val="center"/>
-          </w:tcPr>
-          <w:p>
-            <w:pPr>
-              <w:spacing w:before="40" w:after="40"/>
-              <w:jc w:val="left"/>
-            </w:pPr>
-            <w:r>
-              <w:rPr>
-                <w:rFonts w:ascii="Adani" w:hAnsi="Adani"/>
-                <w:b w:val="0"/>
-                <w:sz w:val="18"/>
-                <w:u w:val="none"/>
-              </w:rPr>
-              <w:t>10</w:t>
-            </w:r>
-          </w:p>
-        </w:tc>
-        <w:tc>
-          <w:tcPr>
-            <w:tcW w:type="dxa" w:w="3969"/>
-            <w:shd w:val="clear" w:color="auto" w:fill="FFFFFF"/>
-            <w:tcBorders>
-              <w:top w:val="single" w:sz="4" w:space="0" w:color="000000"/>
-              <w:left w:val="single" w:sz="4" w:space="0" w:color="000000"/>
-              <w:bottom w:val="single" w:sz="4" w:space="0" w:color="000000"/>
-              <w:right w:val="single" w:sz="4" w:space="0" w:color="000000"/>
-            </w:tcBorders>
-            <w:vAlign w:val="center"/>
-          </w:tcPr>
-          <w:p>
-            <w:pPr>
-              <w:spacing w:before="40" w:after="40"/>
-              <w:jc w:val="left"/>
-            </w:pPr>
-            <w:r>
-              <w:rPr>
-                <w:rFonts w:ascii="Adani" w:hAnsi="Adani"/>
-                <w:b w:val="0"/>
-                <w:sz w:val="18"/>
-                <w:u w:val="none"/>
-              </w:rPr>
-              <w:t>ADANI AGRI LOGISTICS (CHANDARI) LIMITED</w:t>
-            </w:r>
-          </w:p>
-        </w:tc>
-        <w:tc>
-          <w:tcPr>
-            <w:tcW w:type="dxa" w:w="1814"/>
-            <w:shd w:val="clear" w:color="auto" w:fill="FFFFFF"/>
-            <w:tcBorders>
-              <w:top w:val="single" w:sz="4" w:space="0" w:color="000000"/>
-              <w:left w:val="single" w:sz="4" w:space="0" w:color="000000"/>
-              <w:bottom w:val="single" w:sz="4" w:space="0" w:color="000000"/>
-              <w:right w:val="single" w:sz="4" w:space="0" w:color="000000"/>
-            </w:tcBorders>
-            <w:vAlign w:val="center"/>
-          </w:tcPr>
-          <w:p>
-            <w:pPr>
-              <w:spacing w:before="40" w:after="40"/>
-              <w:jc w:val="left"/>
-            </w:pPr>
-            <w:r>
-              <w:rPr>
-                <w:rFonts w:ascii="Adani" w:hAnsi="Adani"/>
-                <w:b w:val="0"/>
-                <w:sz w:val="18"/>
-                <w:u w:val="none"/>
-              </w:rPr>
-              <w:t>Additional Director</w:t>
-            </w:r>
-          </w:p>
-        </w:tc>
-        <w:tc>
-          <w:tcPr>
-            <w:tcW w:type="dxa" w:w="1020"/>
-            <w:shd w:val="clear" w:color="auto" w:fill="FFFFFF"/>
-            <w:tcBorders>
-              <w:top w:val="single" w:sz="4" w:space="0" w:color="000000"/>
-              <w:left w:val="single" w:sz="4" w:space="0" w:color="000000"/>
-              <w:bottom w:val="single" w:sz="4" w:space="0" w:color="000000"/>
-              <w:right w:val="single" w:sz="4" w:space="0" w:color="000000"/>
-            </w:tcBorders>
-            <w:vAlign w:val="center"/>
-          </w:tcPr>
-          <w:p>
-            <w:pPr>
-              <w:spacing w:before="40" w:after="40"/>
-              <w:jc w:val="left"/>
-            </w:pPr>
-            <w:r>
-              <w:rPr>
-                <w:rFonts w:ascii="Adani" w:hAnsi="Adani"/>
-                <w:b w:val="0"/>
-                <w:sz w:val="18"/>
-                <w:u w:val="none"/>
-              </w:rPr>
-              <w:t>NIL</w:t>
-            </w:r>
-          </w:p>
-        </w:tc>
-        <w:tc>
-          <w:tcPr>
-            <w:tcW w:type="dxa" w:w="1247"/>
-            <w:shd w:val="clear" w:color="auto" w:fill="FFFFFF"/>
-            <w:tcBorders>
-              <w:top w:val="single" w:sz="4" w:space="0" w:color="000000"/>
-              <w:left w:val="single" w:sz="4" w:space="0" w:color="000000"/>
-              <w:bottom w:val="single" w:sz="4" w:space="0" w:color="000000"/>
-              <w:right w:val="single" w:sz="4" w:space="0" w:color="000000"/>
-            </w:tcBorders>
-            <w:vAlign w:val="center"/>
-          </w:tcPr>
-          <w:p>
-            <w:pPr>
-              <w:spacing w:before="40" w:after="40"/>
-              <w:jc w:val="left"/>
-            </w:pPr>
-            <w:r>
-              <w:rPr>
-                <w:rFonts w:ascii="Adani" w:hAnsi="Adani"/>
-                <w:b w:val="0"/>
-                <w:sz w:val="18"/>
-                <w:u w:val="none"/>
-              </w:rPr>
-              <w:t>31/07/2024</w:t>
-            </w:r>
-          </w:p>
-        </w:tc>
-      </w:tr>
-      <w:tr>
-        <w:tc>
-          <w:tcPr>
-            <w:tcW w:type="dxa" w:w="680"/>
-            <w:shd w:val="clear" w:color="auto" w:fill="FFFFFF"/>
-            <w:tcBorders>
-              <w:top w:val="single" w:sz="4" w:space="0" w:color="000000"/>
-              <w:left w:val="single" w:sz="4" w:space="0" w:color="000000"/>
-              <w:bottom w:val="single" w:sz="4" w:space="0" w:color="000000"/>
-              <w:right w:val="single" w:sz="4" w:space="0" w:color="000000"/>
-            </w:tcBorders>
-            <w:vAlign w:val="center"/>
-          </w:tcPr>
-          <w:p>
-            <w:pPr>
-              <w:spacing w:before="40" w:after="40"/>
-              <w:jc w:val="left"/>
-            </w:pPr>
-            <w:r>
-              <w:rPr>
-                <w:rFonts w:ascii="Adani" w:hAnsi="Adani"/>
-                <w:b w:val="0"/>
-                <w:sz w:val="18"/>
-                <w:u w:val="none"/>
-              </w:rPr>
-              <w:t>11</w:t>
-            </w:r>
-          </w:p>
-        </w:tc>
-        <w:tc>
-          <w:tcPr>
-            <w:tcW w:type="dxa" w:w="3969"/>
-            <w:shd w:val="clear" w:color="auto" w:fill="FFFFFF"/>
-            <w:tcBorders>
-              <w:top w:val="single" w:sz="4" w:space="0" w:color="000000"/>
-              <w:left w:val="single" w:sz="4" w:space="0" w:color="000000"/>
-              <w:bottom w:val="single" w:sz="4" w:space="0" w:color="000000"/>
-              <w:right w:val="single" w:sz="4" w:space="0" w:color="000000"/>
-            </w:tcBorders>
-            <w:vAlign w:val="center"/>
-          </w:tcPr>
-          <w:p>
-            <w:pPr>
-              <w:spacing w:before="40" w:after="40"/>
-              <w:jc w:val="left"/>
-            </w:pPr>
-            <w:r>
-              <w:rPr>
-                <w:rFonts w:ascii="Adani" w:hAnsi="Adani"/>
-                <w:b w:val="0"/>
-                <w:sz w:val="18"/>
-                <w:u w:val="none"/>
-              </w:rPr>
-              <w:t>BU AGRI LOGISTICS LIMITED</w:t>
-            </w:r>
-          </w:p>
-        </w:tc>
-        <w:tc>
-          <w:tcPr>
-            <w:tcW w:type="dxa" w:w="1814"/>
-            <w:shd w:val="clear" w:color="auto" w:fill="FFFFFF"/>
-            <w:tcBorders>
-              <w:top w:val="single" w:sz="4" w:space="0" w:color="000000"/>
-              <w:left w:val="single" w:sz="4" w:space="0" w:color="000000"/>
-              <w:bottom w:val="single" w:sz="4" w:space="0" w:color="000000"/>
-              <w:right w:val="single" w:sz="4" w:space="0" w:color="000000"/>
-            </w:tcBorders>
-            <w:vAlign w:val="center"/>
-          </w:tcPr>
-          <w:p>
-            <w:pPr>
-              <w:spacing w:before="40" w:after="40"/>
-              <w:jc w:val="left"/>
-            </w:pPr>
-            <w:r>
-              <w:rPr>
-                <w:rFonts w:ascii="Adani" w:hAnsi="Adani"/>
-                <w:b w:val="0"/>
-                <w:sz w:val="18"/>
-                <w:u w:val="none"/>
-              </w:rPr>
-              <w:t>Additional Director</w:t>
-            </w:r>
-          </w:p>
-        </w:tc>
-        <w:tc>
-          <w:tcPr>
-            <w:tcW w:type="dxa" w:w="1020"/>
-            <w:shd w:val="clear" w:color="auto" w:fill="FFFFFF"/>
-            <w:tcBorders>
-              <w:top w:val="single" w:sz="4" w:space="0" w:color="000000"/>
-              <w:left w:val="single" w:sz="4" w:space="0" w:color="000000"/>
-              <w:bottom w:val="single" w:sz="4" w:space="0" w:color="000000"/>
-              <w:right w:val="single" w:sz="4" w:space="0" w:color="000000"/>
-            </w:tcBorders>
-            <w:vAlign w:val="center"/>
-          </w:tcPr>
-          <w:p>
-            <w:pPr>
-              <w:spacing w:before="40" w:after="40"/>
-              <w:jc w:val="left"/>
-            </w:pPr>
-            <w:r>
-              <w:rPr>
-                <w:rFonts w:ascii="Adani" w:hAnsi="Adani"/>
-                <w:b w:val="0"/>
-                <w:sz w:val="18"/>
-                <w:u w:val="none"/>
-              </w:rPr>
-              <w:t>NIL</w:t>
-            </w:r>
-          </w:p>
-        </w:tc>
-        <w:tc>
-          <w:tcPr>
-            <w:tcW w:type="dxa" w:w="1247"/>
-            <w:shd w:val="clear" w:color="auto" w:fill="FFFFFF"/>
-            <w:tcBorders>
-              <w:top w:val="single" w:sz="4" w:space="0" w:color="000000"/>
-              <w:left w:val="single" w:sz="4" w:space="0" w:color="000000"/>
-              <w:bottom w:val="single" w:sz="4" w:space="0" w:color="000000"/>
-              <w:right w:val="single" w:sz="4" w:space="0" w:color="000000"/>
-            </w:tcBorders>
-            <w:vAlign w:val="center"/>
-          </w:tcPr>
-          <w:p>
-            <w:pPr>
-              <w:spacing w:before="40" w:after="40"/>
-              <w:jc w:val="left"/>
-            </w:pPr>
-            <w:r>
-              <w:rPr>
-                <w:rFonts w:ascii="Adani" w:hAnsi="Adani"/>
-                <w:b w:val="0"/>
-                <w:sz w:val="18"/>
-                <w:u w:val="none"/>
-              </w:rPr>
-              <w:t>31/07/2024</w:t>
             </w:r>
           </w:p>
         </w:tc>
@@ -2130,7 +1988,7 @@
                 <w:sz w:val="18"/>
                 <w:u w:val="none"/>
               </w:rPr>
-              <w:t>Date:   27th May, 2026</w:t>
+              <w:t>Date:   09th June, 2026</w:t>
             </w:r>
           </w:p>
         </w:tc>
@@ -3167,7 +3025,7 @@
                 <w:sz w:val="18"/>
                 <w:u w:val="none"/>
               </w:rPr>
-              <w:t>Date:   27th May, 2026</w:t>
+              <w:t>Date:   09th June, 2026</w:t>
             </w:r>
           </w:p>
         </w:tc>
@@ -3328,7 +3186,7 @@
           <w:sz w:val="20"/>
           <w:u w:val="none"/>
         </w:rPr>
-        <w:t>27th May, 2026</w:t>
+        <w:t>09th June, 2026</w:t>
       </w:r>
     </w:p>
     <w:p>
@@ -3373,21 +3231,6 @@
           <w:sz w:val="20"/>
           <w:u w:val="none"/>
         </w:rPr>
-        <w:t>ADANI AGRI LOGISTICS (GONDA) LIMITED</w:t>
-      </w:r>
-    </w:p>
-    <w:p>
-      <w:pPr>
-        <w:spacing w:before="0" w:after="20"/>
-        <w:jc w:val="left"/>
-      </w:pPr>
-      <w:r>
-        <w:rPr>
-          <w:rFonts w:ascii="Adani" w:hAnsi="Adani"/>
-          <w:b/>
-          <w:sz w:val="20"/>
-          <w:u w:val="none"/>
-        </w:rPr>
         <w:t>PILLSTRONG INFRA PRIVATE LIMITED</w:t>
       </w:r>
     </w:p>
@@ -3403,37 +3246,7 @@
           <w:sz w:val="20"/>
           <w:u w:val="none"/>
         </w:rPr>
-        <w:t>VAMI REALTECH PRIVATE LIMITED</w:t>
-      </w:r>
-    </w:p>
-    <w:p>
-      <w:pPr>
-        <w:spacing w:before="0" w:after="20"/>
-        <w:jc w:val="left"/>
-      </w:pPr>
-      <w:r>
-        <w:rPr>
-          <w:rFonts w:ascii="Adani" w:hAnsi="Adani"/>
-          <w:b/>
-          <w:sz w:val="20"/>
-          <w:u w:val="none"/>
-        </w:rPr>
-        <w:t>HM AGRI LOGISTICS LIMITED</w:t>
-      </w:r>
-    </w:p>
-    <w:p>
-      <w:pPr>
-        <w:spacing w:before="0" w:after="20"/>
-        <w:jc w:val="left"/>
-      </w:pPr>
-      <w:r>
-        <w:rPr>
-          <w:rFonts w:ascii="Adani" w:hAnsi="Adani"/>
-          <w:b/>
-          <w:sz w:val="20"/>
-          <w:u w:val="none"/>
-        </w:rPr>
-        <w:t>ADANI AGRI LOGISTICS KATIHAR TWO LIMITED</w:t>
+        <w:t>ADANI AGRI LOGISTICS (DARBHANGA) LIMITED</w:t>
       </w:r>
     </w:p>
     <w:p>
@@ -3478,7 +3291,37 @@
           <w:sz w:val="20"/>
           <w:u w:val="none"/>
         </w:rPr>
-        <w:t>ADANI AGRI LOGISTICS (DARBHANGA) LIMITED</w:t>
+        <w:t>BU AGRI LOGISTICS LIMITED</w:t>
+      </w:r>
+    </w:p>
+    <w:p>
+      <w:pPr>
+        <w:spacing w:before="0" w:after="20"/>
+        <w:jc w:val="left"/>
+      </w:pPr>
+      <w:r>
+        <w:rPr>
+          <w:rFonts w:ascii="Adani" w:hAnsi="Adani"/>
+          <w:b/>
+          <w:sz w:val="20"/>
+          <w:u w:val="none"/>
+        </w:rPr>
+        <w:t>HM AGRI LOGISTICS LIMITED</w:t>
+      </w:r>
+    </w:p>
+    <w:p>
+      <w:pPr>
+        <w:spacing w:before="0" w:after="20"/>
+        <w:jc w:val="left"/>
+      </w:pPr>
+      <w:r>
+        <w:rPr>
+          <w:rFonts w:ascii="Adani" w:hAnsi="Adani"/>
+          <w:b/>
+          <w:sz w:val="20"/>
+          <w:u w:val="none"/>
+        </w:rPr>
+        <w:t>ADANI AGRI LOGISTICS (GONDA) LIMITED</w:t>
       </w:r>
     </w:p>
     <w:p>
@@ -3508,7 +3351,22 @@
           <w:sz w:val="20"/>
           <w:u w:val="none"/>
         </w:rPr>
-        <w:t>BU AGRI LOGISTICS LIMITED</w:t>
+        <w:t>ADANI AGRI LOGISTICS KATIHAR TWO LIMITED</w:t>
+      </w:r>
+    </w:p>
+    <w:p>
+      <w:pPr>
+        <w:spacing w:before="0" w:after="20"/>
+        <w:jc w:val="left"/>
+      </w:pPr>
+      <w:r>
+        <w:rPr>
+          <w:rFonts w:ascii="Adani" w:hAnsi="Adani"/>
+          <w:b/>
+          <w:sz w:val="20"/>
+          <w:u w:val="none"/>
+        </w:rPr>
+        <w:t>VAMI REALTECH PRIVATE LIMITED</w:t>
       </w:r>
     </w:p>
     <w:p/>
@@ -3569,37 +3427,7 @@
           <w:sz w:val="20"/>
           <w:u w:val="none"/>
         </w:rPr>
-        <w:t>ADANI AGRI LOGISTICS (GONDA) LIMITED</w:t>
-      </w:r>
-    </w:p>
-    <w:p>
-      <w:pPr>
-        <w:spacing w:before="0" w:after="20"/>
-        <w:jc w:val="left"/>
-      </w:pPr>
-      <w:r>
-        <w:rPr>
-          <w:rFonts w:ascii="Adani" w:hAnsi="Adani"/>
-          <w:b w:val="0"/>
-          <w:sz w:val="20"/>
-          <w:u w:val="none"/>
-        </w:rPr>
-        <w:t>HM AGRI LOGISTICS LIMITED</w:t>
-      </w:r>
-    </w:p>
-    <w:p>
-      <w:pPr>
-        <w:spacing w:before="0" w:after="20"/>
-        <w:jc w:val="left"/>
-      </w:pPr>
-      <w:r>
-        <w:rPr>
-          <w:rFonts w:ascii="Adani" w:hAnsi="Adani"/>
-          <w:b w:val="0"/>
-          <w:sz w:val="20"/>
-          <w:u w:val="none"/>
-        </w:rPr>
-        <w:t>ADANI AGRI LOGISTICS KATIHAR TWO LIMITED</w:t>
+        <w:t>ADANI AGRI LOGISTICS (DARBHANGA) LIMITED</w:t>
       </w:r>
     </w:p>
     <w:p>
@@ -3644,7 +3472,37 @@
           <w:sz w:val="20"/>
           <w:u w:val="none"/>
         </w:rPr>
-        <w:t>ADANI AGRI LOGISTICS (DARBHANGA) LIMITED</w:t>
+        <w:t>BU AGRI LOGISTICS LIMITED</w:t>
+      </w:r>
+    </w:p>
+    <w:p>
+      <w:pPr>
+        <w:spacing w:before="0" w:after="20"/>
+        <w:jc w:val="left"/>
+      </w:pPr>
+      <w:r>
+        <w:rPr>
+          <w:rFonts w:ascii="Adani" w:hAnsi="Adani"/>
+          <w:b w:val="0"/>
+          <w:sz w:val="20"/>
+          <w:u w:val="none"/>
+        </w:rPr>
+        <w:t>HM AGRI LOGISTICS LIMITED</w:t>
+      </w:r>
+    </w:p>
+    <w:p>
+      <w:pPr>
+        <w:spacing w:before="0" w:after="20"/>
+        <w:jc w:val="left"/>
+      </w:pPr>
+      <w:r>
+        <w:rPr>
+          <w:rFonts w:ascii="Adani" w:hAnsi="Adani"/>
+          <w:b w:val="0"/>
+          <w:sz w:val="20"/>
+          <w:u w:val="none"/>
+        </w:rPr>
+        <w:t>ADANI AGRI LOGISTICS (GONDA) LIMITED</w:t>
       </w:r>
     </w:p>
     <w:p>
@@ -3674,7 +3532,7 @@
           <w:sz w:val="20"/>
           <w:u w:val="none"/>
         </w:rPr>
-        <w:t>BU AGRI LOGISTICS LIMITED</w:t>
+        <w:t>ADANI AGRI LOGISTICS KATIHAR TWO LIMITED</w:t>
       </w:r>
     </w:p>
     <w:p/>
@@ -4512,7 +4370,7 @@
                 <w:sz w:val="18"/>
                 <w:u w:val="none"/>
               </w:rPr>
-              <w:t>11</w:t>
+              <w:t>10</w:t>
             </w:r>
           </w:p>
         </w:tc>
@@ -4685,6 +4543,690 @@
                 <w:sz w:val="18"/>
                 <w:u w:val="none"/>
               </w:rPr>
+              <w:t>U68200GJ2024PTC173502</w:t>
+            </w:r>
+          </w:p>
+        </w:tc>
+        <w:tc>
+          <w:tcPr>
+            <w:tcW w:type="dxa" w:w="4252"/>
+            <w:shd w:val="clear" w:color="auto" w:fill="FFFFFF"/>
+            <w:tcBorders>
+              <w:top w:val="single" w:sz="4" w:space="0" w:color="000000"/>
+              <w:left w:val="single" w:sz="4" w:space="0" w:color="000000"/>
+              <w:bottom w:val="single" w:sz="4" w:space="0" w:color="000000"/>
+              <w:right w:val="single" w:sz="4" w:space="0" w:color="000000"/>
+            </w:tcBorders>
+            <w:vAlign w:val="center"/>
+          </w:tcPr>
+          <w:p>
+            <w:pPr>
+              <w:spacing w:before="40" w:after="40"/>
+              <w:jc w:val="left"/>
+            </w:pPr>
+            <w:r>
+              <w:rPr>
+                <w:rFonts w:ascii="Adani" w:hAnsi="Adani"/>
+                <w:b w:val="0"/>
+                <w:sz w:val="18"/>
+                <w:u w:val="none"/>
+              </w:rPr>
+              <w:t>PILLSTRONG INFRA PRIVATE LIMITED</w:t>
+            </w:r>
+          </w:p>
+        </w:tc>
+        <w:tc>
+          <w:tcPr>
+            <w:tcW w:type="dxa" w:w="1587"/>
+            <w:shd w:val="clear" w:color="auto" w:fill="FFFFFF"/>
+            <w:tcBorders>
+              <w:top w:val="single" w:sz="4" w:space="0" w:color="000000"/>
+              <w:left w:val="single" w:sz="4" w:space="0" w:color="000000"/>
+              <w:bottom w:val="single" w:sz="4" w:space="0" w:color="000000"/>
+              <w:right w:val="single" w:sz="4" w:space="0" w:color="000000"/>
+            </w:tcBorders>
+            <w:vAlign w:val="center"/>
+          </w:tcPr>
+          <w:p>
+            <w:pPr>
+              <w:spacing w:before="40" w:after="40"/>
+              <w:jc w:val="left"/>
+            </w:pPr>
+            <w:r>
+              <w:rPr>
+                <w:rFonts w:ascii="Adani" w:hAnsi="Adani"/>
+                <w:b w:val="0"/>
+                <w:sz w:val="18"/>
+                <w:u w:val="none"/>
+              </w:rPr>
+              <w:t>Director</w:t>
+            </w:r>
+          </w:p>
+        </w:tc>
+        <w:tc>
+          <w:tcPr>
+            <w:tcW w:type="dxa" w:w="1304"/>
+            <w:shd w:val="clear" w:color="auto" w:fill="FFFFFF"/>
+            <w:tcBorders>
+              <w:top w:val="single" w:sz="4" w:space="0" w:color="000000"/>
+              <w:left w:val="single" w:sz="4" w:space="0" w:color="000000"/>
+              <w:bottom w:val="single" w:sz="4" w:space="0" w:color="000000"/>
+              <w:right w:val="single" w:sz="4" w:space="0" w:color="000000"/>
+            </w:tcBorders>
+            <w:vAlign w:val="center"/>
+          </w:tcPr>
+          <w:p>
+            <w:pPr>
+              <w:spacing w:before="40" w:after="40"/>
+              <w:jc w:val="left"/>
+            </w:pPr>
+            <w:r>
+              <w:rPr>
+                <w:rFonts w:ascii="Adani" w:hAnsi="Adani"/>
+                <w:b w:val="0"/>
+                <w:sz w:val="18"/>
+                <w:u w:val="none"/>
+              </w:rPr>
+              <w:t>19/06/2025</w:t>
+            </w:r>
+          </w:p>
+        </w:tc>
+      </w:tr>
+      <w:tr>
+        <w:tc>
+          <w:tcPr>
+            <w:tcW w:type="dxa" w:w="2268"/>
+            <w:shd w:val="clear" w:color="auto" w:fill="FFFFFF"/>
+            <w:tcBorders>
+              <w:top w:val="single" w:sz="4" w:space="0" w:color="000000"/>
+              <w:left w:val="single" w:sz="4" w:space="0" w:color="000000"/>
+              <w:bottom w:val="single" w:sz="4" w:space="0" w:color="000000"/>
+              <w:right w:val="single" w:sz="4" w:space="0" w:color="000000"/>
+            </w:tcBorders>
+            <w:vAlign w:val="center"/>
+          </w:tcPr>
+          <w:p>
+            <w:pPr>
+              <w:spacing w:before="40" w:after="40"/>
+              <w:jc w:val="left"/>
+            </w:pPr>
+            <w:r>
+              <w:rPr>
+                <w:rFonts w:ascii="Adani" w:hAnsi="Adani"/>
+                <w:b w:val="0"/>
+                <w:sz w:val="18"/>
+                <w:u w:val="none"/>
+              </w:rPr>
+              <w:t>U63090GJ2018PLC104685</w:t>
+            </w:r>
+          </w:p>
+        </w:tc>
+        <w:tc>
+          <w:tcPr>
+            <w:tcW w:type="dxa" w:w="4252"/>
+            <w:shd w:val="clear" w:color="auto" w:fill="FFFFFF"/>
+            <w:tcBorders>
+              <w:top w:val="single" w:sz="4" w:space="0" w:color="000000"/>
+              <w:left w:val="single" w:sz="4" w:space="0" w:color="000000"/>
+              <w:bottom w:val="single" w:sz="4" w:space="0" w:color="000000"/>
+              <w:right w:val="single" w:sz="4" w:space="0" w:color="000000"/>
+            </w:tcBorders>
+            <w:vAlign w:val="center"/>
+          </w:tcPr>
+          <w:p>
+            <w:pPr>
+              <w:spacing w:before="40" w:after="40"/>
+              <w:jc w:val="left"/>
+            </w:pPr>
+            <w:r>
+              <w:rPr>
+                <w:rFonts w:ascii="Adani" w:hAnsi="Adani"/>
+                <w:b w:val="0"/>
+                <w:sz w:val="18"/>
+                <w:u w:val="none"/>
+              </w:rPr>
+              <w:t>ADANI AGRI LOGISTICS (DARBHANGA) LIMITED</w:t>
+            </w:r>
+          </w:p>
+        </w:tc>
+        <w:tc>
+          <w:tcPr>
+            <w:tcW w:type="dxa" w:w="1587"/>
+            <w:shd w:val="clear" w:color="auto" w:fill="FFFFFF"/>
+            <w:tcBorders>
+              <w:top w:val="single" w:sz="4" w:space="0" w:color="000000"/>
+              <w:left w:val="single" w:sz="4" w:space="0" w:color="000000"/>
+              <w:bottom w:val="single" w:sz="4" w:space="0" w:color="000000"/>
+              <w:right w:val="single" w:sz="4" w:space="0" w:color="000000"/>
+            </w:tcBorders>
+            <w:vAlign w:val="center"/>
+          </w:tcPr>
+          <w:p>
+            <w:pPr>
+              <w:spacing w:before="40" w:after="40"/>
+              <w:jc w:val="left"/>
+            </w:pPr>
+            <w:r>
+              <w:rPr>
+                <w:rFonts w:ascii="Adani" w:hAnsi="Adani"/>
+                <w:b w:val="0"/>
+                <w:sz w:val="18"/>
+                <w:u w:val="none"/>
+              </w:rPr>
+              <w:t>Director</w:t>
+            </w:r>
+          </w:p>
+        </w:tc>
+        <w:tc>
+          <w:tcPr>
+            <w:tcW w:type="dxa" w:w="1304"/>
+            <w:shd w:val="clear" w:color="auto" w:fill="FFFFFF"/>
+            <w:tcBorders>
+              <w:top w:val="single" w:sz="4" w:space="0" w:color="000000"/>
+              <w:left w:val="single" w:sz="4" w:space="0" w:color="000000"/>
+              <w:bottom w:val="single" w:sz="4" w:space="0" w:color="000000"/>
+              <w:right w:val="single" w:sz="4" w:space="0" w:color="000000"/>
+            </w:tcBorders>
+            <w:vAlign w:val="center"/>
+          </w:tcPr>
+          <w:p>
+            <w:pPr>
+              <w:spacing w:before="40" w:after="40"/>
+              <w:jc w:val="left"/>
+            </w:pPr>
+            <w:r>
+              <w:rPr>
+                <w:rFonts w:ascii="Adani" w:hAnsi="Adani"/>
+                <w:b w:val="0"/>
+                <w:sz w:val="18"/>
+                <w:u w:val="none"/>
+              </w:rPr>
+              <w:t>18/06/2025</w:t>
+            </w:r>
+          </w:p>
+        </w:tc>
+      </w:tr>
+      <w:tr>
+        <w:tc>
+          <w:tcPr>
+            <w:tcW w:type="dxa" w:w="2268"/>
+            <w:shd w:val="clear" w:color="auto" w:fill="FFFFFF"/>
+            <w:tcBorders>
+              <w:top w:val="single" w:sz="4" w:space="0" w:color="000000"/>
+              <w:left w:val="single" w:sz="4" w:space="0" w:color="000000"/>
+              <w:bottom w:val="single" w:sz="4" w:space="0" w:color="000000"/>
+              <w:right w:val="single" w:sz="4" w:space="0" w:color="000000"/>
+            </w:tcBorders>
+            <w:vAlign w:val="center"/>
+          </w:tcPr>
+          <w:p>
+            <w:pPr>
+              <w:spacing w:before="40" w:after="40"/>
+              <w:jc w:val="left"/>
+            </w:pPr>
+            <w:r>
+              <w:rPr>
+                <w:rFonts w:ascii="Adani" w:hAnsi="Adani"/>
+                <w:b w:val="0"/>
+                <w:sz w:val="18"/>
+                <w:u w:val="none"/>
+              </w:rPr>
+              <w:t>U52102GJ2023PLC138863</w:t>
+            </w:r>
+          </w:p>
+        </w:tc>
+        <w:tc>
+          <w:tcPr>
+            <w:tcW w:type="dxa" w:w="4252"/>
+            <w:shd w:val="clear" w:color="auto" w:fill="FFFFFF"/>
+            <w:tcBorders>
+              <w:top w:val="single" w:sz="4" w:space="0" w:color="000000"/>
+              <w:left w:val="single" w:sz="4" w:space="0" w:color="000000"/>
+              <w:bottom w:val="single" w:sz="4" w:space="0" w:color="000000"/>
+              <w:right w:val="single" w:sz="4" w:space="0" w:color="000000"/>
+            </w:tcBorders>
+            <w:vAlign w:val="center"/>
+          </w:tcPr>
+          <w:p>
+            <w:pPr>
+              <w:spacing w:before="40" w:after="40"/>
+              <w:jc w:val="left"/>
+            </w:pPr>
+            <w:r>
+              <w:rPr>
+                <w:rFonts w:ascii="Adani" w:hAnsi="Adani"/>
+                <w:b w:val="0"/>
+                <w:sz w:val="18"/>
+                <w:u w:val="none"/>
+              </w:rPr>
+              <w:t>PU AGRI LOGISTICS LIMITED</w:t>
+            </w:r>
+          </w:p>
+        </w:tc>
+        <w:tc>
+          <w:tcPr>
+            <w:tcW w:type="dxa" w:w="1587"/>
+            <w:shd w:val="clear" w:color="auto" w:fill="FFFFFF"/>
+            <w:tcBorders>
+              <w:top w:val="single" w:sz="4" w:space="0" w:color="000000"/>
+              <w:left w:val="single" w:sz="4" w:space="0" w:color="000000"/>
+              <w:bottom w:val="single" w:sz="4" w:space="0" w:color="000000"/>
+              <w:right w:val="single" w:sz="4" w:space="0" w:color="000000"/>
+            </w:tcBorders>
+            <w:vAlign w:val="center"/>
+          </w:tcPr>
+          <w:p>
+            <w:pPr>
+              <w:spacing w:before="40" w:after="40"/>
+              <w:jc w:val="left"/>
+            </w:pPr>
+            <w:r>
+              <w:rPr>
+                <w:rFonts w:ascii="Adani" w:hAnsi="Adani"/>
+                <w:b w:val="0"/>
+                <w:sz w:val="18"/>
+                <w:u w:val="none"/>
+              </w:rPr>
+              <w:t>Director</w:t>
+            </w:r>
+          </w:p>
+        </w:tc>
+        <w:tc>
+          <w:tcPr>
+            <w:tcW w:type="dxa" w:w="1304"/>
+            <w:shd w:val="clear" w:color="auto" w:fill="FFFFFF"/>
+            <w:tcBorders>
+              <w:top w:val="single" w:sz="4" w:space="0" w:color="000000"/>
+              <w:left w:val="single" w:sz="4" w:space="0" w:color="000000"/>
+              <w:bottom w:val="single" w:sz="4" w:space="0" w:color="000000"/>
+              <w:right w:val="single" w:sz="4" w:space="0" w:color="000000"/>
+            </w:tcBorders>
+            <w:vAlign w:val="center"/>
+          </w:tcPr>
+          <w:p>
+            <w:pPr>
+              <w:spacing w:before="40" w:after="40"/>
+              <w:jc w:val="left"/>
+            </w:pPr>
+            <w:r>
+              <w:rPr>
+                <w:rFonts w:ascii="Adani" w:hAnsi="Adani"/>
+                <w:b w:val="0"/>
+                <w:sz w:val="18"/>
+                <w:u w:val="none"/>
+              </w:rPr>
+              <w:t>17/06/2025</w:t>
+            </w:r>
+          </w:p>
+        </w:tc>
+      </w:tr>
+      <w:tr>
+        <w:tc>
+          <w:tcPr>
+            <w:tcW w:type="dxa" w:w="2268"/>
+            <w:shd w:val="clear" w:color="auto" w:fill="FFFFFF"/>
+            <w:tcBorders>
+              <w:top w:val="single" w:sz="4" w:space="0" w:color="000000"/>
+              <w:left w:val="single" w:sz="4" w:space="0" w:color="000000"/>
+              <w:bottom w:val="single" w:sz="4" w:space="0" w:color="000000"/>
+              <w:right w:val="single" w:sz="4" w:space="0" w:color="000000"/>
+            </w:tcBorders>
+            <w:vAlign w:val="center"/>
+          </w:tcPr>
+          <w:p>
+            <w:pPr>
+              <w:spacing w:before="40" w:after="40"/>
+              <w:jc w:val="left"/>
+            </w:pPr>
+            <w:r>
+              <w:rPr>
+                <w:rFonts w:ascii="Adani" w:hAnsi="Adani"/>
+                <w:b w:val="0"/>
+                <w:sz w:val="18"/>
+                <w:u w:val="none"/>
+              </w:rPr>
+              <w:t>U45500GJ2022PLC136800</w:t>
+            </w:r>
+          </w:p>
+        </w:tc>
+        <w:tc>
+          <w:tcPr>
+            <w:tcW w:type="dxa" w:w="4252"/>
+            <w:shd w:val="clear" w:color="auto" w:fill="FFFFFF"/>
+            <w:tcBorders>
+              <w:top w:val="single" w:sz="4" w:space="0" w:color="000000"/>
+              <w:left w:val="single" w:sz="4" w:space="0" w:color="000000"/>
+              <w:bottom w:val="single" w:sz="4" w:space="0" w:color="000000"/>
+              <w:right w:val="single" w:sz="4" w:space="0" w:color="000000"/>
+            </w:tcBorders>
+            <w:vAlign w:val="center"/>
+          </w:tcPr>
+          <w:p>
+            <w:pPr>
+              <w:spacing w:before="40" w:after="40"/>
+              <w:jc w:val="left"/>
+            </w:pPr>
+            <w:r>
+              <w:rPr>
+                <w:rFonts w:ascii="Adani" w:hAnsi="Adani"/>
+                <w:b w:val="0"/>
+                <w:sz w:val="18"/>
+                <w:u w:val="none"/>
+              </w:rPr>
+              <w:t>ADANI AGRI LOGISTICS (SANDILA) LIMITED</w:t>
+            </w:r>
+          </w:p>
+        </w:tc>
+        <w:tc>
+          <w:tcPr>
+            <w:tcW w:type="dxa" w:w="1587"/>
+            <w:shd w:val="clear" w:color="auto" w:fill="FFFFFF"/>
+            <w:tcBorders>
+              <w:top w:val="single" w:sz="4" w:space="0" w:color="000000"/>
+              <w:left w:val="single" w:sz="4" w:space="0" w:color="000000"/>
+              <w:bottom w:val="single" w:sz="4" w:space="0" w:color="000000"/>
+              <w:right w:val="single" w:sz="4" w:space="0" w:color="000000"/>
+            </w:tcBorders>
+            <w:vAlign w:val="center"/>
+          </w:tcPr>
+          <w:p>
+            <w:pPr>
+              <w:spacing w:before="40" w:after="40"/>
+              <w:jc w:val="left"/>
+            </w:pPr>
+            <w:r>
+              <w:rPr>
+                <w:rFonts w:ascii="Adani" w:hAnsi="Adani"/>
+                <w:b w:val="0"/>
+                <w:sz w:val="18"/>
+                <w:u w:val="none"/>
+              </w:rPr>
+              <w:t>Director</w:t>
+            </w:r>
+          </w:p>
+        </w:tc>
+        <w:tc>
+          <w:tcPr>
+            <w:tcW w:type="dxa" w:w="1304"/>
+            <w:shd w:val="clear" w:color="auto" w:fill="FFFFFF"/>
+            <w:tcBorders>
+              <w:top w:val="single" w:sz="4" w:space="0" w:color="000000"/>
+              <w:left w:val="single" w:sz="4" w:space="0" w:color="000000"/>
+              <w:bottom w:val="single" w:sz="4" w:space="0" w:color="000000"/>
+              <w:right w:val="single" w:sz="4" w:space="0" w:color="000000"/>
+            </w:tcBorders>
+            <w:vAlign w:val="center"/>
+          </w:tcPr>
+          <w:p>
+            <w:pPr>
+              <w:spacing w:before="40" w:after="40"/>
+              <w:jc w:val="left"/>
+            </w:pPr>
+            <w:r>
+              <w:rPr>
+                <w:rFonts w:ascii="Adani" w:hAnsi="Adani"/>
+                <w:b w:val="0"/>
+                <w:sz w:val="18"/>
+                <w:u w:val="none"/>
+              </w:rPr>
+              <w:t>17/06/2025</w:t>
+            </w:r>
+          </w:p>
+        </w:tc>
+      </w:tr>
+      <w:tr>
+        <w:tc>
+          <w:tcPr>
+            <w:tcW w:type="dxa" w:w="2268"/>
+            <w:shd w:val="clear" w:color="auto" w:fill="FFFFFF"/>
+            <w:tcBorders>
+              <w:top w:val="single" w:sz="4" w:space="0" w:color="000000"/>
+              <w:left w:val="single" w:sz="4" w:space="0" w:color="000000"/>
+              <w:bottom w:val="single" w:sz="4" w:space="0" w:color="000000"/>
+              <w:right w:val="single" w:sz="4" w:space="0" w:color="000000"/>
+            </w:tcBorders>
+            <w:vAlign w:val="center"/>
+          </w:tcPr>
+          <w:p>
+            <w:pPr>
+              <w:spacing w:before="40" w:after="40"/>
+              <w:jc w:val="left"/>
+            </w:pPr>
+            <w:r>
+              <w:rPr>
+                <w:rFonts w:ascii="Adani" w:hAnsi="Adani"/>
+                <w:b w:val="0"/>
+                <w:sz w:val="18"/>
+                <w:u w:val="none"/>
+              </w:rPr>
+              <w:t>U52102GJ2023PLC139054</w:t>
+            </w:r>
+          </w:p>
+        </w:tc>
+        <w:tc>
+          <w:tcPr>
+            <w:tcW w:type="dxa" w:w="4252"/>
+            <w:shd w:val="clear" w:color="auto" w:fill="FFFFFF"/>
+            <w:tcBorders>
+              <w:top w:val="single" w:sz="4" w:space="0" w:color="000000"/>
+              <w:left w:val="single" w:sz="4" w:space="0" w:color="000000"/>
+              <w:bottom w:val="single" w:sz="4" w:space="0" w:color="000000"/>
+              <w:right w:val="single" w:sz="4" w:space="0" w:color="000000"/>
+            </w:tcBorders>
+            <w:vAlign w:val="center"/>
+          </w:tcPr>
+          <w:p>
+            <w:pPr>
+              <w:spacing w:before="40" w:after="40"/>
+              <w:jc w:val="left"/>
+            </w:pPr>
+            <w:r>
+              <w:rPr>
+                <w:rFonts w:ascii="Adani" w:hAnsi="Adani"/>
+                <w:b w:val="0"/>
+                <w:sz w:val="18"/>
+                <w:u w:val="none"/>
+              </w:rPr>
+              <w:t>BU AGRI LOGISTICS LIMITED</w:t>
+            </w:r>
+          </w:p>
+        </w:tc>
+        <w:tc>
+          <w:tcPr>
+            <w:tcW w:type="dxa" w:w="1587"/>
+            <w:shd w:val="clear" w:color="auto" w:fill="FFFFFF"/>
+            <w:tcBorders>
+              <w:top w:val="single" w:sz="4" w:space="0" w:color="000000"/>
+              <w:left w:val="single" w:sz="4" w:space="0" w:color="000000"/>
+              <w:bottom w:val="single" w:sz="4" w:space="0" w:color="000000"/>
+              <w:right w:val="single" w:sz="4" w:space="0" w:color="000000"/>
+            </w:tcBorders>
+            <w:vAlign w:val="center"/>
+          </w:tcPr>
+          <w:p>
+            <w:pPr>
+              <w:spacing w:before="40" w:after="40"/>
+              <w:jc w:val="left"/>
+            </w:pPr>
+            <w:r>
+              <w:rPr>
+                <w:rFonts w:ascii="Adani" w:hAnsi="Adani"/>
+                <w:b w:val="0"/>
+                <w:sz w:val="18"/>
+                <w:u w:val="none"/>
+              </w:rPr>
+              <w:t>Director</w:t>
+            </w:r>
+          </w:p>
+        </w:tc>
+        <w:tc>
+          <w:tcPr>
+            <w:tcW w:type="dxa" w:w="1304"/>
+            <w:shd w:val="clear" w:color="auto" w:fill="FFFFFF"/>
+            <w:tcBorders>
+              <w:top w:val="single" w:sz="4" w:space="0" w:color="000000"/>
+              <w:left w:val="single" w:sz="4" w:space="0" w:color="000000"/>
+              <w:bottom w:val="single" w:sz="4" w:space="0" w:color="000000"/>
+              <w:right w:val="single" w:sz="4" w:space="0" w:color="000000"/>
+            </w:tcBorders>
+            <w:vAlign w:val="center"/>
+          </w:tcPr>
+          <w:p>
+            <w:pPr>
+              <w:spacing w:before="40" w:after="40"/>
+              <w:jc w:val="left"/>
+            </w:pPr>
+            <w:r>
+              <w:rPr>
+                <w:rFonts w:ascii="Adani" w:hAnsi="Adani"/>
+                <w:b w:val="0"/>
+                <w:sz w:val="18"/>
+                <w:u w:val="none"/>
+              </w:rPr>
+              <w:t>17/06/2025</w:t>
+            </w:r>
+          </w:p>
+        </w:tc>
+      </w:tr>
+      <w:tr>
+        <w:tc>
+          <w:tcPr>
+            <w:tcW w:type="dxa" w:w="2268"/>
+            <w:shd w:val="clear" w:color="auto" w:fill="FFFFFF"/>
+            <w:tcBorders>
+              <w:top w:val="single" w:sz="4" w:space="0" w:color="000000"/>
+              <w:left w:val="single" w:sz="4" w:space="0" w:color="000000"/>
+              <w:bottom w:val="single" w:sz="4" w:space="0" w:color="000000"/>
+              <w:right w:val="single" w:sz="4" w:space="0" w:color="000000"/>
+            </w:tcBorders>
+            <w:vAlign w:val="center"/>
+          </w:tcPr>
+          <w:p>
+            <w:pPr>
+              <w:spacing w:before="40" w:after="40"/>
+              <w:jc w:val="left"/>
+            </w:pPr>
+            <w:r>
+              <w:rPr>
+                <w:rFonts w:ascii="Adani" w:hAnsi="Adani"/>
+                <w:b w:val="0"/>
+                <w:sz w:val="18"/>
+                <w:u w:val="none"/>
+              </w:rPr>
+              <w:t>U52102GJ2023PLC138915</w:t>
+            </w:r>
+          </w:p>
+        </w:tc>
+        <w:tc>
+          <w:tcPr>
+            <w:tcW w:type="dxa" w:w="4252"/>
+            <w:shd w:val="clear" w:color="auto" w:fill="FFFFFF"/>
+            <w:tcBorders>
+              <w:top w:val="single" w:sz="4" w:space="0" w:color="000000"/>
+              <w:left w:val="single" w:sz="4" w:space="0" w:color="000000"/>
+              <w:bottom w:val="single" w:sz="4" w:space="0" w:color="000000"/>
+              <w:right w:val="single" w:sz="4" w:space="0" w:color="000000"/>
+            </w:tcBorders>
+            <w:vAlign w:val="center"/>
+          </w:tcPr>
+          <w:p>
+            <w:pPr>
+              <w:spacing w:before="40" w:after="40"/>
+              <w:jc w:val="left"/>
+            </w:pPr>
+            <w:r>
+              <w:rPr>
+                <w:rFonts w:ascii="Adani" w:hAnsi="Adani"/>
+                <w:b w:val="0"/>
+                <w:sz w:val="18"/>
+                <w:u w:val="none"/>
+              </w:rPr>
+              <w:t>HM AGRI LOGISTICS LIMITED</w:t>
+            </w:r>
+          </w:p>
+        </w:tc>
+        <w:tc>
+          <w:tcPr>
+            <w:tcW w:type="dxa" w:w="1587"/>
+            <w:shd w:val="clear" w:color="auto" w:fill="FFFFFF"/>
+            <w:tcBorders>
+              <w:top w:val="single" w:sz="4" w:space="0" w:color="000000"/>
+              <w:left w:val="single" w:sz="4" w:space="0" w:color="000000"/>
+              <w:bottom w:val="single" w:sz="4" w:space="0" w:color="000000"/>
+              <w:right w:val="single" w:sz="4" w:space="0" w:color="000000"/>
+            </w:tcBorders>
+            <w:vAlign w:val="center"/>
+          </w:tcPr>
+          <w:p>
+            <w:pPr>
+              <w:spacing w:before="40" w:after="40"/>
+              <w:jc w:val="left"/>
+            </w:pPr>
+            <w:r>
+              <w:rPr>
+                <w:rFonts w:ascii="Adani" w:hAnsi="Adani"/>
+                <w:b w:val="0"/>
+                <w:sz w:val="18"/>
+                <w:u w:val="none"/>
+              </w:rPr>
+              <w:t>Director</w:t>
+            </w:r>
+          </w:p>
+        </w:tc>
+        <w:tc>
+          <w:tcPr>
+            <w:tcW w:type="dxa" w:w="1304"/>
+            <w:shd w:val="clear" w:color="auto" w:fill="FFFFFF"/>
+            <w:tcBorders>
+              <w:top w:val="single" w:sz="4" w:space="0" w:color="000000"/>
+              <w:left w:val="single" w:sz="4" w:space="0" w:color="000000"/>
+              <w:bottom w:val="single" w:sz="4" w:space="0" w:color="000000"/>
+              <w:right w:val="single" w:sz="4" w:space="0" w:color="000000"/>
+            </w:tcBorders>
+            <w:vAlign w:val="center"/>
+          </w:tcPr>
+          <w:p>
+            <w:pPr>
+              <w:spacing w:before="40" w:after="40"/>
+              <w:jc w:val="left"/>
+            </w:pPr>
+            <w:r>
+              <w:rPr>
+                <w:rFonts w:ascii="Adani" w:hAnsi="Adani"/>
+                <w:b w:val="0"/>
+                <w:sz w:val="18"/>
+                <w:u w:val="none"/>
+              </w:rPr>
+              <w:t>17/06/2025</w:t>
+            </w:r>
+          </w:p>
+        </w:tc>
+      </w:tr>
+      <w:tr>
+        <w:tc>
+          <w:tcPr>
+            <w:tcW w:type="dxa" w:w="2268"/>
+            <w:shd w:val="clear" w:color="auto" w:fill="FFFFFF"/>
+            <w:tcBorders>
+              <w:top w:val="single" w:sz="4" w:space="0" w:color="000000"/>
+              <w:left w:val="single" w:sz="4" w:space="0" w:color="000000"/>
+              <w:bottom w:val="single" w:sz="4" w:space="0" w:color="000000"/>
+              <w:right w:val="single" w:sz="4" w:space="0" w:color="000000"/>
+            </w:tcBorders>
+            <w:vAlign w:val="center"/>
+          </w:tcPr>
+          <w:p>
+            <w:pPr>
+              <w:spacing w:before="40" w:after="40"/>
+              <w:jc w:val="left"/>
+            </w:pPr>
+            <w:r>
+              <w:rPr>
+                <w:rFonts w:ascii="Adani" w:hAnsi="Adani"/>
+                <w:b w:val="0"/>
+                <w:sz w:val="18"/>
+                <w:u w:val="none"/>
+              </w:rPr>
               <w:t>U45500GJ2022PLC136899</w:t>
             </w:r>
           </w:p>
@@ -4799,7 +5341,7 @@
                 <w:sz w:val="18"/>
                 <w:u w:val="none"/>
               </w:rPr>
-              <w:t>U68200PN2024PTC228421</w:t>
+              <w:t>U45202GJ2022PLC136870</w:t>
             </w:r>
           </w:p>
         </w:tc>
@@ -4827,7 +5369,7 @@
                 <w:sz w:val="18"/>
                 <w:u w:val="none"/>
               </w:rPr>
-              <w:t>PILLSTRONG INFRA PRIVATE LIMITED</w:t>
+              <w:t>ADANI AGRI LOGISTICS (CHANDARI) LIMITED</w:t>
             </w:r>
           </w:p>
         </w:tc>
@@ -4855,7 +5397,7 @@
                 <w:sz w:val="18"/>
                 <w:u w:val="none"/>
               </w:rPr>
-              <w:t>Additional Director</w:t>
+              <w:t>Director</w:t>
             </w:r>
           </w:p>
         </w:tc>
@@ -4883,7 +5425,7 @@
                 <w:sz w:val="18"/>
                 <w:u w:val="none"/>
               </w:rPr>
-              <w:t>07/11/2024</w:t>
+              <w:t>17/06/2025</w:t>
             </w:r>
           </w:p>
         </w:tc>
@@ -4913,7 +5455,7 @@
                 <w:sz w:val="18"/>
                 <w:u w:val="none"/>
               </w:rPr>
-              <w:t>U68200GJ2024PTC173502</w:t>
+              <w:t>U45309GJ2022PLC136865</w:t>
             </w:r>
           </w:p>
         </w:tc>
@@ -4941,7 +5483,7 @@
                 <w:sz w:val="18"/>
                 <w:u w:val="none"/>
               </w:rPr>
-              <w:t>PILLSTRONG INFRA PRIVATE LIMITED</w:t>
+              <w:t>ADANI AGRI LOGISTICS KATIHAR TWO LIMITED</w:t>
             </w:r>
           </w:p>
         </w:tc>
@@ -4969,7 +5511,7 @@
                 <w:sz w:val="18"/>
                 <w:u w:val="none"/>
               </w:rPr>
-              <w:t>Additional Director</w:t>
+              <w:t>Director</w:t>
             </w:r>
           </w:p>
         </w:tc>
@@ -4997,7 +5539,7 @@
                 <w:sz w:val="18"/>
                 <w:u w:val="none"/>
               </w:rPr>
-              <w:t>07/11/2024</w:t>
+              <w:t>17/06/2025</w:t>
             </w:r>
           </w:p>
         </w:tc>
@@ -5112,804 +5654,6 @@
                 <w:u w:val="none"/>
               </w:rPr>
               <w:t>30/09/2024</w:t>
-            </w:r>
-          </w:p>
-        </w:tc>
-      </w:tr>
-      <w:tr>
-        <w:tc>
-          <w:tcPr>
-            <w:tcW w:type="dxa" w:w="2268"/>
-            <w:shd w:val="clear" w:color="auto" w:fill="FFFFFF"/>
-            <w:tcBorders>
-              <w:top w:val="single" w:sz="4" w:space="0" w:color="000000"/>
-              <w:left w:val="single" w:sz="4" w:space="0" w:color="000000"/>
-              <w:bottom w:val="single" w:sz="4" w:space="0" w:color="000000"/>
-              <w:right w:val="single" w:sz="4" w:space="0" w:color="000000"/>
-            </w:tcBorders>
-            <w:vAlign w:val="center"/>
-          </w:tcPr>
-          <w:p>
-            <w:pPr>
-              <w:spacing w:before="40" w:after="40"/>
-              <w:jc w:val="left"/>
-            </w:pPr>
-            <w:r>
-              <w:rPr>
-                <w:rFonts w:ascii="Adani" w:hAnsi="Adani"/>
-                <w:b w:val="0"/>
-                <w:sz w:val="18"/>
-                <w:u w:val="none"/>
-              </w:rPr>
-              <w:t>U52102GJ2023PLC138915</w:t>
-            </w:r>
-          </w:p>
-        </w:tc>
-        <w:tc>
-          <w:tcPr>
-            <w:tcW w:type="dxa" w:w="4252"/>
-            <w:shd w:val="clear" w:color="auto" w:fill="FFFFFF"/>
-            <w:tcBorders>
-              <w:top w:val="single" w:sz="4" w:space="0" w:color="000000"/>
-              <w:left w:val="single" w:sz="4" w:space="0" w:color="000000"/>
-              <w:bottom w:val="single" w:sz="4" w:space="0" w:color="000000"/>
-              <w:right w:val="single" w:sz="4" w:space="0" w:color="000000"/>
-            </w:tcBorders>
-            <w:vAlign w:val="center"/>
-          </w:tcPr>
-          <w:p>
-            <w:pPr>
-              <w:spacing w:before="40" w:after="40"/>
-              <w:jc w:val="left"/>
-            </w:pPr>
-            <w:r>
-              <w:rPr>
-                <w:rFonts w:ascii="Adani" w:hAnsi="Adani"/>
-                <w:b w:val="0"/>
-                <w:sz w:val="18"/>
-                <w:u w:val="none"/>
-              </w:rPr>
-              <w:t>HM AGRI LOGISTICS LIMITED</w:t>
-            </w:r>
-          </w:p>
-        </w:tc>
-        <w:tc>
-          <w:tcPr>
-            <w:tcW w:type="dxa" w:w="1587"/>
-            <w:shd w:val="clear" w:color="auto" w:fill="FFFFFF"/>
-            <w:tcBorders>
-              <w:top w:val="single" w:sz="4" w:space="0" w:color="000000"/>
-              <w:left w:val="single" w:sz="4" w:space="0" w:color="000000"/>
-              <w:bottom w:val="single" w:sz="4" w:space="0" w:color="000000"/>
-              <w:right w:val="single" w:sz="4" w:space="0" w:color="000000"/>
-            </w:tcBorders>
-            <w:vAlign w:val="center"/>
-          </w:tcPr>
-          <w:p>
-            <w:pPr>
-              <w:spacing w:before="40" w:after="40"/>
-              <w:jc w:val="left"/>
-            </w:pPr>
-            <w:r>
-              <w:rPr>
-                <w:rFonts w:ascii="Adani" w:hAnsi="Adani"/>
-                <w:b w:val="0"/>
-                <w:sz w:val="18"/>
-                <w:u w:val="none"/>
-              </w:rPr>
-              <w:t>Additional Director</w:t>
-            </w:r>
-          </w:p>
-        </w:tc>
-        <w:tc>
-          <w:tcPr>
-            <w:tcW w:type="dxa" w:w="1304"/>
-            <w:shd w:val="clear" w:color="auto" w:fill="FFFFFF"/>
-            <w:tcBorders>
-              <w:top w:val="single" w:sz="4" w:space="0" w:color="000000"/>
-              <w:left w:val="single" w:sz="4" w:space="0" w:color="000000"/>
-              <w:bottom w:val="single" w:sz="4" w:space="0" w:color="000000"/>
-              <w:right w:val="single" w:sz="4" w:space="0" w:color="000000"/>
-            </w:tcBorders>
-            <w:vAlign w:val="center"/>
-          </w:tcPr>
-          <w:p>
-            <w:pPr>
-              <w:spacing w:before="40" w:after="40"/>
-              <w:jc w:val="left"/>
-            </w:pPr>
-            <w:r>
-              <w:rPr>
-                <w:rFonts w:ascii="Adani" w:hAnsi="Adani"/>
-                <w:b w:val="0"/>
-                <w:sz w:val="18"/>
-                <w:u w:val="none"/>
-              </w:rPr>
-              <w:t>31/07/2024</w:t>
-            </w:r>
-          </w:p>
-        </w:tc>
-      </w:tr>
-      <w:tr>
-        <w:tc>
-          <w:tcPr>
-            <w:tcW w:type="dxa" w:w="2268"/>
-            <w:shd w:val="clear" w:color="auto" w:fill="FFFFFF"/>
-            <w:tcBorders>
-              <w:top w:val="single" w:sz="4" w:space="0" w:color="000000"/>
-              <w:left w:val="single" w:sz="4" w:space="0" w:color="000000"/>
-              <w:bottom w:val="single" w:sz="4" w:space="0" w:color="000000"/>
-              <w:right w:val="single" w:sz="4" w:space="0" w:color="000000"/>
-            </w:tcBorders>
-            <w:vAlign w:val="center"/>
-          </w:tcPr>
-          <w:p>
-            <w:pPr>
-              <w:spacing w:before="40" w:after="40"/>
-              <w:jc w:val="left"/>
-            </w:pPr>
-            <w:r>
-              <w:rPr>
-                <w:rFonts w:ascii="Adani" w:hAnsi="Adani"/>
-                <w:b w:val="0"/>
-                <w:sz w:val="18"/>
-                <w:u w:val="none"/>
-              </w:rPr>
-              <w:t>U45309GJ2022PLC136865</w:t>
-            </w:r>
-          </w:p>
-        </w:tc>
-        <w:tc>
-          <w:tcPr>
-            <w:tcW w:type="dxa" w:w="4252"/>
-            <w:shd w:val="clear" w:color="auto" w:fill="FFFFFF"/>
-            <w:tcBorders>
-              <w:top w:val="single" w:sz="4" w:space="0" w:color="000000"/>
-              <w:left w:val="single" w:sz="4" w:space="0" w:color="000000"/>
-              <w:bottom w:val="single" w:sz="4" w:space="0" w:color="000000"/>
-              <w:right w:val="single" w:sz="4" w:space="0" w:color="000000"/>
-            </w:tcBorders>
-            <w:vAlign w:val="center"/>
-          </w:tcPr>
-          <w:p>
-            <w:pPr>
-              <w:spacing w:before="40" w:after="40"/>
-              <w:jc w:val="left"/>
-            </w:pPr>
-            <w:r>
-              <w:rPr>
-                <w:rFonts w:ascii="Adani" w:hAnsi="Adani"/>
-                <w:b w:val="0"/>
-                <w:sz w:val="18"/>
-                <w:u w:val="none"/>
-              </w:rPr>
-              <w:t>ADANI AGRI LOGISTICS KATIHAR TWO LIMITED</w:t>
-            </w:r>
-          </w:p>
-        </w:tc>
-        <w:tc>
-          <w:tcPr>
-            <w:tcW w:type="dxa" w:w="1587"/>
-            <w:shd w:val="clear" w:color="auto" w:fill="FFFFFF"/>
-            <w:tcBorders>
-              <w:top w:val="single" w:sz="4" w:space="0" w:color="000000"/>
-              <w:left w:val="single" w:sz="4" w:space="0" w:color="000000"/>
-              <w:bottom w:val="single" w:sz="4" w:space="0" w:color="000000"/>
-              <w:right w:val="single" w:sz="4" w:space="0" w:color="000000"/>
-            </w:tcBorders>
-            <w:vAlign w:val="center"/>
-          </w:tcPr>
-          <w:p>
-            <w:pPr>
-              <w:spacing w:before="40" w:after="40"/>
-              <w:jc w:val="left"/>
-            </w:pPr>
-            <w:r>
-              <w:rPr>
-                <w:rFonts w:ascii="Adani" w:hAnsi="Adani"/>
-                <w:b w:val="0"/>
-                <w:sz w:val="18"/>
-                <w:u w:val="none"/>
-              </w:rPr>
-              <w:t>Additional Director</w:t>
-            </w:r>
-          </w:p>
-        </w:tc>
-        <w:tc>
-          <w:tcPr>
-            <w:tcW w:type="dxa" w:w="1304"/>
-            <w:shd w:val="clear" w:color="auto" w:fill="FFFFFF"/>
-            <w:tcBorders>
-              <w:top w:val="single" w:sz="4" w:space="0" w:color="000000"/>
-              <w:left w:val="single" w:sz="4" w:space="0" w:color="000000"/>
-              <w:bottom w:val="single" w:sz="4" w:space="0" w:color="000000"/>
-              <w:right w:val="single" w:sz="4" w:space="0" w:color="000000"/>
-            </w:tcBorders>
-            <w:vAlign w:val="center"/>
-          </w:tcPr>
-          <w:p>
-            <w:pPr>
-              <w:spacing w:before="40" w:after="40"/>
-              <w:jc w:val="left"/>
-            </w:pPr>
-            <w:r>
-              <w:rPr>
-                <w:rFonts w:ascii="Adani" w:hAnsi="Adani"/>
-                <w:b w:val="0"/>
-                <w:sz w:val="18"/>
-                <w:u w:val="none"/>
-              </w:rPr>
-              <w:t>31/07/2024</w:t>
-            </w:r>
-          </w:p>
-        </w:tc>
-      </w:tr>
-      <w:tr>
-        <w:tc>
-          <w:tcPr>
-            <w:tcW w:type="dxa" w:w="2268"/>
-            <w:shd w:val="clear" w:color="auto" w:fill="FFFFFF"/>
-            <w:tcBorders>
-              <w:top w:val="single" w:sz="4" w:space="0" w:color="000000"/>
-              <w:left w:val="single" w:sz="4" w:space="0" w:color="000000"/>
-              <w:bottom w:val="single" w:sz="4" w:space="0" w:color="000000"/>
-              <w:right w:val="single" w:sz="4" w:space="0" w:color="000000"/>
-            </w:tcBorders>
-            <w:vAlign w:val="center"/>
-          </w:tcPr>
-          <w:p>
-            <w:pPr>
-              <w:spacing w:before="40" w:after="40"/>
-              <w:jc w:val="left"/>
-            </w:pPr>
-            <w:r>
-              <w:rPr>
-                <w:rFonts w:ascii="Adani" w:hAnsi="Adani"/>
-                <w:b w:val="0"/>
-                <w:sz w:val="18"/>
-                <w:u w:val="none"/>
-              </w:rPr>
-              <w:t>U52102GJ2023PLC138863</w:t>
-            </w:r>
-          </w:p>
-        </w:tc>
-        <w:tc>
-          <w:tcPr>
-            <w:tcW w:type="dxa" w:w="4252"/>
-            <w:shd w:val="clear" w:color="auto" w:fill="FFFFFF"/>
-            <w:tcBorders>
-              <w:top w:val="single" w:sz="4" w:space="0" w:color="000000"/>
-              <w:left w:val="single" w:sz="4" w:space="0" w:color="000000"/>
-              <w:bottom w:val="single" w:sz="4" w:space="0" w:color="000000"/>
-              <w:right w:val="single" w:sz="4" w:space="0" w:color="000000"/>
-            </w:tcBorders>
-            <w:vAlign w:val="center"/>
-          </w:tcPr>
-          <w:p>
-            <w:pPr>
-              <w:spacing w:before="40" w:after="40"/>
-              <w:jc w:val="left"/>
-            </w:pPr>
-            <w:r>
-              <w:rPr>
-                <w:rFonts w:ascii="Adani" w:hAnsi="Adani"/>
-                <w:b w:val="0"/>
-                <w:sz w:val="18"/>
-                <w:u w:val="none"/>
-              </w:rPr>
-              <w:t>PU AGRI LOGISTICS LIMITED</w:t>
-            </w:r>
-          </w:p>
-        </w:tc>
-        <w:tc>
-          <w:tcPr>
-            <w:tcW w:type="dxa" w:w="1587"/>
-            <w:shd w:val="clear" w:color="auto" w:fill="FFFFFF"/>
-            <w:tcBorders>
-              <w:top w:val="single" w:sz="4" w:space="0" w:color="000000"/>
-              <w:left w:val="single" w:sz="4" w:space="0" w:color="000000"/>
-              <w:bottom w:val="single" w:sz="4" w:space="0" w:color="000000"/>
-              <w:right w:val="single" w:sz="4" w:space="0" w:color="000000"/>
-            </w:tcBorders>
-            <w:vAlign w:val="center"/>
-          </w:tcPr>
-          <w:p>
-            <w:pPr>
-              <w:spacing w:before="40" w:after="40"/>
-              <w:jc w:val="left"/>
-            </w:pPr>
-            <w:r>
-              <w:rPr>
-                <w:rFonts w:ascii="Adani" w:hAnsi="Adani"/>
-                <w:b w:val="0"/>
-                <w:sz w:val="18"/>
-                <w:u w:val="none"/>
-              </w:rPr>
-              <w:t>Additional Director</w:t>
-            </w:r>
-          </w:p>
-        </w:tc>
-        <w:tc>
-          <w:tcPr>
-            <w:tcW w:type="dxa" w:w="1304"/>
-            <w:shd w:val="clear" w:color="auto" w:fill="FFFFFF"/>
-            <w:tcBorders>
-              <w:top w:val="single" w:sz="4" w:space="0" w:color="000000"/>
-              <w:left w:val="single" w:sz="4" w:space="0" w:color="000000"/>
-              <w:bottom w:val="single" w:sz="4" w:space="0" w:color="000000"/>
-              <w:right w:val="single" w:sz="4" w:space="0" w:color="000000"/>
-            </w:tcBorders>
-            <w:vAlign w:val="center"/>
-          </w:tcPr>
-          <w:p>
-            <w:pPr>
-              <w:spacing w:before="40" w:after="40"/>
-              <w:jc w:val="left"/>
-            </w:pPr>
-            <w:r>
-              <w:rPr>
-                <w:rFonts w:ascii="Adani" w:hAnsi="Adani"/>
-                <w:b w:val="0"/>
-                <w:sz w:val="18"/>
-                <w:u w:val="none"/>
-              </w:rPr>
-              <w:t>31/07/2024</w:t>
-            </w:r>
-          </w:p>
-        </w:tc>
-      </w:tr>
-      <w:tr>
-        <w:tc>
-          <w:tcPr>
-            <w:tcW w:type="dxa" w:w="2268"/>
-            <w:shd w:val="clear" w:color="auto" w:fill="FFFFFF"/>
-            <w:tcBorders>
-              <w:top w:val="single" w:sz="4" w:space="0" w:color="000000"/>
-              <w:left w:val="single" w:sz="4" w:space="0" w:color="000000"/>
-              <w:bottom w:val="single" w:sz="4" w:space="0" w:color="000000"/>
-              <w:right w:val="single" w:sz="4" w:space="0" w:color="000000"/>
-            </w:tcBorders>
-            <w:vAlign w:val="center"/>
-          </w:tcPr>
-          <w:p>
-            <w:pPr>
-              <w:spacing w:before="40" w:after="40"/>
-              <w:jc w:val="left"/>
-            </w:pPr>
-            <w:r>
-              <w:rPr>
-                <w:rFonts w:ascii="Adani" w:hAnsi="Adani"/>
-                <w:b w:val="0"/>
-                <w:sz w:val="18"/>
-                <w:u w:val="none"/>
-              </w:rPr>
-              <w:t>U45500GJ2022PLC136800</w:t>
-            </w:r>
-          </w:p>
-        </w:tc>
-        <w:tc>
-          <w:tcPr>
-            <w:tcW w:type="dxa" w:w="4252"/>
-            <w:shd w:val="clear" w:color="auto" w:fill="FFFFFF"/>
-            <w:tcBorders>
-              <w:top w:val="single" w:sz="4" w:space="0" w:color="000000"/>
-              <w:left w:val="single" w:sz="4" w:space="0" w:color="000000"/>
-              <w:bottom w:val="single" w:sz="4" w:space="0" w:color="000000"/>
-              <w:right w:val="single" w:sz="4" w:space="0" w:color="000000"/>
-            </w:tcBorders>
-            <w:vAlign w:val="center"/>
-          </w:tcPr>
-          <w:p>
-            <w:pPr>
-              <w:spacing w:before="40" w:after="40"/>
-              <w:jc w:val="left"/>
-            </w:pPr>
-            <w:r>
-              <w:rPr>
-                <w:rFonts w:ascii="Adani" w:hAnsi="Adani"/>
-                <w:b w:val="0"/>
-                <w:sz w:val="18"/>
-                <w:u w:val="none"/>
-              </w:rPr>
-              <w:t>ADANI AGRI LOGISTICS (SANDILA) LIMITED</w:t>
-            </w:r>
-          </w:p>
-        </w:tc>
-        <w:tc>
-          <w:tcPr>
-            <w:tcW w:type="dxa" w:w="1587"/>
-            <w:shd w:val="clear" w:color="auto" w:fill="FFFFFF"/>
-            <w:tcBorders>
-              <w:top w:val="single" w:sz="4" w:space="0" w:color="000000"/>
-              <w:left w:val="single" w:sz="4" w:space="0" w:color="000000"/>
-              <w:bottom w:val="single" w:sz="4" w:space="0" w:color="000000"/>
-              <w:right w:val="single" w:sz="4" w:space="0" w:color="000000"/>
-            </w:tcBorders>
-            <w:vAlign w:val="center"/>
-          </w:tcPr>
-          <w:p>
-            <w:pPr>
-              <w:spacing w:before="40" w:after="40"/>
-              <w:jc w:val="left"/>
-            </w:pPr>
-            <w:r>
-              <w:rPr>
-                <w:rFonts w:ascii="Adani" w:hAnsi="Adani"/>
-                <w:b w:val="0"/>
-                <w:sz w:val="18"/>
-                <w:u w:val="none"/>
-              </w:rPr>
-              <w:t>Additional Director</w:t>
-            </w:r>
-          </w:p>
-        </w:tc>
-        <w:tc>
-          <w:tcPr>
-            <w:tcW w:type="dxa" w:w="1304"/>
-            <w:shd w:val="clear" w:color="auto" w:fill="FFFFFF"/>
-            <w:tcBorders>
-              <w:top w:val="single" w:sz="4" w:space="0" w:color="000000"/>
-              <w:left w:val="single" w:sz="4" w:space="0" w:color="000000"/>
-              <w:bottom w:val="single" w:sz="4" w:space="0" w:color="000000"/>
-              <w:right w:val="single" w:sz="4" w:space="0" w:color="000000"/>
-            </w:tcBorders>
-            <w:vAlign w:val="center"/>
-          </w:tcPr>
-          <w:p>
-            <w:pPr>
-              <w:spacing w:before="40" w:after="40"/>
-              <w:jc w:val="left"/>
-            </w:pPr>
-            <w:r>
-              <w:rPr>
-                <w:rFonts w:ascii="Adani" w:hAnsi="Adani"/>
-                <w:b w:val="0"/>
-                <w:sz w:val="18"/>
-                <w:u w:val="none"/>
-              </w:rPr>
-              <w:t>31/07/2024</w:t>
-            </w:r>
-          </w:p>
-        </w:tc>
-      </w:tr>
-      <w:tr>
-        <w:tc>
-          <w:tcPr>
-            <w:tcW w:type="dxa" w:w="2268"/>
-            <w:shd w:val="clear" w:color="auto" w:fill="FFFFFF"/>
-            <w:tcBorders>
-              <w:top w:val="single" w:sz="4" w:space="0" w:color="000000"/>
-              <w:left w:val="single" w:sz="4" w:space="0" w:color="000000"/>
-              <w:bottom w:val="single" w:sz="4" w:space="0" w:color="000000"/>
-              <w:right w:val="single" w:sz="4" w:space="0" w:color="000000"/>
-            </w:tcBorders>
-            <w:vAlign w:val="center"/>
-          </w:tcPr>
-          <w:p>
-            <w:pPr>
-              <w:spacing w:before="40" w:after="40"/>
-              <w:jc w:val="left"/>
-            </w:pPr>
-            <w:r>
-              <w:rPr>
-                <w:rFonts w:ascii="Adani" w:hAnsi="Adani"/>
-                <w:b w:val="0"/>
-                <w:sz w:val="18"/>
-                <w:u w:val="none"/>
-              </w:rPr>
-              <w:t>U63090GJ2018PLC104685</w:t>
-            </w:r>
-          </w:p>
-        </w:tc>
-        <w:tc>
-          <w:tcPr>
-            <w:tcW w:type="dxa" w:w="4252"/>
-            <w:shd w:val="clear" w:color="auto" w:fill="FFFFFF"/>
-            <w:tcBorders>
-              <w:top w:val="single" w:sz="4" w:space="0" w:color="000000"/>
-              <w:left w:val="single" w:sz="4" w:space="0" w:color="000000"/>
-              <w:bottom w:val="single" w:sz="4" w:space="0" w:color="000000"/>
-              <w:right w:val="single" w:sz="4" w:space="0" w:color="000000"/>
-            </w:tcBorders>
-            <w:vAlign w:val="center"/>
-          </w:tcPr>
-          <w:p>
-            <w:pPr>
-              <w:spacing w:before="40" w:after="40"/>
-              <w:jc w:val="left"/>
-            </w:pPr>
-            <w:r>
-              <w:rPr>
-                <w:rFonts w:ascii="Adani" w:hAnsi="Adani"/>
-                <w:b w:val="0"/>
-                <w:sz w:val="18"/>
-                <w:u w:val="none"/>
-              </w:rPr>
-              <w:t>ADANI AGRI LOGISTICS (DARBHANGA) LIMITED</w:t>
-            </w:r>
-          </w:p>
-        </w:tc>
-        <w:tc>
-          <w:tcPr>
-            <w:tcW w:type="dxa" w:w="1587"/>
-            <w:shd w:val="clear" w:color="auto" w:fill="FFFFFF"/>
-            <w:tcBorders>
-              <w:top w:val="single" w:sz="4" w:space="0" w:color="000000"/>
-              <w:left w:val="single" w:sz="4" w:space="0" w:color="000000"/>
-              <w:bottom w:val="single" w:sz="4" w:space="0" w:color="000000"/>
-              <w:right w:val="single" w:sz="4" w:space="0" w:color="000000"/>
-            </w:tcBorders>
-            <w:vAlign w:val="center"/>
-          </w:tcPr>
-          <w:p>
-            <w:pPr>
-              <w:spacing w:before="40" w:after="40"/>
-              <w:jc w:val="left"/>
-            </w:pPr>
-            <w:r>
-              <w:rPr>
-                <w:rFonts w:ascii="Adani" w:hAnsi="Adani"/>
-                <w:b w:val="0"/>
-                <w:sz w:val="18"/>
-                <w:u w:val="none"/>
-              </w:rPr>
-              <w:t>Additional Director</w:t>
-            </w:r>
-          </w:p>
-        </w:tc>
-        <w:tc>
-          <w:tcPr>
-            <w:tcW w:type="dxa" w:w="1304"/>
-            <w:shd w:val="clear" w:color="auto" w:fill="FFFFFF"/>
-            <w:tcBorders>
-              <w:top w:val="single" w:sz="4" w:space="0" w:color="000000"/>
-              <w:left w:val="single" w:sz="4" w:space="0" w:color="000000"/>
-              <w:bottom w:val="single" w:sz="4" w:space="0" w:color="000000"/>
-              <w:right w:val="single" w:sz="4" w:space="0" w:color="000000"/>
-            </w:tcBorders>
-            <w:vAlign w:val="center"/>
-          </w:tcPr>
-          <w:p>
-            <w:pPr>
-              <w:spacing w:before="40" w:after="40"/>
-              <w:jc w:val="left"/>
-            </w:pPr>
-            <w:r>
-              <w:rPr>
-                <w:rFonts w:ascii="Adani" w:hAnsi="Adani"/>
-                <w:b w:val="0"/>
-                <w:sz w:val="18"/>
-                <w:u w:val="none"/>
-              </w:rPr>
-              <w:t>31/07/2024</w:t>
-            </w:r>
-          </w:p>
-        </w:tc>
-      </w:tr>
-      <w:tr>
-        <w:tc>
-          <w:tcPr>
-            <w:tcW w:type="dxa" w:w="2268"/>
-            <w:shd w:val="clear" w:color="auto" w:fill="FFFFFF"/>
-            <w:tcBorders>
-              <w:top w:val="single" w:sz="4" w:space="0" w:color="000000"/>
-              <w:left w:val="single" w:sz="4" w:space="0" w:color="000000"/>
-              <w:bottom w:val="single" w:sz="4" w:space="0" w:color="000000"/>
-              <w:right w:val="single" w:sz="4" w:space="0" w:color="000000"/>
-            </w:tcBorders>
-            <w:vAlign w:val="center"/>
-          </w:tcPr>
-          <w:p>
-            <w:pPr>
-              <w:spacing w:before="40" w:after="40"/>
-              <w:jc w:val="left"/>
-            </w:pPr>
-            <w:r>
-              <w:rPr>
-                <w:rFonts w:ascii="Adani" w:hAnsi="Adani"/>
-                <w:b w:val="0"/>
-                <w:sz w:val="18"/>
-                <w:u w:val="none"/>
-              </w:rPr>
-              <w:t>U45202GJ2022PLC136870</w:t>
-            </w:r>
-          </w:p>
-        </w:tc>
-        <w:tc>
-          <w:tcPr>
-            <w:tcW w:type="dxa" w:w="4252"/>
-            <w:shd w:val="clear" w:color="auto" w:fill="FFFFFF"/>
-            <w:tcBorders>
-              <w:top w:val="single" w:sz="4" w:space="0" w:color="000000"/>
-              <w:left w:val="single" w:sz="4" w:space="0" w:color="000000"/>
-              <w:bottom w:val="single" w:sz="4" w:space="0" w:color="000000"/>
-              <w:right w:val="single" w:sz="4" w:space="0" w:color="000000"/>
-            </w:tcBorders>
-            <w:vAlign w:val="center"/>
-          </w:tcPr>
-          <w:p>
-            <w:pPr>
-              <w:spacing w:before="40" w:after="40"/>
-              <w:jc w:val="left"/>
-            </w:pPr>
-            <w:r>
-              <w:rPr>
-                <w:rFonts w:ascii="Adani" w:hAnsi="Adani"/>
-                <w:b w:val="0"/>
-                <w:sz w:val="18"/>
-                <w:u w:val="none"/>
-              </w:rPr>
-              <w:t>ADANI AGRI LOGISTICS (CHANDARI) LIMITED</w:t>
-            </w:r>
-          </w:p>
-        </w:tc>
-        <w:tc>
-          <w:tcPr>
-            <w:tcW w:type="dxa" w:w="1587"/>
-            <w:shd w:val="clear" w:color="auto" w:fill="FFFFFF"/>
-            <w:tcBorders>
-              <w:top w:val="single" w:sz="4" w:space="0" w:color="000000"/>
-              <w:left w:val="single" w:sz="4" w:space="0" w:color="000000"/>
-              <w:bottom w:val="single" w:sz="4" w:space="0" w:color="000000"/>
-              <w:right w:val="single" w:sz="4" w:space="0" w:color="000000"/>
-            </w:tcBorders>
-            <w:vAlign w:val="center"/>
-          </w:tcPr>
-          <w:p>
-            <w:pPr>
-              <w:spacing w:before="40" w:after="40"/>
-              <w:jc w:val="left"/>
-            </w:pPr>
-            <w:r>
-              <w:rPr>
-                <w:rFonts w:ascii="Adani" w:hAnsi="Adani"/>
-                <w:b w:val="0"/>
-                <w:sz w:val="18"/>
-                <w:u w:val="none"/>
-              </w:rPr>
-              <w:t>Additional Director</w:t>
-            </w:r>
-          </w:p>
-        </w:tc>
-        <w:tc>
-          <w:tcPr>
-            <w:tcW w:type="dxa" w:w="1304"/>
-            <w:shd w:val="clear" w:color="auto" w:fill="FFFFFF"/>
-            <w:tcBorders>
-              <w:top w:val="single" w:sz="4" w:space="0" w:color="000000"/>
-              <w:left w:val="single" w:sz="4" w:space="0" w:color="000000"/>
-              <w:bottom w:val="single" w:sz="4" w:space="0" w:color="000000"/>
-              <w:right w:val="single" w:sz="4" w:space="0" w:color="000000"/>
-            </w:tcBorders>
-            <w:vAlign w:val="center"/>
-          </w:tcPr>
-          <w:p>
-            <w:pPr>
-              <w:spacing w:before="40" w:after="40"/>
-              <w:jc w:val="left"/>
-            </w:pPr>
-            <w:r>
-              <w:rPr>
-                <w:rFonts w:ascii="Adani" w:hAnsi="Adani"/>
-                <w:b w:val="0"/>
-                <w:sz w:val="18"/>
-                <w:u w:val="none"/>
-              </w:rPr>
-              <w:t>31/07/2024</w:t>
-            </w:r>
-          </w:p>
-        </w:tc>
-      </w:tr>
-      <w:tr>
-        <w:tc>
-          <w:tcPr>
-            <w:tcW w:type="dxa" w:w="2268"/>
-            <w:shd w:val="clear" w:color="auto" w:fill="FFFFFF"/>
-            <w:tcBorders>
-              <w:top w:val="single" w:sz="4" w:space="0" w:color="000000"/>
-              <w:left w:val="single" w:sz="4" w:space="0" w:color="000000"/>
-              <w:bottom w:val="single" w:sz="4" w:space="0" w:color="000000"/>
-              <w:right w:val="single" w:sz="4" w:space="0" w:color="000000"/>
-            </w:tcBorders>
-            <w:vAlign w:val="center"/>
-          </w:tcPr>
-          <w:p>
-            <w:pPr>
-              <w:spacing w:before="40" w:after="40"/>
-              <w:jc w:val="left"/>
-            </w:pPr>
-            <w:r>
-              <w:rPr>
-                <w:rFonts w:ascii="Adani" w:hAnsi="Adani"/>
-                <w:b w:val="0"/>
-                <w:sz w:val="18"/>
-                <w:u w:val="none"/>
-              </w:rPr>
-              <w:t>U52102GJ2023PLC139054</w:t>
-            </w:r>
-          </w:p>
-        </w:tc>
-        <w:tc>
-          <w:tcPr>
-            <w:tcW w:type="dxa" w:w="4252"/>
-            <w:shd w:val="clear" w:color="auto" w:fill="FFFFFF"/>
-            <w:tcBorders>
-              <w:top w:val="single" w:sz="4" w:space="0" w:color="000000"/>
-              <w:left w:val="single" w:sz="4" w:space="0" w:color="000000"/>
-              <w:bottom w:val="single" w:sz="4" w:space="0" w:color="000000"/>
-              <w:right w:val="single" w:sz="4" w:space="0" w:color="000000"/>
-            </w:tcBorders>
-            <w:vAlign w:val="center"/>
-          </w:tcPr>
-          <w:p>
-            <w:pPr>
-              <w:spacing w:before="40" w:after="40"/>
-              <w:jc w:val="left"/>
-            </w:pPr>
-            <w:r>
-              <w:rPr>
-                <w:rFonts w:ascii="Adani" w:hAnsi="Adani"/>
-                <w:b w:val="0"/>
-                <w:sz w:val="18"/>
-                <w:u w:val="none"/>
-              </w:rPr>
-              <w:t>BU AGRI LOGISTICS LIMITED</w:t>
-            </w:r>
-          </w:p>
-        </w:tc>
-        <w:tc>
-          <w:tcPr>
-            <w:tcW w:type="dxa" w:w="1587"/>
-            <w:shd w:val="clear" w:color="auto" w:fill="FFFFFF"/>
-            <w:tcBorders>
-              <w:top w:val="single" w:sz="4" w:space="0" w:color="000000"/>
-              <w:left w:val="single" w:sz="4" w:space="0" w:color="000000"/>
-              <w:bottom w:val="single" w:sz="4" w:space="0" w:color="000000"/>
-              <w:right w:val="single" w:sz="4" w:space="0" w:color="000000"/>
-            </w:tcBorders>
-            <w:vAlign w:val="center"/>
-          </w:tcPr>
-          <w:p>
-            <w:pPr>
-              <w:spacing w:before="40" w:after="40"/>
-              <w:jc w:val="left"/>
-            </w:pPr>
-            <w:r>
-              <w:rPr>
-                <w:rFonts w:ascii="Adani" w:hAnsi="Adani"/>
-                <w:b w:val="0"/>
-                <w:sz w:val="18"/>
-                <w:u w:val="none"/>
-              </w:rPr>
-              <w:t>Additional Director</w:t>
-            </w:r>
-          </w:p>
-        </w:tc>
-        <w:tc>
-          <w:tcPr>
-            <w:tcW w:type="dxa" w:w="1304"/>
-            <w:shd w:val="clear" w:color="auto" w:fill="FFFFFF"/>
-            <w:tcBorders>
-              <w:top w:val="single" w:sz="4" w:space="0" w:color="000000"/>
-              <w:left w:val="single" w:sz="4" w:space="0" w:color="000000"/>
-              <w:bottom w:val="single" w:sz="4" w:space="0" w:color="000000"/>
-              <w:right w:val="single" w:sz="4" w:space="0" w:color="000000"/>
-            </w:tcBorders>
-            <w:vAlign w:val="center"/>
-          </w:tcPr>
-          <w:p>
-            <w:pPr>
-              <w:spacing w:before="40" w:after="40"/>
-              <w:jc w:val="left"/>
-            </w:pPr>
-            <w:r>
-              <w:rPr>
-                <w:rFonts w:ascii="Adani" w:hAnsi="Adani"/>
-                <w:b w:val="0"/>
-                <w:sz w:val="18"/>
-                <w:u w:val="none"/>
-              </w:rPr>
-              <w:t>31/07/2024</w:t>
             </w:r>
           </w:p>
         </w:tc>
